--- a/src/statics/documents/小区管理规约.docx
+++ b/src/statics/documents/小区管理规约.docx
@@ -6,17 +6,17 @@
       <w:pPr>
         <w:spacing w:before="156" w:beforeLines="50" w:after="156" w:afterLines="50" w:line="620" w:lineRule="exact"/>
         <w:rPr>
-          <w:rFonts w:ascii="黑体" w:hAnsi="黑体" w:eastAsia="黑体" w:cs="Times New Roman"/>
-          <w:sz w:val="32"/>
-          <w:szCs w:val="32"/>
-        </w:rPr>
-      </w:pPr>
-    </w:p>
-    <w:p>
-      <w:pPr>
-        <w:spacing w:line="620" w:lineRule="exact"/>
-        <w:rPr>
-          <w:rFonts w:ascii="黑体" w:hAnsi="黑体" w:eastAsia="黑体" w:cs="Times New Roman"/>
+          <w:rFonts w:ascii="SimHei" w:hAnsi="SimHei" w:eastAsia="SimHei" w:cs="Times New Roman"/>
+          <w:sz w:val="32"/>
+          <w:szCs w:val="32"/>
+        </w:rPr>
+      </w:pPr>
+    </w:p>
+    <w:p>
+      <w:pPr>
+        <w:spacing w:line="620" w:lineRule="exact"/>
+        <w:rPr>
+          <w:rFonts w:ascii="SimHei" w:hAnsi="SimHei" w:eastAsia="SimHei" w:cs="Times New Roman"/>
           <w:b/>
           <w:bCs/>
           <w:sz w:val="44"/>
@@ -67,7 +67,7 @@
       <w:pPr>
         <w:spacing w:line="620" w:lineRule="exact"/>
         <w:rPr>
-          <w:rFonts w:ascii="黑体" w:hAnsi="黑体" w:eastAsia="黑体" w:cs="Times New Roman"/>
+          <w:rFonts w:ascii="SimHei" w:hAnsi="SimHei" w:eastAsia="SimHei" w:cs="Times New Roman"/>
           <w:b/>
           <w:bCs/>
           <w:sz w:val="44"/>
@@ -89,7 +89,7 @@
     </w:p>
     <w:p>
       <w:pPr>
-        <w:pStyle w:val="11"/>
+        <w:pStyle w:val="2"/>
         <w:spacing w:before="156" w:beforeLines="50" w:after="156" w:afterLines="50" w:line="620" w:lineRule="exact"/>
         <w:ind w:firstLine="640" w:firstLineChars="200"/>
         <w:rPr>
@@ -99,7 +99,7 @@
     </w:p>
     <w:p>
       <w:pPr>
-        <w:pStyle w:val="11"/>
+        <w:pStyle w:val="2"/>
         <w:spacing w:before="156" w:beforeLines="50" w:after="156" w:afterLines="50" w:line="620" w:lineRule="exact"/>
         <w:ind w:firstLine="640" w:firstLineChars="200"/>
         <w:rPr>
@@ -109,12 +109,12 @@
     </w:p>
     <w:p>
       <w:pPr>
-        <w:pStyle w:val="11"/>
+        <w:pStyle w:val="2"/>
         <w:spacing w:before="156" w:beforeLines="50" w:after="156" w:afterLines="50" w:line="620" w:lineRule="exact"/>
         <w:ind w:firstLine="0"/>
         <w:jc w:val="center"/>
         <w:rPr>
-          <w:rFonts w:ascii="黑体" w:hAnsi="黑体" w:eastAsia="黑体" w:cs="黑体"/>
+          <w:rFonts w:ascii="SimHei" w:hAnsi="SimHei" w:eastAsia="SimHei" w:cs="SimHei"/>
         </w:rPr>
       </w:pPr>
       <w:r>
@@ -125,7 +125,7 @@
       </w:r>
       <w:r>
         <w:rPr>
-          <w:rFonts w:hint="eastAsia" w:ascii="黑体" w:hAnsi="黑体" w:eastAsia="黑体" w:cs="黑体"/>
+          <w:rFonts w:hint="eastAsia" w:ascii="SimHei" w:hAnsi="SimHei" w:eastAsia="SimHei" w:cs="SimHei"/>
         </w:rPr>
         <w:t>第一章  总  则</w:t>
       </w:r>
@@ -153,7 +153,7 @@
       </w:pPr>
       <w:r>
         <w:rPr>
-          <w:rFonts w:hint="eastAsia" w:ascii="黑体" w:hAnsi="黑体" w:eastAsia="黑体" w:cs="黑体"/>
+          <w:rFonts w:hint="eastAsia" w:ascii="SimHei" w:hAnsi="SimHei" w:eastAsia="SimHei" w:cs="SimHei"/>
           <w:sz w:val="32"/>
           <w:szCs w:val="32"/>
         </w:rPr>
@@ -188,7 +188,7 @@
       </w:pPr>
       <w:r>
         <w:rPr>
-          <w:rFonts w:hint="eastAsia" w:ascii="黑体" w:hAnsi="黑体" w:eastAsia="黑体" w:cs="黑体"/>
+          <w:rFonts w:hint="eastAsia" w:ascii="SimHei" w:hAnsi="SimHei" w:eastAsia="SimHei" w:cs="SimHei"/>
           <w:sz w:val="32"/>
           <w:szCs w:val="32"/>
         </w:rPr>
@@ -208,7 +208,24 @@
           <w:sz w:val="32"/>
           <w:szCs w:val="32"/>
         </w:rPr>
-        <w:t>本规约由业主大会会议表决通过，对本物业管理区域内全体业主、物业使用人均具有约束力，全体业主、物业使用人须自觉遵守。</w:t>
+        <w:t>本规约由业主大会</w:t>
+      </w:r>
+      <w:r>
+        <w:rPr>
+          <w:rFonts w:hint="eastAsia" w:ascii="仿宋_GB2312" w:hAnsi="仿宋_GB2312" w:eastAsia="仿宋_GB2312" w:cs="仿宋_GB2312"/>
+          <w:sz w:val="32"/>
+          <w:szCs w:val="32"/>
+          <w:lang w:val="en-US" w:eastAsia="zh-CN"/>
+        </w:rPr>
+        <w:t>筹备委员会在政府主管部门指导下制定</w:t>
+      </w:r>
+      <w:r>
+        <w:rPr>
+          <w:rFonts w:hint="eastAsia" w:ascii="仿宋_GB2312" w:hAnsi="仿宋_GB2312" w:eastAsia="仿宋_GB2312" w:cs="仿宋_GB2312"/>
+          <w:sz w:val="32"/>
+          <w:szCs w:val="32"/>
+        </w:rPr>
+        <w:t>，对本物业管理区域内全体业主、物业使用人均具有约束力，全体业主、物业使用人须自觉遵守。</w:t>
       </w:r>
     </w:p>
     <w:p>
@@ -279,7 +296,7 @@
       </w:pPr>
       <w:r>
         <w:rPr>
-          <w:rFonts w:hint="eastAsia" w:ascii="黑体" w:hAnsi="黑体" w:eastAsia="黑体" w:cs="黑体"/>
+          <w:rFonts w:hint="eastAsia" w:ascii="SimHei" w:hAnsi="SimHei" w:eastAsia="SimHei" w:cs="SimHei"/>
           <w:sz w:val="32"/>
           <w:szCs w:val="32"/>
         </w:rPr>
@@ -505,7 +522,7 @@
       </w:pPr>
       <w:r>
         <w:rPr>
-          <w:rFonts w:hint="eastAsia" w:ascii="黑体" w:hAnsi="黑体" w:eastAsia="黑体" w:cs="黑体"/>
+          <w:rFonts w:hint="eastAsia" w:ascii="SimHei" w:hAnsi="SimHei" w:eastAsia="SimHei" w:cs="SimHei"/>
           <w:sz w:val="32"/>
           <w:szCs w:val="32"/>
         </w:rPr>
@@ -726,7 +743,7 @@
       </w:pPr>
       <w:r>
         <w:rPr>
-          <w:rFonts w:hint="eastAsia" w:ascii="黑体" w:hAnsi="黑体" w:eastAsia="黑体" w:cs="黑体"/>
+          <w:rFonts w:hint="eastAsia" w:ascii="SimHei" w:hAnsi="SimHei" w:eastAsia="SimHei" w:cs="SimHei"/>
           <w:sz w:val="32"/>
           <w:szCs w:val="32"/>
         </w:rPr>
@@ -751,7 +768,7 @@
     </w:p>
     <w:p>
       <w:pPr>
-        <w:pStyle w:val="11"/>
+        <w:pStyle w:val="2"/>
         <w:spacing w:line="620" w:lineRule="exact"/>
         <w:rPr>
           <w:rFonts w:ascii="仿宋_GB2312" w:hAnsi="仿宋_GB2312" w:eastAsia="仿宋_GB2312" w:cs="Times New Roman"/>
@@ -764,14 +781,14 @@
         <w:spacing w:line="620" w:lineRule="exact"/>
         <w:jc w:val="center"/>
         <w:rPr>
-          <w:rFonts w:ascii="黑体" w:hAnsi="黑体" w:eastAsia="黑体" w:cs="黑体"/>
-          <w:sz w:val="32"/>
-          <w:szCs w:val="32"/>
-        </w:rPr>
-      </w:pPr>
-      <w:r>
-        <w:rPr>
-          <w:rFonts w:hint="eastAsia" w:ascii="黑体" w:hAnsi="黑体" w:eastAsia="黑体" w:cs="黑体"/>
+          <w:rFonts w:ascii="SimHei" w:hAnsi="SimHei" w:eastAsia="SimHei" w:cs="SimHei"/>
+          <w:sz w:val="32"/>
+          <w:szCs w:val="32"/>
+        </w:rPr>
+      </w:pPr>
+      <w:r>
+        <w:rPr>
+          <w:rFonts w:hint="eastAsia" w:ascii="SimHei" w:hAnsi="SimHei" w:eastAsia="SimHei" w:cs="SimHei"/>
           <w:sz w:val="32"/>
           <w:szCs w:val="32"/>
         </w:rPr>
@@ -780,7 +797,7 @@
     </w:p>
     <w:p>
       <w:pPr>
-        <w:pStyle w:val="11"/>
+        <w:pStyle w:val="2"/>
         <w:rPr>
           <w:rFonts w:cs="Times New Roman"/>
         </w:rPr>
@@ -798,7 +815,7 @@
       </w:pPr>
       <w:r>
         <w:rPr>
-          <w:rFonts w:hint="eastAsia" w:ascii="黑体" w:hAnsi="黑体" w:eastAsia="黑体" w:cs="黑体"/>
+          <w:rFonts w:hint="eastAsia" w:ascii="SimHei" w:hAnsi="SimHei" w:eastAsia="SimHei" w:cs="SimHei"/>
           <w:sz w:val="32"/>
           <w:szCs w:val="32"/>
         </w:rPr>
@@ -807,7 +824,7 @@
       <w:bookmarkStart w:id="2" w:name="_Hlk23866898"/>
       <w:r>
         <w:rPr>
-          <w:rFonts w:hint="eastAsia" w:ascii="黑体" w:hAnsi="黑体" w:eastAsia="黑体" w:cs="黑体"/>
+          <w:rFonts w:hint="eastAsia" w:ascii="SimHei" w:hAnsi="SimHei" w:eastAsia="SimHei" w:cs="SimHei"/>
           <w:sz w:val="32"/>
           <w:szCs w:val="32"/>
         </w:rPr>
@@ -832,7 +849,7 @@
     </w:p>
     <w:p>
       <w:pPr>
-        <w:pStyle w:val="3"/>
+        <w:pStyle w:val="7"/>
         <w:overflowPunct w:val="0"/>
         <w:spacing w:line="620" w:lineRule="exact"/>
         <w:ind w:firstLine="640" w:firstLineChars="200"/>
@@ -866,9 +883,9 @@
           <w:sz w:val="32"/>
           <w:szCs w:val="32"/>
           <w:u w:val="single"/>
-          <w:lang w:val="en-US"/>
-        </w:rPr>
-        <w:t xml:space="preserve">                                      </w:t>
+          <w:lang w:val="en-US" w:eastAsia="zh-CN"/>
+        </w:rPr>
+        <w:t>碧桂园江山名筑</w:t>
       </w:r>
       <w:r>
         <w:rPr>
@@ -881,7 +898,7 @@
     </w:p>
     <w:p>
       <w:pPr>
-        <w:pStyle w:val="3"/>
+        <w:pStyle w:val="7"/>
         <w:overflowPunct w:val="0"/>
         <w:autoSpaceDE w:val="0"/>
         <w:autoSpaceDN w:val="0"/>
@@ -902,17 +919,17 @@
         </w:rPr>
         <w:t>（二）坐落位置：</w:t>
       </w:r>
+      <w:bookmarkStart w:id="14" w:name="_GoBack"/>
+      <w:bookmarkEnd w:id="14"/>
       <w:bookmarkStart w:id="4" w:name="_Hlk15477411"/>
       <w:r>
         <w:rPr>
-          <w:rFonts w:hint="eastAsia" w:ascii="仿宋_GB2312" w:hAnsi="仿宋_GB2312" w:eastAsia="仿宋_GB2312" w:cs="Times New Roman"/>
-          <w:kern w:val="0"/>
-          <w:sz w:val="32"/>
-          <w:szCs w:val="32"/>
-          <w:u w:val="single"/>
-          <w:lang w:val="en-US"/>
-        </w:rPr>
-        <w:t xml:space="preserve">                                  </w:t>
+          <w:rFonts w:hint="eastAsia" w:ascii="仿宋_GB2312" w:hAnsi="仿宋_GB2312" w:eastAsia="仿宋_GB2312" w:cs="仿宋_GB2312"/>
+          <w:sz w:val="32"/>
+          <w:szCs w:val="32"/>
+          <w:lang w:val="en-US" w:eastAsia="zh-CN"/>
+        </w:rPr>
+        <w:t>长春市双阳区站前街以南，丙二十路（华泰路）以东</w:t>
       </w:r>
       <w:r>
         <w:rPr>
@@ -926,7 +943,7 @@
     </w:p>
     <w:p>
       <w:pPr>
-        <w:pStyle w:val="3"/>
+        <w:pStyle w:val="7"/>
         <w:overflowPunct w:val="0"/>
         <w:autoSpaceDE w:val="0"/>
         <w:autoSpaceDN w:val="0"/>
@@ -954,9 +971,9 @@
           <w:sz w:val="32"/>
           <w:szCs w:val="32"/>
           <w:u w:val="single"/>
-          <w:lang w:val="en-US"/>
-        </w:rPr>
-        <w:t xml:space="preserve">                             </w:t>
+          <w:lang w:val="en-US" w:eastAsia="zh-CN"/>
+        </w:rPr>
+        <w:t>80759.98平方米</w:t>
       </w:r>
       <w:r>
         <w:rPr>
@@ -991,8 +1008,9 @@
           <w:sz w:val="32"/>
           <w:szCs w:val="32"/>
           <w:u w:val="single"/>
-        </w:rPr>
-        <w:t xml:space="preserve">                                    </w:t>
+          <w:lang w:val="en-US" w:eastAsia="zh-CN"/>
+        </w:rPr>
+        <w:t>纯居住普通住宅小区</w:t>
       </w:r>
       <w:r>
         <w:rPr>
@@ -1028,7 +1046,17 @@
           <w:szCs w:val="32"/>
           <w:u w:val="single"/>
         </w:rPr>
-        <w:t xml:space="preserve">                                  </w:t>
+        <w:t xml:space="preserve"> </w:t>
+      </w:r>
+      <w:r>
+        <w:rPr>
+          <w:rFonts w:hint="eastAsia" w:ascii="仿宋_GB2312" w:hAnsi="仿宋_GB2312" w:eastAsia="仿宋_GB2312" w:cs="Times New Roman"/>
+          <w:sz w:val="32"/>
+          <w:szCs w:val="32"/>
+          <w:u w:val="single"/>
+          <w:lang w:val="en-US" w:eastAsia="zh-CN"/>
+        </w:rPr>
+        <w:t>GB00787</w:t>
       </w:r>
       <w:r>
         <w:rPr>
@@ -1060,24 +1088,56 @@
     </w:p>
     <w:p>
       <w:pPr>
-        <w:pStyle w:val="3"/>
+        <w:pStyle w:val="7"/>
         <w:overflowPunct w:val="0"/>
-        <w:spacing w:line="620" w:lineRule="exact"/>
-        <w:ind w:firstLine="640" w:firstLineChars="200"/>
-        <w:rPr>
-          <w:rFonts w:ascii="仿宋_GB2312" w:hAnsi="仿宋_GB2312" w:eastAsia="仿宋_GB2312" w:cs="Times New Roman"/>
+        <w:spacing w:before="0" w:line="620" w:lineRule="exact"/>
+        <w:ind w:firstLine="640" w:firstLineChars="200"/>
+        <w:rPr>
+          <w:rFonts w:hint="default" w:ascii="仿宋_GB2312" w:hAnsi="仿宋_GB2312" w:eastAsia="仿宋_GB2312" w:cs="Times New Roman"/>
           <w:sz w:val="32"/>
           <w:szCs w:val="32"/>
           <w:u w:val="single"/>
-        </w:rPr>
-      </w:pPr>
-      <w:r>
-        <w:rPr>
-          <w:rFonts w:hint="eastAsia" w:ascii="仿宋_GB2312" w:hAnsi="仿宋_GB2312" w:eastAsia="仿宋_GB2312" w:cs="仿宋_GB2312"/>
-          <w:sz w:val="32"/>
-          <w:szCs w:val="32"/>
-        </w:rPr>
-        <w:t>东至：</w:t>
+          <w:lang w:val="en-US" w:eastAsia="zh-CN"/>
+        </w:rPr>
+      </w:pPr>
+      <w:r>
+        <w:rPr>
+          <w:rFonts w:hint="eastAsia" w:ascii="仿宋_GB2312" w:hAnsi="仿宋_GB2312" w:eastAsia="仿宋_GB2312" w:cs="仿宋_GB2312"/>
+          <w:sz w:val="32"/>
+          <w:szCs w:val="32"/>
+        </w:rPr>
+        <w:t>东至</w:t>
+      </w:r>
+      <w:r>
+        <w:rPr>
+          <w:rFonts w:hint="eastAsia" w:ascii="仿宋_GB2312" w:hAnsi="仿宋_GB2312" w:eastAsia="仿宋_GB2312" w:cs="仿宋_GB2312"/>
+          <w:sz w:val="32"/>
+          <w:szCs w:val="32"/>
+          <w:lang w:val="en-US" w:eastAsia="zh-CN"/>
+        </w:rPr>
+        <w:t>: 贺山路</w:t>
+      </w:r>
+    </w:p>
+    <w:p>
+      <w:pPr>
+        <w:pStyle w:val="7"/>
+        <w:overflowPunct w:val="0"/>
+        <w:spacing w:before="0" w:line="620" w:lineRule="exact"/>
+        <w:ind w:firstLine="640" w:firstLineChars="200"/>
+        <w:rPr>
+          <w:rFonts w:ascii="仿宋_GB2312" w:hAnsi="仿宋_GB2312" w:eastAsia="仿宋_GB2312" w:cs="Times New Roman"/>
+          <w:sz w:val="32"/>
+          <w:szCs w:val="32"/>
+          <w:u w:val="single"/>
+        </w:rPr>
+      </w:pPr>
+      <w:r>
+        <w:rPr>
+          <w:rFonts w:hint="eastAsia" w:ascii="仿宋_GB2312" w:hAnsi="仿宋_GB2312" w:eastAsia="仿宋_GB2312" w:cs="仿宋_GB2312"/>
+          <w:sz w:val="32"/>
+          <w:szCs w:val="32"/>
+        </w:rPr>
+        <w:t>南至：</w:t>
       </w:r>
       <w:r>
         <w:rPr>
@@ -1085,9 +1145,41 @@
           <w:sz w:val="32"/>
           <w:szCs w:val="32"/>
           <w:u w:val="single"/>
-          <w:lang w:val="en-US"/>
-        </w:rPr>
-        <w:t xml:space="preserve">                                             </w:t>
+          <w:lang w:val="en-US" w:eastAsia="zh-CN"/>
+        </w:rPr>
+        <w:t>虹桥北街</w:t>
+      </w:r>
+    </w:p>
+    <w:p>
+      <w:pPr>
+        <w:pStyle w:val="7"/>
+        <w:overflowPunct w:val="0"/>
+        <w:spacing w:before="0" w:line="620" w:lineRule="exact"/>
+        <w:ind w:firstLine="640" w:firstLineChars="200"/>
+        <w:rPr>
+          <w:rFonts w:ascii="仿宋_GB2312" w:hAnsi="仿宋_GB2312" w:eastAsia="仿宋_GB2312" w:cs="Times New Roman"/>
+          <w:sz w:val="32"/>
+          <w:szCs w:val="32"/>
+          <w:u w:val="single"/>
+        </w:rPr>
+      </w:pPr>
+      <w:r>
+        <w:rPr>
+          <w:rFonts w:hint="eastAsia" w:ascii="仿宋_GB2312" w:hAnsi="仿宋_GB2312" w:eastAsia="仿宋_GB2312" w:cs="仿宋_GB2312"/>
+          <w:sz w:val="32"/>
+          <w:szCs w:val="32"/>
+        </w:rPr>
+        <w:t>西至：</w:t>
+      </w:r>
+      <w:r>
+        <w:rPr>
+          <w:rFonts w:hint="eastAsia" w:ascii="仿宋_GB2312" w:hAnsi="仿宋_GB2312" w:eastAsia="仿宋_GB2312" w:cs="Times New Roman"/>
+          <w:sz w:val="32"/>
+          <w:szCs w:val="32"/>
+          <w:u w:val="single"/>
+          <w:lang w:val="en-US" w:eastAsia="zh-CN"/>
+        </w:rPr>
+        <w:t>华泰路</w:t>
       </w:r>
       <w:r>
         <w:rPr>
@@ -1100,9 +1192,9 @@
     </w:p>
     <w:p>
       <w:pPr>
-        <w:pStyle w:val="3"/>
+        <w:pStyle w:val="7"/>
         <w:overflowPunct w:val="0"/>
-        <w:spacing w:line="620" w:lineRule="exact"/>
+        <w:spacing w:before="0" w:line="620" w:lineRule="exact"/>
         <w:ind w:firstLine="640" w:firstLineChars="200"/>
         <w:rPr>
           <w:rFonts w:ascii="仿宋_GB2312" w:hAnsi="仿宋_GB2312" w:eastAsia="仿宋_GB2312" w:cs="Times New Roman"/>
@@ -1117,7 +1209,7 @@
           <w:sz w:val="32"/>
           <w:szCs w:val="32"/>
         </w:rPr>
-        <w:t>南至：</w:t>
+        <w:t>北至：</w:t>
       </w:r>
       <w:r>
         <w:rPr>
@@ -1125,97 +1217,17 @@
           <w:sz w:val="32"/>
           <w:szCs w:val="32"/>
           <w:u w:val="single"/>
-          <w:lang w:val="en-US"/>
-        </w:rPr>
-        <w:t xml:space="preserve">                                            </w:t>
-      </w:r>
-      <w:r>
-        <w:rPr>
-          <w:rFonts w:hint="eastAsia" w:ascii="仿宋_GB2312" w:hAnsi="仿宋_GB2312" w:eastAsia="仿宋_GB2312" w:cs="仿宋_GB2312"/>
-          <w:sz w:val="32"/>
-          <w:szCs w:val="32"/>
-        </w:rPr>
-        <w:t>；</w:t>
-      </w:r>
-    </w:p>
-    <w:p>
-      <w:pPr>
-        <w:pStyle w:val="3"/>
-        <w:overflowPunct w:val="0"/>
-        <w:spacing w:line="620" w:lineRule="exact"/>
-        <w:ind w:firstLine="640" w:firstLineChars="200"/>
-        <w:rPr>
-          <w:rFonts w:ascii="仿宋_GB2312" w:hAnsi="仿宋_GB2312" w:eastAsia="仿宋_GB2312" w:cs="Times New Roman"/>
-          <w:sz w:val="32"/>
-          <w:szCs w:val="32"/>
-          <w:u w:val="single"/>
-        </w:rPr>
-      </w:pPr>
-      <w:r>
-        <w:rPr>
-          <w:rFonts w:hint="eastAsia" w:ascii="仿宋_GB2312" w:hAnsi="仿宋_GB2312" w:eastAsia="仿宋_GB2312" w:cs="仿宋_GB2312"/>
-          <w:sz w:val="32"/>
-          <w:szCs w:val="32"/>
-        </w:rPr>
-        <w:t>西至：</w:t>
-      </w:r>
-      <w:r>
-        <w:rPr>
-          <w:rFonts w:hint="eastAsia" w:ascii="仿宋_GB2312" w:hAnsi="仿宋_GB2312" w:eastAsia="仿宋_GB2312" w:cs="Times New Roman"/>
-          <w:sz w:val="32"/>
-          <w:szCs w:val="32"/>
-          <w:u w:val="single"/>
-          <w:lang w:val="en-US"/>
-        </w:rPr>
-        <w:t xml:space="preserve">                                            </w:t>
-      </w:r>
-      <w:r>
-        <w:rPr>
-          <w:rFonts w:hint="eastAsia" w:ascii="仿宋_GB2312" w:hAnsi="仿宋_GB2312" w:eastAsia="仿宋_GB2312" w:cs="仿宋_GB2312"/>
-          <w:sz w:val="32"/>
-          <w:szCs w:val="32"/>
-        </w:rPr>
-        <w:t>；</w:t>
-      </w:r>
-    </w:p>
-    <w:p>
-      <w:pPr>
-        <w:pStyle w:val="3"/>
-        <w:overflowPunct w:val="0"/>
-        <w:spacing w:line="620" w:lineRule="exact"/>
-        <w:ind w:firstLine="640" w:firstLineChars="200"/>
-        <w:rPr>
-          <w:rFonts w:ascii="仿宋_GB2312" w:hAnsi="仿宋_GB2312" w:eastAsia="仿宋_GB2312" w:cs="Times New Roman"/>
-          <w:sz w:val="32"/>
-          <w:szCs w:val="32"/>
-          <w:u w:val="single"/>
-        </w:rPr>
-      </w:pPr>
-      <w:r>
-        <w:rPr>
-          <w:rFonts w:hint="eastAsia" w:ascii="仿宋_GB2312" w:hAnsi="仿宋_GB2312" w:eastAsia="仿宋_GB2312" w:cs="仿宋_GB2312"/>
-          <w:sz w:val="32"/>
-          <w:szCs w:val="32"/>
-        </w:rPr>
-        <w:t>北至：</w:t>
-      </w:r>
-      <w:r>
-        <w:rPr>
-          <w:rFonts w:hint="eastAsia" w:ascii="仿宋_GB2312" w:hAnsi="仿宋_GB2312" w:eastAsia="仿宋_GB2312" w:cs="Times New Roman"/>
-          <w:sz w:val="32"/>
-          <w:szCs w:val="32"/>
-          <w:u w:val="single"/>
-          <w:lang w:val="en-US"/>
-        </w:rPr>
-        <w:t xml:space="preserve">                                            </w:t>
-      </w:r>
-      <w:r>
-        <w:rPr>
-          <w:rFonts w:hint="eastAsia" w:ascii="仿宋_GB2312" w:hAnsi="仿宋_GB2312" w:eastAsia="仿宋_GB2312" w:cs="仿宋_GB2312"/>
-          <w:sz w:val="32"/>
-          <w:szCs w:val="32"/>
-        </w:rPr>
-        <w:t>；</w:t>
+          <w:lang w:val="en-US" w:eastAsia="zh-CN"/>
+        </w:rPr>
+        <w:t>站前街</w:t>
+      </w:r>
+      <w:r>
+        <w:rPr>
+          <w:rFonts w:hint="eastAsia" w:ascii="仿宋_GB2312" w:hAnsi="仿宋_GB2312" w:eastAsia="仿宋_GB2312" w:cs="仿宋_GB2312"/>
+          <w:sz w:val="32"/>
+          <w:szCs w:val="32"/>
+        </w:rPr>
+        <w:t>。</w:t>
       </w:r>
     </w:p>
     <w:p>
@@ -1626,7 +1638,7 @@
       </w:pPr>
       <w:r>
         <w:rPr>
-          <w:rFonts w:hint="eastAsia" w:ascii="黑体" w:hAnsi="黑体" w:eastAsia="黑体" w:cs="黑体"/>
+          <w:rFonts w:hint="eastAsia" w:ascii="SimHei" w:hAnsi="SimHei" w:eastAsia="SimHei" w:cs="SimHei"/>
           <w:sz w:val="32"/>
           <w:szCs w:val="32"/>
         </w:rPr>
@@ -1847,7 +1859,7 @@
       </w:pPr>
       <w:r>
         <w:rPr>
-          <w:rFonts w:hint="eastAsia" w:ascii="黑体" w:hAnsi="黑体" w:eastAsia="黑体" w:cs="黑体"/>
+          <w:rFonts w:hint="eastAsia" w:ascii="SimHei" w:hAnsi="SimHei" w:eastAsia="SimHei" w:cs="SimHei"/>
           <w:sz w:val="32"/>
           <w:szCs w:val="32"/>
         </w:rPr>
@@ -1890,10 +1902,10 @@
     </w:p>
     <w:p>
       <w:pPr>
-        <w:pStyle w:val="11"/>
-        <w:spacing w:line="620" w:lineRule="exact"/>
-        <w:rPr>
-          <w:rFonts w:ascii="黑体" w:hAnsi="黑体" w:eastAsia="黑体" w:cs="黑体"/>
+        <w:pStyle w:val="2"/>
+        <w:spacing w:line="620" w:lineRule="exact"/>
+        <w:rPr>
+          <w:rFonts w:ascii="SimHei" w:hAnsi="SimHei" w:eastAsia="SimHei" w:cs="SimHei"/>
         </w:rPr>
       </w:pPr>
     </w:p>
@@ -1902,7 +1914,7 @@
         <w:spacing w:line="620" w:lineRule="exact"/>
         <w:jc w:val="center"/>
         <w:rPr>
-          <w:rFonts w:ascii="黑体" w:hAnsi="黑体" w:eastAsia="黑体" w:cs="黑体"/>
+          <w:rFonts w:ascii="SimHei" w:hAnsi="SimHei" w:eastAsia="SimHei" w:cs="SimHei"/>
           <w:sz w:val="32"/>
           <w:szCs w:val="32"/>
         </w:rPr>
@@ -1910,7 +1922,7 @@
       <w:bookmarkStart w:id="6" w:name="_Hlk15555068"/>
       <w:r>
         <w:rPr>
-          <w:rFonts w:hint="eastAsia" w:ascii="黑体" w:hAnsi="黑体" w:eastAsia="黑体" w:cs="黑体"/>
+          <w:rFonts w:hint="eastAsia" w:ascii="SimHei" w:hAnsi="SimHei" w:eastAsia="SimHei" w:cs="SimHei"/>
           <w:sz w:val="32"/>
           <w:szCs w:val="32"/>
         </w:rPr>
@@ -1920,7 +1932,7 @@
     </w:p>
     <w:p>
       <w:pPr>
-        <w:pStyle w:val="11"/>
+        <w:pStyle w:val="2"/>
         <w:rPr>
           <w:rFonts w:cs="Times New Roman"/>
         </w:rPr>
@@ -1938,7 +1950,7 @@
       </w:pPr>
       <w:r>
         <w:rPr>
-          <w:rFonts w:hint="eastAsia" w:ascii="黑体" w:hAnsi="黑体" w:eastAsia="黑体" w:cs="黑体"/>
+          <w:rFonts w:hint="eastAsia" w:ascii="SimHei" w:hAnsi="SimHei" w:eastAsia="SimHei" w:cs="SimHei"/>
           <w:sz w:val="32"/>
           <w:szCs w:val="32"/>
         </w:rPr>
@@ -1993,7 +2005,7 @@
       </w:pPr>
       <w:r>
         <w:rPr>
-          <w:rFonts w:hint="eastAsia" w:ascii="黑体" w:hAnsi="黑体" w:eastAsia="黑体" w:cs="黑体"/>
+          <w:rFonts w:hint="eastAsia" w:ascii="SimHei" w:hAnsi="SimHei" w:eastAsia="SimHei" w:cs="SimHei"/>
           <w:sz w:val="32"/>
           <w:szCs w:val="32"/>
         </w:rPr>
@@ -2040,7 +2052,7 @@
       </w:pPr>
       <w:r>
         <w:rPr>
-          <w:rFonts w:hint="eastAsia" w:ascii="黑体" w:hAnsi="黑体" w:eastAsia="黑体" w:cs="黑体"/>
+          <w:rFonts w:hint="eastAsia" w:ascii="SimHei" w:hAnsi="SimHei" w:eastAsia="SimHei" w:cs="SimHei"/>
           <w:sz w:val="32"/>
           <w:szCs w:val="32"/>
         </w:rPr>
@@ -2075,7 +2087,7 @@
       </w:pPr>
       <w:r>
         <w:rPr>
-          <w:rFonts w:hint="eastAsia" w:ascii="黑体" w:hAnsi="黑体" w:eastAsia="黑体" w:cs="黑体"/>
+          <w:rFonts w:hint="eastAsia" w:ascii="SimHei" w:hAnsi="SimHei" w:eastAsia="SimHei" w:cs="SimHei"/>
           <w:sz w:val="32"/>
           <w:szCs w:val="32"/>
         </w:rPr>
@@ -2331,7 +2343,7 @@
     </w:p>
     <w:p>
       <w:pPr>
-        <w:pStyle w:val="3"/>
+        <w:pStyle w:val="7"/>
         <w:spacing w:line="620" w:lineRule="exact"/>
         <w:ind w:firstLine="640" w:firstLineChars="200"/>
         <w:rPr>
@@ -2361,7 +2373,7 @@
     </w:p>
     <w:p>
       <w:pPr>
-        <w:pStyle w:val="3"/>
+        <w:pStyle w:val="7"/>
         <w:spacing w:line="620" w:lineRule="exact"/>
         <w:ind w:firstLine="640" w:firstLineChars="200"/>
         <w:rPr>
@@ -2506,7 +2518,7 @@
       </w:pPr>
       <w:r>
         <w:rPr>
-          <w:rFonts w:hint="eastAsia" w:ascii="黑体" w:hAnsi="黑体" w:eastAsia="黑体" w:cs="黑体"/>
+          <w:rFonts w:hint="eastAsia" w:ascii="SimHei" w:hAnsi="SimHei" w:eastAsia="SimHei" w:cs="SimHei"/>
           <w:sz w:val="32"/>
           <w:szCs w:val="32"/>
         </w:rPr>
@@ -2602,7 +2614,7 @@
     </w:p>
     <w:p>
       <w:pPr>
-        <w:pStyle w:val="11"/>
+        <w:pStyle w:val="2"/>
         <w:spacing w:line="620" w:lineRule="exact"/>
         <w:ind w:firstLine="640" w:firstLineChars="200"/>
         <w:rPr>
@@ -2838,7 +2850,7 @@
       </w:pPr>
       <w:r>
         <w:rPr>
-          <w:rFonts w:hint="eastAsia" w:ascii="黑体" w:hAnsi="黑体" w:eastAsia="黑体" w:cs="黑体"/>
+          <w:rFonts w:hint="eastAsia" w:ascii="SimHei" w:hAnsi="SimHei" w:eastAsia="SimHei" w:cs="SimHei"/>
           <w:sz w:val="32"/>
           <w:szCs w:val="32"/>
         </w:rPr>
@@ -3062,7 +3074,7 @@
     </w:p>
     <w:p>
       <w:pPr>
-        <w:pStyle w:val="3"/>
+        <w:pStyle w:val="7"/>
         <w:spacing w:line="620" w:lineRule="exact"/>
         <w:ind w:firstLine="640" w:firstLineChars="200"/>
         <w:rPr>
@@ -3288,7 +3300,7 @@
       </w:pPr>
       <w:r>
         <w:rPr>
-          <w:rFonts w:hint="eastAsia" w:ascii="黑体" w:hAnsi="黑体" w:eastAsia="黑体" w:cs="黑体"/>
+          <w:rFonts w:hint="eastAsia" w:ascii="SimHei" w:hAnsi="SimHei" w:eastAsia="SimHei" w:cs="SimHei"/>
           <w:sz w:val="32"/>
           <w:szCs w:val="32"/>
         </w:rPr>
@@ -3445,7 +3457,7 @@
     </w:p>
     <w:p>
       <w:pPr>
-        <w:pStyle w:val="9"/>
+        <w:pStyle w:val="15"/>
         <w:widowControl/>
         <w:shd w:val="clear" w:color="auto" w:fill="FFFFFF"/>
         <w:spacing w:beforeAutospacing="0" w:afterAutospacing="0" w:line="620" w:lineRule="exact"/>
@@ -3672,7 +3684,7 @@
       </w:pPr>
       <w:r>
         <w:rPr>
-          <w:rFonts w:hint="eastAsia" w:ascii="黑体" w:hAnsi="黑体" w:eastAsia="黑体" w:cs="黑体"/>
+          <w:rFonts w:hint="eastAsia" w:ascii="SimHei" w:hAnsi="SimHei" w:eastAsia="SimHei" w:cs="SimHei"/>
           <w:sz w:val="32"/>
           <w:szCs w:val="32"/>
         </w:rPr>
@@ -3731,7 +3743,7 @@
       </w:pPr>
       <w:r>
         <w:rPr>
-          <w:rFonts w:hint="eastAsia" w:ascii="黑体" w:hAnsi="黑体" w:eastAsia="黑体" w:cs="黑体"/>
+          <w:rFonts w:hint="eastAsia" w:ascii="SimHei" w:hAnsi="SimHei" w:eastAsia="SimHei" w:cs="SimHei"/>
           <w:sz w:val="32"/>
           <w:szCs w:val="32"/>
         </w:rPr>
@@ -3785,7 +3797,7 @@
       </w:pPr>
       <w:r>
         <w:rPr>
-          <w:rFonts w:hint="eastAsia" w:ascii="黑体" w:hAnsi="黑体" w:eastAsia="黑体" w:cs="黑体"/>
+          <w:rFonts w:hint="eastAsia" w:ascii="SimHei" w:hAnsi="SimHei" w:eastAsia="SimHei" w:cs="SimHei"/>
           <w:sz w:val="32"/>
           <w:szCs w:val="32"/>
         </w:rPr>
@@ -3829,7 +3841,7 @@
     </w:p>
     <w:p>
       <w:pPr>
-        <w:pStyle w:val="11"/>
+        <w:pStyle w:val="2"/>
         <w:spacing w:line="620" w:lineRule="exact"/>
         <w:ind w:firstLine="0"/>
         <w:rPr>
@@ -3842,14 +3854,14 @@
         <w:spacing w:line="620" w:lineRule="exact"/>
         <w:jc w:val="center"/>
         <w:rPr>
-          <w:rFonts w:ascii="黑体" w:hAnsi="黑体" w:eastAsia="黑体" w:cs="黑体"/>
-          <w:sz w:val="32"/>
-          <w:szCs w:val="32"/>
-        </w:rPr>
-      </w:pPr>
-      <w:r>
-        <w:rPr>
-          <w:rFonts w:hint="eastAsia" w:ascii="黑体" w:hAnsi="黑体" w:eastAsia="黑体" w:cs="黑体"/>
+          <w:rFonts w:ascii="SimHei" w:hAnsi="SimHei" w:eastAsia="SimHei" w:cs="SimHei"/>
+          <w:sz w:val="32"/>
+          <w:szCs w:val="32"/>
+        </w:rPr>
+      </w:pPr>
+      <w:r>
+        <w:rPr>
+          <w:rFonts w:hint="eastAsia" w:ascii="SimHei" w:hAnsi="SimHei" w:eastAsia="SimHei" w:cs="SimHei"/>
           <w:sz w:val="32"/>
           <w:szCs w:val="32"/>
         </w:rPr>
@@ -3858,7 +3870,7 @@
     </w:p>
     <w:p>
       <w:pPr>
-        <w:pStyle w:val="11"/>
+        <w:pStyle w:val="2"/>
         <w:rPr>
           <w:rFonts w:cs="Times New Roman"/>
         </w:rPr>
@@ -3876,7 +3888,7 @@
       </w:pPr>
       <w:r>
         <w:rPr>
-          <w:rFonts w:hint="eastAsia" w:ascii="黑体" w:hAnsi="黑体" w:eastAsia="黑体" w:cs="黑体"/>
+          <w:rFonts w:hint="eastAsia" w:ascii="SimHei" w:hAnsi="SimHei" w:eastAsia="SimHei" w:cs="SimHei"/>
           <w:sz w:val="32"/>
           <w:szCs w:val="32"/>
         </w:rPr>
@@ -3923,7 +3935,7 @@
     </w:p>
     <w:p>
       <w:pPr>
-        <w:pStyle w:val="3"/>
+        <w:pStyle w:val="7"/>
         <w:overflowPunct w:val="0"/>
         <w:autoSpaceDE w:val="0"/>
         <w:autoSpaceDN w:val="0"/>
@@ -3974,7 +3986,7 @@
       </w:pPr>
       <w:r>
         <w:rPr>
-          <w:rFonts w:hint="eastAsia" w:ascii="黑体" w:hAnsi="黑体" w:eastAsia="黑体" w:cs="黑体"/>
+          <w:rFonts w:hint="eastAsia" w:ascii="SimHei" w:hAnsi="SimHei" w:eastAsia="SimHei" w:cs="SimHei"/>
           <w:sz w:val="32"/>
           <w:szCs w:val="32"/>
         </w:rPr>
@@ -4009,7 +4021,7 @@
       </w:pPr>
       <w:r>
         <w:rPr>
-          <w:rFonts w:hint="eastAsia" w:ascii="黑体" w:hAnsi="黑体" w:eastAsia="黑体" w:cs="黑体"/>
+          <w:rFonts w:hint="eastAsia" w:ascii="SimHei" w:hAnsi="SimHei" w:eastAsia="SimHei" w:cs="SimHei"/>
           <w:sz w:val="32"/>
           <w:szCs w:val="32"/>
         </w:rPr>
@@ -4053,16 +4065,16 @@
     </w:p>
     <w:p>
       <w:pPr>
-        <w:pStyle w:val="11"/>
-        <w:spacing w:line="620" w:lineRule="exact"/>
-        <w:ind w:firstLine="640" w:firstLineChars="200"/>
-        <w:rPr>
-          <w:rFonts w:ascii="仿宋_GB2312" w:hAnsi="仿宋_GB2312" w:eastAsia="仿宋_GB2312" w:cs="Times New Roman"/>
-        </w:rPr>
-      </w:pPr>
-      <w:r>
-        <w:rPr>
-          <w:rFonts w:hint="eastAsia" w:ascii="黑体" w:hAnsi="黑体" w:eastAsia="黑体" w:cs="黑体"/>
+        <w:pStyle w:val="2"/>
+        <w:spacing w:line="620" w:lineRule="exact"/>
+        <w:ind w:firstLine="640" w:firstLineChars="200"/>
+        <w:rPr>
+          <w:rFonts w:ascii="仿宋_GB2312" w:hAnsi="仿宋_GB2312" w:eastAsia="仿宋_GB2312" w:cs="Times New Roman"/>
+        </w:rPr>
+      </w:pPr>
+      <w:r>
+        <w:rPr>
+          <w:rFonts w:hint="eastAsia" w:ascii="SimHei" w:hAnsi="SimHei" w:eastAsia="SimHei" w:cs="SimHei"/>
         </w:rPr>
         <w:t>第二十二条</w:t>
       </w:r>
@@ -4094,7 +4106,7 @@
     </w:p>
     <w:p>
       <w:pPr>
-        <w:pStyle w:val="11"/>
+        <w:pStyle w:val="2"/>
         <w:spacing w:line="620" w:lineRule="exact"/>
         <w:ind w:firstLine="640" w:firstLineChars="200"/>
         <w:rPr>
@@ -4107,14 +4119,14 @@
         <w:spacing w:line="620" w:lineRule="exact"/>
         <w:jc w:val="center"/>
         <w:rPr>
-          <w:rFonts w:ascii="黑体" w:hAnsi="黑体" w:eastAsia="黑体" w:cs="黑体"/>
-          <w:sz w:val="32"/>
-          <w:szCs w:val="32"/>
-        </w:rPr>
-      </w:pPr>
-      <w:r>
-        <w:rPr>
-          <w:rFonts w:hint="eastAsia" w:ascii="黑体" w:hAnsi="黑体" w:eastAsia="黑体" w:cs="黑体"/>
+          <w:rFonts w:ascii="SimHei" w:hAnsi="SimHei" w:eastAsia="SimHei" w:cs="SimHei"/>
+          <w:sz w:val="32"/>
+          <w:szCs w:val="32"/>
+        </w:rPr>
+      </w:pPr>
+      <w:r>
+        <w:rPr>
+          <w:rFonts w:hint="eastAsia" w:ascii="SimHei" w:hAnsi="SimHei" w:eastAsia="SimHei" w:cs="SimHei"/>
           <w:sz w:val="32"/>
           <w:szCs w:val="32"/>
         </w:rPr>
@@ -4123,7 +4135,7 @@
     </w:p>
     <w:p>
       <w:pPr>
-        <w:pStyle w:val="11"/>
+        <w:pStyle w:val="2"/>
         <w:spacing w:line="620" w:lineRule="exact"/>
         <w:ind w:firstLine="643" w:firstLineChars="200"/>
         <w:jc w:val="center"/>
@@ -4136,7 +4148,7 @@
     </w:p>
     <w:p>
       <w:pPr>
-        <w:pStyle w:val="11"/>
+        <w:pStyle w:val="2"/>
         <w:spacing w:line="620" w:lineRule="exact"/>
         <w:ind w:firstLine="640" w:firstLineChars="200"/>
         <w:rPr>
@@ -4145,7 +4157,7 @@
       </w:pPr>
       <w:r>
         <w:rPr>
-          <w:rFonts w:hint="eastAsia" w:ascii="黑体" w:hAnsi="黑体" w:eastAsia="黑体" w:cs="黑体"/>
+          <w:rFonts w:hint="eastAsia" w:ascii="SimHei" w:hAnsi="SimHei" w:eastAsia="SimHei" w:cs="SimHei"/>
         </w:rPr>
         <w:t>第二十三条</w:t>
       </w:r>
@@ -4170,7 +4182,7 @@
     </w:p>
     <w:p>
       <w:pPr>
-        <w:pStyle w:val="11"/>
+        <w:pStyle w:val="2"/>
         <w:spacing w:line="620" w:lineRule="exact"/>
         <w:ind w:firstLine="640" w:firstLineChars="200"/>
         <w:rPr>
@@ -4192,7 +4204,7 @@
     </w:p>
     <w:p>
       <w:pPr>
-        <w:pStyle w:val="11"/>
+        <w:pStyle w:val="2"/>
         <w:spacing w:line="620" w:lineRule="exact"/>
         <w:ind w:firstLine="640" w:firstLineChars="200"/>
         <w:rPr>
@@ -4214,7 +4226,7 @@
     </w:p>
     <w:p>
       <w:pPr>
-        <w:pStyle w:val="11"/>
+        <w:pStyle w:val="2"/>
         <w:spacing w:line="620" w:lineRule="exact"/>
         <w:ind w:firstLine="640" w:firstLineChars="200"/>
         <w:rPr>
@@ -4238,7 +4250,7 @@
     <w:bookmarkEnd w:id="11"/>
     <w:p>
       <w:pPr>
-        <w:pStyle w:val="11"/>
+        <w:pStyle w:val="2"/>
         <w:spacing w:line="620" w:lineRule="exact"/>
         <w:ind w:firstLine="640" w:firstLineChars="200"/>
         <w:rPr>
@@ -4295,7 +4307,7 @@
     </w:p>
     <w:p>
       <w:pPr>
-        <w:pStyle w:val="11"/>
+        <w:pStyle w:val="2"/>
         <w:spacing w:line="620" w:lineRule="exact"/>
         <w:ind w:firstLine="640" w:firstLineChars="200"/>
         <w:rPr>
@@ -4339,16 +4351,16 @@
     </w:p>
     <w:p>
       <w:pPr>
-        <w:pStyle w:val="11"/>
-        <w:spacing w:line="620" w:lineRule="exact"/>
-        <w:ind w:firstLine="640" w:firstLineChars="200"/>
-        <w:rPr>
-          <w:rFonts w:ascii="仿宋_GB2312" w:hAnsi="仿宋_GB2312" w:eastAsia="仿宋_GB2312" w:cs="Times New Roman"/>
-        </w:rPr>
-      </w:pPr>
-      <w:r>
-        <w:rPr>
-          <w:rFonts w:hint="eastAsia" w:ascii="黑体" w:hAnsi="黑体" w:eastAsia="黑体" w:cs="黑体"/>
+        <w:pStyle w:val="2"/>
+        <w:spacing w:line="620" w:lineRule="exact"/>
+        <w:ind w:firstLine="640" w:firstLineChars="200"/>
+        <w:rPr>
+          <w:rFonts w:ascii="仿宋_GB2312" w:hAnsi="仿宋_GB2312" w:eastAsia="仿宋_GB2312" w:cs="Times New Roman"/>
+        </w:rPr>
+      </w:pPr>
+      <w:r>
+        <w:rPr>
+          <w:rFonts w:hint="eastAsia" w:ascii="SimHei" w:hAnsi="SimHei" w:eastAsia="SimHei" w:cs="SimHei"/>
         </w:rPr>
         <w:t>第二十四条</w:t>
       </w:r>
@@ -4367,7 +4379,7 @@
     </w:p>
     <w:p>
       <w:pPr>
-        <w:pStyle w:val="11"/>
+        <w:pStyle w:val="2"/>
         <w:spacing w:line="620" w:lineRule="exact"/>
         <w:ind w:firstLine="640" w:firstLineChars="200"/>
         <w:rPr>
@@ -4410,7 +4422,7 @@
     </w:p>
     <w:p>
       <w:pPr>
-        <w:pStyle w:val="11"/>
+        <w:pStyle w:val="2"/>
         <w:spacing w:line="620" w:lineRule="exact"/>
         <w:ind w:firstLine="640" w:firstLineChars="200"/>
         <w:rPr>
@@ -4454,7 +4466,7 @@
     </w:p>
     <w:p>
       <w:pPr>
-        <w:pStyle w:val="11"/>
+        <w:pStyle w:val="2"/>
         <w:spacing w:line="620" w:lineRule="exact"/>
         <w:ind w:firstLine="640" w:firstLineChars="200"/>
         <w:rPr>
@@ -4480,7 +4492,7 @@
       </w:pPr>
       <w:r>
         <w:rPr>
-          <w:rFonts w:hint="eastAsia" w:ascii="黑体" w:hAnsi="黑体" w:eastAsia="黑体" w:cs="黑体"/>
+          <w:rFonts w:hint="eastAsia" w:ascii="SimHei" w:hAnsi="SimHei" w:eastAsia="SimHei" w:cs="SimHei"/>
           <w:sz w:val="32"/>
           <w:szCs w:val="32"/>
         </w:rPr>
@@ -4505,7 +4517,7 @@
     </w:p>
     <w:p>
       <w:pPr>
-        <w:pStyle w:val="11"/>
+        <w:pStyle w:val="2"/>
         <w:spacing w:line="620" w:lineRule="exact"/>
         <w:ind w:firstLine="640" w:firstLineChars="200"/>
         <w:rPr>
@@ -4531,7 +4543,7 @@
       </w:pPr>
       <w:r>
         <w:rPr>
-          <w:rFonts w:hint="eastAsia" w:ascii="黑体" w:hAnsi="黑体" w:eastAsia="黑体" w:cs="黑体"/>
+          <w:rFonts w:hint="eastAsia" w:ascii="SimHei" w:hAnsi="SimHei" w:eastAsia="SimHei" w:cs="SimHei"/>
           <w:sz w:val="32"/>
           <w:szCs w:val="32"/>
         </w:rPr>
@@ -4556,7 +4568,7 @@
     </w:p>
     <w:p>
       <w:pPr>
-        <w:pStyle w:val="11"/>
+        <w:pStyle w:val="2"/>
         <w:spacing w:line="620" w:lineRule="exact"/>
         <w:ind w:firstLine="640" w:firstLineChars="200"/>
         <w:rPr>
@@ -4585,7 +4597,7 @@
       </w:pPr>
       <w:r>
         <w:rPr>
-          <w:rFonts w:hint="eastAsia" w:ascii="黑体" w:hAnsi="黑体" w:eastAsia="黑体" w:cs="黑体"/>
+          <w:rFonts w:hint="eastAsia" w:ascii="SimHei" w:hAnsi="SimHei" w:eastAsia="SimHei" w:cs="SimHei"/>
           <w:color w:val="FF0000"/>
           <w:sz w:val="32"/>
           <w:szCs w:val="32"/>
@@ -4612,23 +4624,12 @@
           <w:szCs w:val="32"/>
           <w:lang w:val="en-US" w:eastAsia="zh-CN" w:bidi="ar-SA"/>
         </w:rPr>
-        <w:t xml:space="preserve"> 任何在选举前或者任职期间依法被追究刑事责任、被依法列为失信人员的业主，不得参与业主大会筹备、选举等工作，不得作为业主委员会成员、侯选人</w:t>
-      </w:r>
-      <w:r>
-        <w:rPr>
-          <w:rFonts w:hint="eastAsia" w:ascii="仿宋_GB2312" w:hAnsi="仿宋_GB2312" w:eastAsia="仿宋_GB2312" w:cs="仿宋_GB2312"/>
-          <w:color w:val="FF0000"/>
-          <w:kern w:val="2"/>
-          <w:sz w:val="32"/>
-          <w:szCs w:val="32"/>
-          <w:lang w:val="en-US" w:eastAsia="zh-CN" w:bidi="ar-SA"/>
-        </w:rPr>
-        <w:t>或继续担任业主委员会成员。未按约定缴纳物业服务费、专项维修资金或实施其他损害业主共同利益行为的，不得担任或继续担任业主委员会成员。</w:t>
-      </w:r>
-    </w:p>
-    <w:p>
-      <w:pPr>
-        <w:pStyle w:val="3"/>
+        <w:t xml:space="preserve"> 任何在选举前或者任职期间依法被追究刑事责任、被依法列为失信人员的业主，不得参与业主大会筹备、选举等工作，不得作为业主委员会成员、侯选人或继续担任业主委员会成员。未按约定缴纳物业服务费、专项维修资金或实施其他损害业主共同利益行为的，不得担任或继续担任业主委员会成员。</w:t>
+      </w:r>
+    </w:p>
+    <w:p>
+      <w:pPr>
+        <w:pStyle w:val="7"/>
         <w:spacing w:line="620" w:lineRule="exact"/>
         <w:ind w:firstLine="640" w:firstLineChars="200"/>
         <w:rPr>
@@ -4644,14 +4645,14 @@
         <w:spacing w:line="620" w:lineRule="exact"/>
         <w:jc w:val="center"/>
         <w:rPr>
-          <w:rFonts w:ascii="黑体" w:hAnsi="黑体" w:eastAsia="黑体" w:cs="黑体"/>
-          <w:sz w:val="32"/>
-          <w:szCs w:val="32"/>
-        </w:rPr>
-      </w:pPr>
-      <w:r>
-        <w:rPr>
-          <w:rFonts w:hint="eastAsia" w:ascii="黑体" w:hAnsi="黑体" w:eastAsia="黑体" w:cs="黑体"/>
+          <w:rFonts w:ascii="SimHei" w:hAnsi="SimHei" w:eastAsia="SimHei" w:cs="SimHei"/>
+          <w:sz w:val="32"/>
+          <w:szCs w:val="32"/>
+        </w:rPr>
+      </w:pPr>
+      <w:r>
+        <w:rPr>
+          <w:rFonts w:hint="eastAsia" w:ascii="SimHei" w:hAnsi="SimHei" w:eastAsia="SimHei" w:cs="SimHei"/>
           <w:sz w:val="32"/>
           <w:szCs w:val="32"/>
         </w:rPr>
@@ -4660,7 +4661,7 @@
     </w:p>
     <w:p>
       <w:pPr>
-        <w:pStyle w:val="11"/>
+        <w:pStyle w:val="2"/>
         <w:rPr>
           <w:rFonts w:cs="Times New Roman"/>
         </w:rPr>
@@ -4678,7 +4679,7 @@
       </w:pPr>
       <w:r>
         <w:rPr>
-          <w:rFonts w:hint="eastAsia" w:ascii="黑体" w:hAnsi="黑体" w:eastAsia="黑体" w:cs="黑体"/>
+          <w:rFonts w:hint="eastAsia" w:ascii="SimHei" w:hAnsi="SimHei" w:eastAsia="SimHei" w:cs="SimHei"/>
           <w:sz w:val="32"/>
           <w:szCs w:val="32"/>
         </w:rPr>
@@ -4703,7 +4704,7 @@
     </w:p>
     <w:p>
       <w:pPr>
-        <w:pStyle w:val="3"/>
+        <w:pStyle w:val="7"/>
         <w:spacing w:line="620" w:lineRule="exact"/>
         <w:ind w:firstLine="640" w:firstLineChars="200"/>
         <w:rPr>
@@ -4725,7 +4726,7 @@
     </w:p>
     <w:p>
       <w:pPr>
-        <w:pStyle w:val="3"/>
+        <w:pStyle w:val="7"/>
         <w:spacing w:line="620" w:lineRule="exact"/>
         <w:ind w:firstLine="640" w:firstLineChars="200"/>
         <w:rPr>
@@ -4772,7 +4773,7 @@
     </w:p>
     <w:p>
       <w:pPr>
-        <w:pStyle w:val="3"/>
+        <w:pStyle w:val="7"/>
         <w:spacing w:line="620" w:lineRule="exact"/>
         <w:ind w:firstLine="640" w:firstLineChars="200"/>
         <w:rPr>
@@ -4794,7 +4795,7 @@
     </w:p>
     <w:p>
       <w:pPr>
-        <w:pStyle w:val="3"/>
+        <w:pStyle w:val="7"/>
         <w:spacing w:line="620" w:lineRule="exact"/>
         <w:ind w:firstLine="640" w:firstLineChars="200"/>
         <w:rPr>
@@ -4816,7 +4817,7 @@
     </w:p>
     <w:p>
       <w:pPr>
-        <w:pStyle w:val="3"/>
+        <w:pStyle w:val="7"/>
         <w:spacing w:line="620" w:lineRule="exact"/>
         <w:ind w:firstLine="640" w:firstLineChars="200"/>
         <w:rPr>
@@ -4916,7 +4917,7 @@
       </w:pPr>
       <w:r>
         <w:rPr>
-          <w:rFonts w:hint="eastAsia" w:ascii="黑体" w:hAnsi="黑体" w:eastAsia="黑体" w:cs="黑体"/>
+          <w:rFonts w:hint="eastAsia" w:ascii="SimHei" w:hAnsi="SimHei" w:eastAsia="SimHei" w:cs="SimHei"/>
           <w:sz w:val="32"/>
           <w:szCs w:val="32"/>
         </w:rPr>
@@ -4951,7 +4952,7 @@
       </w:pPr>
       <w:r>
         <w:rPr>
-          <w:rFonts w:hint="eastAsia" w:ascii="黑体" w:hAnsi="黑体" w:eastAsia="黑体" w:cs="黑体"/>
+          <w:rFonts w:hint="eastAsia" w:ascii="SimHei" w:hAnsi="SimHei" w:eastAsia="SimHei" w:cs="SimHei"/>
           <w:sz w:val="32"/>
           <w:szCs w:val="32"/>
         </w:rPr>
@@ -4976,7 +4977,7 @@
     </w:p>
     <w:p>
       <w:pPr>
-        <w:pStyle w:val="11"/>
+        <w:pStyle w:val="2"/>
         <w:spacing w:line="620" w:lineRule="exact"/>
         <w:rPr>
           <w:rFonts w:ascii="仿宋_GB2312" w:hAnsi="仿宋_GB2312" w:eastAsia="仿宋_GB2312" w:cs="Times New Roman"/>
@@ -4988,14 +4989,14 @@
         <w:spacing w:line="620" w:lineRule="exact"/>
         <w:jc w:val="center"/>
         <w:rPr>
-          <w:rFonts w:ascii="黑体" w:hAnsi="黑体" w:eastAsia="黑体" w:cs="黑体"/>
-          <w:sz w:val="32"/>
-          <w:szCs w:val="32"/>
-        </w:rPr>
-      </w:pPr>
-      <w:r>
-        <w:rPr>
-          <w:rFonts w:hint="eastAsia" w:ascii="黑体" w:hAnsi="黑体" w:eastAsia="黑体" w:cs="黑体"/>
+          <w:rFonts w:ascii="SimHei" w:hAnsi="SimHei" w:eastAsia="SimHei" w:cs="SimHei"/>
+          <w:sz w:val="32"/>
+          <w:szCs w:val="32"/>
+        </w:rPr>
+      </w:pPr>
+      <w:r>
+        <w:rPr>
+          <w:rFonts w:hint="eastAsia" w:ascii="SimHei" w:hAnsi="SimHei" w:eastAsia="SimHei" w:cs="SimHei"/>
           <w:sz w:val="32"/>
           <w:szCs w:val="32"/>
         </w:rPr>
@@ -5025,7 +5026,7 @@
       </w:pPr>
       <w:r>
         <w:rPr>
-          <w:rFonts w:hint="eastAsia" w:ascii="黑体" w:hAnsi="黑体" w:eastAsia="黑体" w:cs="黑体"/>
+          <w:rFonts w:hint="eastAsia" w:ascii="SimHei" w:hAnsi="SimHei" w:eastAsia="SimHei" w:cs="SimHei"/>
           <w:sz w:val="32"/>
           <w:szCs w:val="32"/>
         </w:rPr>
@@ -5064,7 +5065,7 @@
       </w:pPr>
       <w:r>
         <w:rPr>
-          <w:rFonts w:hint="eastAsia" w:ascii="黑体" w:hAnsi="黑体" w:eastAsia="黑体" w:cs="黑体"/>
+          <w:rFonts w:hint="eastAsia" w:ascii="SimHei" w:hAnsi="SimHei" w:eastAsia="SimHei" w:cs="SimHei"/>
           <w:sz w:val="32"/>
           <w:szCs w:val="32"/>
         </w:rPr>
@@ -5102,7 +5103,7 @@
       </w:pPr>
       <w:r>
         <w:rPr>
-          <w:rFonts w:hint="eastAsia" w:ascii="黑体" w:hAnsi="黑体" w:eastAsia="黑体" w:cs="黑体"/>
+          <w:rFonts w:hint="eastAsia" w:ascii="SimHei" w:hAnsi="SimHei" w:eastAsia="SimHei" w:cs="SimHei"/>
           <w:sz w:val="32"/>
           <w:szCs w:val="32"/>
         </w:rPr>
@@ -5140,7 +5141,7 @@
       </w:pPr>
       <w:r>
         <w:rPr>
-          <w:rFonts w:hint="eastAsia" w:ascii="黑体" w:hAnsi="黑体" w:eastAsia="黑体" w:cs="黑体"/>
+          <w:rFonts w:hint="eastAsia" w:ascii="SimHei" w:hAnsi="SimHei" w:eastAsia="SimHei" w:cs="SimHei"/>
           <w:sz w:val="32"/>
           <w:szCs w:val="32"/>
         </w:rPr>
@@ -5176,7 +5177,7 @@
       </w:pPr>
       <w:r>
         <w:rPr>
-          <w:rFonts w:hint="eastAsia" w:ascii="黑体" w:hAnsi="黑体" w:eastAsia="黑体" w:cs="黑体"/>
+          <w:rFonts w:hint="eastAsia" w:ascii="SimHei" w:hAnsi="SimHei" w:eastAsia="SimHei" w:cs="SimHei"/>
           <w:color w:val="FF0000"/>
           <w:sz w:val="32"/>
           <w:szCs w:val="32"/>
@@ -5217,13 +5218,13 @@
         <w:spacing w:line="620" w:lineRule="exact"/>
         <w:ind w:firstLine="640" w:firstLineChars="200"/>
         <w:rPr>
-          <w:rStyle w:val="15"/>
+          <w:rStyle w:val="8"/>
           <w:color w:val="FF0000"/>
         </w:rPr>
       </w:pPr>
       <w:r>
         <w:rPr>
-          <w:rFonts w:hint="eastAsia" w:ascii="黑体" w:hAnsi="黑体" w:eastAsia="黑体" w:cs="黑体"/>
+          <w:rFonts w:hint="eastAsia" w:ascii="SimHei" w:hAnsi="SimHei" w:eastAsia="SimHei" w:cs="SimHei"/>
           <w:color w:val="FF0000"/>
           <w:sz w:val="32"/>
           <w:szCs w:val="32"/>
@@ -5233,7 +5234,7 @@
       </w:r>
       <w:r>
         <w:rPr>
-          <w:rFonts w:hint="eastAsia" w:ascii="黑体" w:hAnsi="黑体" w:eastAsia="黑体" w:cs="黑体"/>
+          <w:rFonts w:hint="eastAsia" w:ascii="SimHei" w:hAnsi="SimHei" w:eastAsia="SimHei" w:cs="SimHei"/>
           <w:color w:val="FF0000"/>
           <w:sz w:val="32"/>
           <w:szCs w:val="32"/>
@@ -5366,18 +5367,7 @@
           <w:sz w:val="32"/>
           <w:szCs w:val="32"/>
         </w:rPr>
-        <w:t>未能按约定承担业主委员会的工作经费，则应从业主共有部分经营所得收益中列支。这部分收益包括但不限于小区公共区域的广告收入、停车位租金等。业主共有部分经营所得收益应优先用于支付业主委员会的工作经费，确保业主委员会的正常</w:t>
-      </w:r>
-      <w:bookmarkStart w:id="14" w:name="_GoBack"/>
-      <w:bookmarkEnd w:id="14"/>
-      <w:r>
-        <w:rPr>
-          <w:rFonts w:hint="eastAsia" w:ascii="仿宋_GB2312" w:hAnsi="仿宋_GB2312" w:eastAsia="仿宋_GB2312" w:cs="仿宋_GB2312"/>
-          <w:color w:val="FF0000"/>
-          <w:sz w:val="32"/>
-          <w:szCs w:val="32"/>
-        </w:rPr>
-        <w:t>运作。</w:t>
+        <w:t>未能按约定承担业主委员会的工作经费，则应从业主共有部分经营所得收益中列支。这部分收益包括但不限于小区公共区域的广告收入、停车位租金等。业主共有部分经营所得收益应优先用于支付业主委员会的工作经费，确保业主委员会的正常运作。</w:t>
       </w:r>
     </w:p>
     <w:p>
@@ -5432,7 +5422,7 @@
       </w:pPr>
       <w:r>
         <w:rPr>
-          <w:rFonts w:hint="eastAsia" w:ascii="黑体" w:hAnsi="黑体" w:eastAsia="黑体" w:cs="黑体"/>
+          <w:rFonts w:hint="eastAsia" w:ascii="SimHei" w:hAnsi="SimHei" w:eastAsia="SimHei" w:cs="SimHei"/>
           <w:color w:val="FF0000"/>
           <w:sz w:val="32"/>
           <w:szCs w:val="32"/>
@@ -5441,7 +5431,7 @@
       </w:r>
       <w:r>
         <w:rPr>
-          <w:rFonts w:hint="eastAsia" w:ascii="黑体" w:hAnsi="黑体" w:eastAsia="黑体" w:cs="黑体"/>
+          <w:rFonts w:hint="eastAsia" w:ascii="SimHei" w:hAnsi="SimHei" w:eastAsia="SimHei" w:cs="SimHei"/>
           <w:color w:val="FF0000"/>
           <w:sz w:val="32"/>
           <w:szCs w:val="32"/>
@@ -5451,7 +5441,7 @@
       </w:r>
       <w:r>
         <w:rPr>
-          <w:rFonts w:hint="eastAsia" w:ascii="黑体" w:hAnsi="黑体" w:eastAsia="黑体" w:cs="黑体"/>
+          <w:rFonts w:hint="eastAsia" w:ascii="SimHei" w:hAnsi="SimHei" w:eastAsia="SimHei" w:cs="SimHei"/>
           <w:color w:val="FF0000"/>
           <w:sz w:val="32"/>
           <w:szCs w:val="32"/>
@@ -5564,7 +5554,7 @@
       </w:pPr>
       <w:r>
         <w:rPr>
-          <w:rFonts w:hint="eastAsia" w:ascii="仿宋_GB2312" w:hAnsi="仿宋_GB2312" w:eastAsia="黑体" w:cs="仿宋_GB2312"/>
+          <w:rFonts w:hint="eastAsia" w:ascii="仿宋_GB2312" w:hAnsi="仿宋_GB2312" w:eastAsia="SimHei" w:cs="仿宋_GB2312"/>
           <w:color w:val="FF0000"/>
           <w:sz w:val="32"/>
           <w:szCs w:val="32"/>
@@ -5573,7 +5563,7 @@
       </w:r>
       <w:r>
         <w:rPr>
-          <w:rFonts w:hint="eastAsia" w:ascii="仿宋_GB2312" w:hAnsi="仿宋_GB2312" w:eastAsia="黑体" w:cs="仿宋_GB2312"/>
+          <w:rFonts w:hint="eastAsia" w:ascii="仿宋_GB2312" w:hAnsi="仿宋_GB2312" w:eastAsia="SimHei" w:cs="仿宋_GB2312"/>
           <w:color w:val="FF0000"/>
           <w:sz w:val="32"/>
           <w:szCs w:val="32"/>
@@ -5583,7 +5573,7 @@
       </w:r>
       <w:r>
         <w:rPr>
-          <w:rFonts w:hint="eastAsia" w:ascii="仿宋_GB2312" w:hAnsi="仿宋_GB2312" w:eastAsia="黑体" w:cs="仿宋_GB2312"/>
+          <w:rFonts w:hint="eastAsia" w:ascii="仿宋_GB2312" w:hAnsi="仿宋_GB2312" w:eastAsia="SimHei" w:cs="仿宋_GB2312"/>
           <w:color w:val="FF0000"/>
           <w:sz w:val="32"/>
           <w:szCs w:val="32"/>
@@ -5700,7 +5690,7 @@
       <w:pPr>
         <w:spacing w:line="620" w:lineRule="exact"/>
         <w:rPr>
-          <w:rFonts w:ascii="仿宋_GB2312" w:hAnsi="仿宋_GB2312" w:eastAsia="黑体" w:cs="仿宋_GB2312"/>
+          <w:rFonts w:ascii="仿宋_GB2312" w:hAnsi="仿宋_GB2312" w:eastAsia="SimHei" w:cs="仿宋_GB2312"/>
           <w:color w:val="FF0000"/>
           <w:sz w:val="32"/>
           <w:szCs w:val="32"/>
@@ -5709,22 +5699,22 @@
     </w:p>
     <w:p>
       <w:pPr>
-        <w:pStyle w:val="9"/>
+        <w:pStyle w:val="15"/>
         <w:widowControl/>
         <w:spacing w:beforeAutospacing="0" w:afterAutospacing="0" w:line="450" w:lineRule="atLeast"/>
         <w:ind w:firstLine="480" w:firstLineChars="200"/>
         <w:rPr>
-          <w:rFonts w:ascii="微软雅黑" w:hAnsi="微软雅黑" w:eastAsia="微软雅黑" w:cs="微软雅黑"/>
+          <w:rFonts w:ascii="Microsoft YaHei" w:hAnsi="Microsoft YaHei" w:eastAsia="Microsoft YaHei" w:cs="Microsoft YaHei"/>
           <w:color w:val="394351"/>
         </w:rPr>
       </w:pPr>
     </w:p>
     <w:p>
       <w:pPr>
-        <w:pStyle w:val="11"/>
-        <w:ind w:firstLine="640" w:firstLineChars="200"/>
-        <w:rPr>
-          <w:rFonts w:ascii="黑体" w:hAnsi="黑体" w:eastAsia="黑体" w:cs="黑体"/>
+        <w:pStyle w:val="2"/>
+        <w:ind w:firstLine="640" w:firstLineChars="200"/>
+        <w:rPr>
+          <w:rFonts w:ascii="SimHei" w:hAnsi="SimHei" w:eastAsia="SimHei" w:cs="SimHei"/>
         </w:rPr>
       </w:pPr>
     </w:p>
@@ -5855,7 +5845,7 @@
     </w:p>
     <w:p>
       <w:pPr>
-        <w:pStyle w:val="11"/>
+        <w:pStyle w:val="2"/>
         <w:spacing w:line="620" w:lineRule="exact"/>
         <w:rPr>
           <w:rFonts w:cs="Times New Roman"/>
@@ -5947,14 +5937,14 @@
       <w:pPr>
         <w:spacing w:before="156" w:beforeLines="50" w:after="156" w:afterLines="50" w:line="580" w:lineRule="exact"/>
         <w:rPr>
-          <w:rFonts w:ascii="黑体" w:hAnsi="黑体" w:eastAsia="黑体" w:cs="黑体"/>
-          <w:sz w:val="32"/>
-          <w:szCs w:val="32"/>
-        </w:rPr>
-      </w:pPr>
-      <w:r>
-        <w:rPr>
-          <w:rFonts w:hint="eastAsia" w:ascii="黑体" w:hAnsi="黑体" w:eastAsia="黑体" w:cs="黑体"/>
+          <w:rFonts w:ascii="SimHei" w:hAnsi="SimHei" w:eastAsia="SimHei" w:cs="SimHei"/>
+          <w:sz w:val="32"/>
+          <w:szCs w:val="32"/>
+        </w:rPr>
+      </w:pPr>
+      <w:r>
+        <w:rPr>
+          <w:rFonts w:hint="eastAsia" w:ascii="SimHei" w:hAnsi="SimHei" w:eastAsia="SimHei" w:cs="SimHei"/>
           <w:sz w:val="32"/>
           <w:szCs w:val="32"/>
         </w:rPr>
@@ -5962,7 +5952,7 @@
       </w:r>
       <w:r>
         <w:rPr>
-          <w:rFonts w:hint="eastAsia" w:ascii="黑体" w:hAnsi="黑体" w:eastAsia="黑体" w:cs="黑体"/>
+          <w:rFonts w:hint="eastAsia" w:ascii="SimHei" w:hAnsi="SimHei" w:eastAsia="SimHei" w:cs="SimHei"/>
           <w:sz w:val="32"/>
           <w:szCs w:val="32"/>
         </w:rPr>
@@ -5970,7 +5960,7 @@
       </w:r>
       <w:r>
         <w:rPr>
-          <w:rFonts w:ascii="黑体" w:hAnsi="黑体" w:eastAsia="黑体" w:cs="黑体"/>
+          <w:rFonts w:ascii="SimHei" w:hAnsi="SimHei" w:eastAsia="SimHei" w:cs="SimHei"/>
           <w:sz w:val="32"/>
           <w:szCs w:val="32"/>
         </w:rPr>
@@ -6174,7 +6164,7 @@
         <w:spacing w:before="156" w:beforeLines="50" w:after="156" w:afterLines="50" w:line="580" w:lineRule="exact"/>
         <w:ind w:left="1"/>
         <w:rPr>
-          <w:rFonts w:ascii="黑体" w:hAnsi="黑体" w:eastAsia="黑体" w:cs="黑体"/>
+          <w:rFonts w:ascii="SimHei" w:hAnsi="SimHei" w:eastAsia="SimHei" w:cs="SimHei"/>
           <w:sz w:val="32"/>
           <w:szCs w:val="32"/>
         </w:rPr>
@@ -6189,7 +6179,7 @@
       </w:r>
       <w:r>
         <w:rPr>
-          <w:rFonts w:hint="eastAsia" w:ascii="黑体" w:hAnsi="黑体" w:eastAsia="黑体" w:cs="黑体"/>
+          <w:rFonts w:hint="eastAsia" w:ascii="SimHei" w:hAnsi="SimHei" w:eastAsia="SimHei" w:cs="SimHei"/>
           <w:sz w:val="32"/>
           <w:szCs w:val="32"/>
         </w:rPr>
@@ -6197,7 +6187,7 @@
       </w:r>
       <w:r>
         <w:rPr>
-          <w:rFonts w:ascii="黑体" w:hAnsi="黑体" w:eastAsia="黑体" w:cs="黑体"/>
+          <w:rFonts w:ascii="SimHei" w:hAnsi="SimHei" w:eastAsia="SimHei" w:cs="SimHei"/>
           <w:sz w:val="32"/>
           <w:szCs w:val="32"/>
         </w:rPr>
@@ -6227,7 +6217,7 @@
     </w:p>
     <w:tbl>
       <w:tblPr>
-        <w:tblStyle w:val="12"/>
+        <w:tblStyle w:val="5"/>
         <w:tblW w:w="8928" w:type="dxa"/>
         <w:tblInd w:w="-106" w:type="dxa"/>
         <w:tblBorders>
@@ -6253,22 +6243,6 @@
         <w:gridCol w:w="2790"/>
       </w:tblGrid>
       <w:tr>
-        <w:tblPrEx>
-          <w:tblBorders>
-            <w:top w:val="single" w:color="auto" w:sz="8" w:space="0"/>
-            <w:left w:val="single" w:color="auto" w:sz="8" w:space="0"/>
-            <w:bottom w:val="single" w:color="auto" w:sz="8" w:space="0"/>
-            <w:right w:val="single" w:color="auto" w:sz="8" w:space="0"/>
-            <w:insideH w:val="single" w:color="auto" w:sz="4" w:space="0"/>
-            <w:insideV w:val="single" w:color="auto" w:sz="4" w:space="0"/>
-          </w:tblBorders>
-          <w:tblCellMar>
-            <w:top w:w="0" w:type="dxa"/>
-            <w:left w:w="108" w:type="dxa"/>
-            <w:bottom w:w="0" w:type="dxa"/>
-            <w:right w:w="108" w:type="dxa"/>
-          </w:tblCellMar>
-        </w:tblPrEx>
         <w:trPr>
           <w:trHeight w:val="800" w:hRule="exact"/>
         </w:trPr>
@@ -6386,22 +6360,6 @@
         </w:tc>
       </w:tr>
       <w:tr>
-        <w:tblPrEx>
-          <w:tblBorders>
-            <w:top w:val="single" w:color="auto" w:sz="8" w:space="0"/>
-            <w:left w:val="single" w:color="auto" w:sz="8" w:space="0"/>
-            <w:bottom w:val="single" w:color="auto" w:sz="8" w:space="0"/>
-            <w:right w:val="single" w:color="auto" w:sz="8" w:space="0"/>
-            <w:insideH w:val="single" w:color="auto" w:sz="4" w:space="0"/>
-            <w:insideV w:val="single" w:color="auto" w:sz="4" w:space="0"/>
-          </w:tblBorders>
-          <w:tblCellMar>
-            <w:top w:w="0" w:type="dxa"/>
-            <w:left w:w="108" w:type="dxa"/>
-            <w:bottom w:w="0" w:type="dxa"/>
-            <w:right w:w="108" w:type="dxa"/>
-          </w:tblCellMar>
-        </w:tblPrEx>
         <w:trPr>
           <w:trHeight w:val="717" w:hRule="exact"/>
         </w:trPr>
@@ -6483,22 +6441,6 @@
         </w:tc>
       </w:tr>
       <w:tr>
-        <w:tblPrEx>
-          <w:tblBorders>
-            <w:top w:val="single" w:color="auto" w:sz="8" w:space="0"/>
-            <w:left w:val="single" w:color="auto" w:sz="8" w:space="0"/>
-            <w:bottom w:val="single" w:color="auto" w:sz="8" w:space="0"/>
-            <w:right w:val="single" w:color="auto" w:sz="8" w:space="0"/>
-            <w:insideH w:val="single" w:color="auto" w:sz="4" w:space="0"/>
-            <w:insideV w:val="single" w:color="auto" w:sz="4" w:space="0"/>
-          </w:tblBorders>
-          <w:tblCellMar>
-            <w:top w:w="0" w:type="dxa"/>
-            <w:left w:w="108" w:type="dxa"/>
-            <w:bottom w:w="0" w:type="dxa"/>
-            <w:right w:w="108" w:type="dxa"/>
-          </w:tblCellMar>
-        </w:tblPrEx>
         <w:trPr>
           <w:trHeight w:val="717" w:hRule="exact"/>
         </w:trPr>
@@ -6580,22 +6522,6 @@
         </w:tc>
       </w:tr>
       <w:tr>
-        <w:tblPrEx>
-          <w:tblBorders>
-            <w:top w:val="single" w:color="auto" w:sz="8" w:space="0"/>
-            <w:left w:val="single" w:color="auto" w:sz="8" w:space="0"/>
-            <w:bottom w:val="single" w:color="auto" w:sz="8" w:space="0"/>
-            <w:right w:val="single" w:color="auto" w:sz="8" w:space="0"/>
-            <w:insideH w:val="single" w:color="auto" w:sz="4" w:space="0"/>
-            <w:insideV w:val="single" w:color="auto" w:sz="4" w:space="0"/>
-          </w:tblBorders>
-          <w:tblCellMar>
-            <w:top w:w="0" w:type="dxa"/>
-            <w:left w:w="108" w:type="dxa"/>
-            <w:bottom w:w="0" w:type="dxa"/>
-            <w:right w:w="108" w:type="dxa"/>
-          </w:tblCellMar>
-        </w:tblPrEx>
         <w:trPr>
           <w:trHeight w:val="717" w:hRule="exact"/>
         </w:trPr>
@@ -6709,22 +6635,6 @@
         </w:tc>
       </w:tr>
       <w:tr>
-        <w:tblPrEx>
-          <w:tblBorders>
-            <w:top w:val="single" w:color="auto" w:sz="8" w:space="0"/>
-            <w:left w:val="single" w:color="auto" w:sz="8" w:space="0"/>
-            <w:bottom w:val="single" w:color="auto" w:sz="8" w:space="0"/>
-            <w:right w:val="single" w:color="auto" w:sz="8" w:space="0"/>
-            <w:insideH w:val="single" w:color="auto" w:sz="4" w:space="0"/>
-            <w:insideV w:val="single" w:color="auto" w:sz="4" w:space="0"/>
-          </w:tblBorders>
-          <w:tblCellMar>
-            <w:top w:w="0" w:type="dxa"/>
-            <w:left w:w="108" w:type="dxa"/>
-            <w:bottom w:w="0" w:type="dxa"/>
-            <w:right w:w="108" w:type="dxa"/>
-          </w:tblCellMar>
-        </w:tblPrEx>
         <w:trPr>
           <w:trHeight w:val="717" w:hRule="exact"/>
         </w:trPr>
@@ -6806,22 +6716,6 @@
         </w:tc>
       </w:tr>
       <w:tr>
-        <w:tblPrEx>
-          <w:tblBorders>
-            <w:top w:val="single" w:color="auto" w:sz="8" w:space="0"/>
-            <w:left w:val="single" w:color="auto" w:sz="8" w:space="0"/>
-            <w:bottom w:val="single" w:color="auto" w:sz="8" w:space="0"/>
-            <w:right w:val="single" w:color="auto" w:sz="8" w:space="0"/>
-            <w:insideH w:val="single" w:color="auto" w:sz="4" w:space="0"/>
-            <w:insideV w:val="single" w:color="auto" w:sz="4" w:space="0"/>
-          </w:tblBorders>
-          <w:tblCellMar>
-            <w:top w:w="0" w:type="dxa"/>
-            <w:left w:w="108" w:type="dxa"/>
-            <w:bottom w:w="0" w:type="dxa"/>
-            <w:right w:w="108" w:type="dxa"/>
-          </w:tblCellMar>
-        </w:tblPrEx>
         <w:trPr>
           <w:trHeight w:val="717" w:hRule="exact"/>
         </w:trPr>
@@ -6903,22 +6797,6 @@
         </w:tc>
       </w:tr>
       <w:tr>
-        <w:tblPrEx>
-          <w:tblBorders>
-            <w:top w:val="single" w:color="auto" w:sz="8" w:space="0"/>
-            <w:left w:val="single" w:color="auto" w:sz="8" w:space="0"/>
-            <w:bottom w:val="single" w:color="auto" w:sz="8" w:space="0"/>
-            <w:right w:val="single" w:color="auto" w:sz="8" w:space="0"/>
-            <w:insideH w:val="single" w:color="auto" w:sz="4" w:space="0"/>
-            <w:insideV w:val="single" w:color="auto" w:sz="4" w:space="0"/>
-          </w:tblBorders>
-          <w:tblCellMar>
-            <w:top w:w="0" w:type="dxa"/>
-            <w:left w:w="108" w:type="dxa"/>
-            <w:bottom w:w="0" w:type="dxa"/>
-            <w:right w:w="108" w:type="dxa"/>
-          </w:tblCellMar>
-        </w:tblPrEx>
         <w:trPr>
           <w:trHeight w:val="717" w:hRule="exact"/>
         </w:trPr>
@@ -7000,22 +6878,6 @@
         </w:tc>
       </w:tr>
       <w:tr>
-        <w:tblPrEx>
-          <w:tblBorders>
-            <w:top w:val="single" w:color="auto" w:sz="8" w:space="0"/>
-            <w:left w:val="single" w:color="auto" w:sz="8" w:space="0"/>
-            <w:bottom w:val="single" w:color="auto" w:sz="8" w:space="0"/>
-            <w:right w:val="single" w:color="auto" w:sz="8" w:space="0"/>
-            <w:insideH w:val="single" w:color="auto" w:sz="4" w:space="0"/>
-            <w:insideV w:val="single" w:color="auto" w:sz="4" w:space="0"/>
-          </w:tblBorders>
-          <w:tblCellMar>
-            <w:top w:w="0" w:type="dxa"/>
-            <w:left w:w="108" w:type="dxa"/>
-            <w:bottom w:w="0" w:type="dxa"/>
-            <w:right w:w="108" w:type="dxa"/>
-          </w:tblCellMar>
-        </w:tblPrEx>
         <w:trPr>
           <w:trHeight w:val="717" w:hRule="exact"/>
         </w:trPr>
@@ -7129,22 +6991,6 @@
         </w:tc>
       </w:tr>
       <w:tr>
-        <w:tblPrEx>
-          <w:tblBorders>
-            <w:top w:val="single" w:color="auto" w:sz="8" w:space="0"/>
-            <w:left w:val="single" w:color="auto" w:sz="8" w:space="0"/>
-            <w:bottom w:val="single" w:color="auto" w:sz="8" w:space="0"/>
-            <w:right w:val="single" w:color="auto" w:sz="8" w:space="0"/>
-            <w:insideH w:val="single" w:color="auto" w:sz="4" w:space="0"/>
-            <w:insideV w:val="single" w:color="auto" w:sz="4" w:space="0"/>
-          </w:tblBorders>
-          <w:tblCellMar>
-            <w:top w:w="0" w:type="dxa"/>
-            <w:left w:w="108" w:type="dxa"/>
-            <w:bottom w:w="0" w:type="dxa"/>
-            <w:right w:w="108" w:type="dxa"/>
-          </w:tblCellMar>
-        </w:tblPrEx>
         <w:trPr>
           <w:trHeight w:val="717" w:hRule="exact"/>
         </w:trPr>
@@ -7258,22 +7104,6 @@
         </w:tc>
       </w:tr>
       <w:tr>
-        <w:tblPrEx>
-          <w:tblBorders>
-            <w:top w:val="single" w:color="auto" w:sz="8" w:space="0"/>
-            <w:left w:val="single" w:color="auto" w:sz="8" w:space="0"/>
-            <w:bottom w:val="single" w:color="auto" w:sz="8" w:space="0"/>
-            <w:right w:val="single" w:color="auto" w:sz="8" w:space="0"/>
-            <w:insideH w:val="single" w:color="auto" w:sz="4" w:space="0"/>
-            <w:insideV w:val="single" w:color="auto" w:sz="4" w:space="0"/>
-          </w:tblBorders>
-          <w:tblCellMar>
-            <w:top w:w="0" w:type="dxa"/>
-            <w:left w:w="108" w:type="dxa"/>
-            <w:bottom w:w="0" w:type="dxa"/>
-            <w:right w:w="108" w:type="dxa"/>
-          </w:tblCellMar>
-        </w:tblPrEx>
         <w:trPr>
           <w:trHeight w:val="717" w:hRule="exact"/>
         </w:trPr>
@@ -7371,22 +7201,6 @@
         </w:tc>
       </w:tr>
       <w:tr>
-        <w:tblPrEx>
-          <w:tblBorders>
-            <w:top w:val="single" w:color="auto" w:sz="8" w:space="0"/>
-            <w:left w:val="single" w:color="auto" w:sz="8" w:space="0"/>
-            <w:bottom w:val="single" w:color="auto" w:sz="8" w:space="0"/>
-            <w:right w:val="single" w:color="auto" w:sz="8" w:space="0"/>
-            <w:insideH w:val="single" w:color="auto" w:sz="4" w:space="0"/>
-            <w:insideV w:val="single" w:color="auto" w:sz="4" w:space="0"/>
-          </w:tblBorders>
-          <w:tblCellMar>
-            <w:top w:w="0" w:type="dxa"/>
-            <w:left w:w="108" w:type="dxa"/>
-            <w:bottom w:w="0" w:type="dxa"/>
-            <w:right w:w="108" w:type="dxa"/>
-          </w:tblCellMar>
-        </w:tblPrEx>
         <w:trPr>
           <w:trHeight w:val="717" w:hRule="exact"/>
         </w:trPr>
@@ -7468,22 +7282,6 @@
         </w:tc>
       </w:tr>
       <w:tr>
-        <w:tblPrEx>
-          <w:tblBorders>
-            <w:top w:val="single" w:color="auto" w:sz="8" w:space="0"/>
-            <w:left w:val="single" w:color="auto" w:sz="8" w:space="0"/>
-            <w:bottom w:val="single" w:color="auto" w:sz="8" w:space="0"/>
-            <w:right w:val="single" w:color="auto" w:sz="8" w:space="0"/>
-            <w:insideH w:val="single" w:color="auto" w:sz="4" w:space="0"/>
-            <w:insideV w:val="single" w:color="auto" w:sz="4" w:space="0"/>
-          </w:tblBorders>
-          <w:tblCellMar>
-            <w:top w:w="0" w:type="dxa"/>
-            <w:left w:w="108" w:type="dxa"/>
-            <w:bottom w:w="0" w:type="dxa"/>
-            <w:right w:w="108" w:type="dxa"/>
-          </w:tblCellMar>
-        </w:tblPrEx>
         <w:trPr>
           <w:trHeight w:val="717" w:hRule="exact"/>
         </w:trPr>
@@ -7565,22 +7363,6 @@
         </w:tc>
       </w:tr>
       <w:tr>
-        <w:tblPrEx>
-          <w:tblBorders>
-            <w:top w:val="single" w:color="auto" w:sz="8" w:space="0"/>
-            <w:left w:val="single" w:color="auto" w:sz="8" w:space="0"/>
-            <w:bottom w:val="single" w:color="auto" w:sz="8" w:space="0"/>
-            <w:right w:val="single" w:color="auto" w:sz="8" w:space="0"/>
-            <w:insideH w:val="single" w:color="auto" w:sz="4" w:space="0"/>
-            <w:insideV w:val="single" w:color="auto" w:sz="4" w:space="0"/>
-          </w:tblBorders>
-          <w:tblCellMar>
-            <w:top w:w="0" w:type="dxa"/>
-            <w:left w:w="108" w:type="dxa"/>
-            <w:bottom w:w="0" w:type="dxa"/>
-            <w:right w:w="108" w:type="dxa"/>
-          </w:tblCellMar>
-        </w:tblPrEx>
         <w:trPr>
           <w:trHeight w:val="717" w:hRule="exact"/>
         </w:trPr>
@@ -7655,22 +7437,6 @@
         </w:tc>
       </w:tr>
       <w:tr>
-        <w:tblPrEx>
-          <w:tblBorders>
-            <w:top w:val="single" w:color="auto" w:sz="8" w:space="0"/>
-            <w:left w:val="single" w:color="auto" w:sz="8" w:space="0"/>
-            <w:bottom w:val="single" w:color="auto" w:sz="8" w:space="0"/>
-            <w:right w:val="single" w:color="auto" w:sz="8" w:space="0"/>
-            <w:insideH w:val="single" w:color="auto" w:sz="4" w:space="0"/>
-            <w:insideV w:val="single" w:color="auto" w:sz="4" w:space="0"/>
-          </w:tblBorders>
-          <w:tblCellMar>
-            <w:top w:w="0" w:type="dxa"/>
-            <w:left w:w="108" w:type="dxa"/>
-            <w:bottom w:w="0" w:type="dxa"/>
-            <w:right w:w="108" w:type="dxa"/>
-          </w:tblCellMar>
-        </w:tblPrEx>
         <w:trPr>
           <w:trHeight w:val="717" w:hRule="exact"/>
         </w:trPr>
@@ -7768,22 +7534,6 @@
         </w:tc>
       </w:tr>
       <w:tr>
-        <w:tblPrEx>
-          <w:tblBorders>
-            <w:top w:val="single" w:color="auto" w:sz="8" w:space="0"/>
-            <w:left w:val="single" w:color="auto" w:sz="8" w:space="0"/>
-            <w:bottom w:val="single" w:color="auto" w:sz="8" w:space="0"/>
-            <w:right w:val="single" w:color="auto" w:sz="8" w:space="0"/>
-            <w:insideH w:val="single" w:color="auto" w:sz="4" w:space="0"/>
-            <w:insideV w:val="single" w:color="auto" w:sz="4" w:space="0"/>
-          </w:tblBorders>
-          <w:tblCellMar>
-            <w:top w:w="0" w:type="dxa"/>
-            <w:left w:w="108" w:type="dxa"/>
-            <w:bottom w:w="0" w:type="dxa"/>
-            <w:right w:w="108" w:type="dxa"/>
-          </w:tblCellMar>
-        </w:tblPrEx>
         <w:trPr>
           <w:trHeight w:val="717" w:hRule="exact"/>
         </w:trPr>
@@ -7897,7 +7647,7 @@
       <w:pPr>
         <w:spacing w:before="156" w:beforeLines="50" w:after="156" w:afterLines="50" w:line="580" w:lineRule="exact"/>
         <w:rPr>
-          <w:rFonts w:ascii="黑体" w:hAnsi="黑体" w:eastAsia="黑体" w:cs="黑体"/>
+          <w:rFonts w:ascii="SimHei" w:hAnsi="SimHei" w:eastAsia="SimHei" w:cs="SimHei"/>
           <w:sz w:val="32"/>
           <w:szCs w:val="32"/>
         </w:rPr>
@@ -7912,7 +7662,7 @@
       </w:r>
       <w:r>
         <w:rPr>
-          <w:rFonts w:hint="eastAsia" w:ascii="黑体" w:hAnsi="黑体" w:eastAsia="黑体" w:cs="黑体"/>
+          <w:rFonts w:hint="eastAsia" w:ascii="SimHei" w:hAnsi="SimHei" w:eastAsia="SimHei" w:cs="SimHei"/>
           <w:sz w:val="32"/>
           <w:szCs w:val="32"/>
         </w:rPr>
@@ -7920,7 +7670,7 @@
       </w:r>
       <w:r>
         <w:rPr>
-          <w:rFonts w:ascii="黑体" w:hAnsi="黑体" w:eastAsia="黑体" w:cs="黑体"/>
+          <w:rFonts w:ascii="SimHei" w:hAnsi="SimHei" w:eastAsia="SimHei" w:cs="SimHei"/>
           <w:sz w:val="32"/>
           <w:szCs w:val="32"/>
         </w:rPr>
@@ -7948,7 +7698,7 @@
     </w:p>
     <w:tbl>
       <w:tblPr>
-        <w:tblStyle w:val="12"/>
+        <w:tblStyle w:val="5"/>
         <w:tblW w:w="9429" w:type="dxa"/>
         <w:jc w:val="center"/>
         <w:tblBorders>
@@ -7980,22 +7730,6 @@
         <w:gridCol w:w="1066"/>
       </w:tblGrid>
       <w:tr>
-        <w:tblPrEx>
-          <w:tblBorders>
-            <w:top w:val="single" w:color="auto" w:sz="18" w:space="0"/>
-            <w:left w:val="single" w:color="auto" w:sz="18" w:space="0"/>
-            <w:bottom w:val="single" w:color="auto" w:sz="18" w:space="0"/>
-            <w:right w:val="single" w:color="auto" w:sz="18" w:space="0"/>
-            <w:insideH w:val="double" w:color="auto" w:sz="4" w:space="0"/>
-            <w:insideV w:val="double" w:color="auto" w:sz="4" w:space="0"/>
-          </w:tblBorders>
-          <w:tblCellMar>
-            <w:top w:w="0" w:type="dxa"/>
-            <w:left w:w="108" w:type="dxa"/>
-            <w:bottom w:w="0" w:type="dxa"/>
-            <w:right w:w="108" w:type="dxa"/>
-          </w:tblCellMar>
-        </w:tblPrEx>
         <w:trPr>
           <w:cantSplit/>
           <w:trHeight w:val="510" w:hRule="atLeast"/>
@@ -8182,22 +7916,6 @@
         </w:tc>
       </w:tr>
       <w:tr>
-        <w:tblPrEx>
-          <w:tblBorders>
-            <w:top w:val="single" w:color="auto" w:sz="18" w:space="0"/>
-            <w:left w:val="single" w:color="auto" w:sz="18" w:space="0"/>
-            <w:bottom w:val="single" w:color="auto" w:sz="18" w:space="0"/>
-            <w:right w:val="single" w:color="auto" w:sz="18" w:space="0"/>
-            <w:insideH w:val="double" w:color="auto" w:sz="4" w:space="0"/>
-            <w:insideV w:val="double" w:color="auto" w:sz="4" w:space="0"/>
-          </w:tblBorders>
-          <w:tblCellMar>
-            <w:top w:w="0" w:type="dxa"/>
-            <w:left w:w="108" w:type="dxa"/>
-            <w:bottom w:w="0" w:type="dxa"/>
-            <w:right w:w="108" w:type="dxa"/>
-          </w:tblCellMar>
-        </w:tblPrEx>
         <w:trPr>
           <w:cantSplit/>
           <w:trHeight w:val="510" w:hRule="atLeast"/>
@@ -8357,22 +8075,6 @@
         </w:tc>
       </w:tr>
       <w:tr>
-        <w:tblPrEx>
-          <w:tblBorders>
-            <w:top w:val="single" w:color="auto" w:sz="18" w:space="0"/>
-            <w:left w:val="single" w:color="auto" w:sz="18" w:space="0"/>
-            <w:bottom w:val="single" w:color="auto" w:sz="18" w:space="0"/>
-            <w:right w:val="single" w:color="auto" w:sz="18" w:space="0"/>
-            <w:insideH w:val="double" w:color="auto" w:sz="4" w:space="0"/>
-            <w:insideV w:val="double" w:color="auto" w:sz="4" w:space="0"/>
-          </w:tblBorders>
-          <w:tblCellMar>
-            <w:top w:w="0" w:type="dxa"/>
-            <w:left w:w="108" w:type="dxa"/>
-            <w:bottom w:w="0" w:type="dxa"/>
-            <w:right w:w="108" w:type="dxa"/>
-          </w:tblCellMar>
-        </w:tblPrEx>
         <w:trPr>
           <w:cantSplit/>
           <w:trHeight w:val="510" w:hRule="atLeast"/>
@@ -8532,22 +8234,6 @@
         </w:tc>
       </w:tr>
       <w:tr>
-        <w:tblPrEx>
-          <w:tblBorders>
-            <w:top w:val="single" w:color="auto" w:sz="18" w:space="0"/>
-            <w:left w:val="single" w:color="auto" w:sz="18" w:space="0"/>
-            <w:bottom w:val="single" w:color="auto" w:sz="18" w:space="0"/>
-            <w:right w:val="single" w:color="auto" w:sz="18" w:space="0"/>
-            <w:insideH w:val="double" w:color="auto" w:sz="4" w:space="0"/>
-            <w:insideV w:val="double" w:color="auto" w:sz="4" w:space="0"/>
-          </w:tblBorders>
-          <w:tblCellMar>
-            <w:top w:w="0" w:type="dxa"/>
-            <w:left w:w="108" w:type="dxa"/>
-            <w:bottom w:w="0" w:type="dxa"/>
-            <w:right w:w="108" w:type="dxa"/>
-          </w:tblCellMar>
-        </w:tblPrEx>
         <w:trPr>
           <w:cantSplit/>
           <w:trHeight w:val="510" w:hRule="atLeast"/>
@@ -8707,22 +8393,6 @@
         </w:tc>
       </w:tr>
       <w:tr>
-        <w:tblPrEx>
-          <w:tblBorders>
-            <w:top w:val="single" w:color="auto" w:sz="18" w:space="0"/>
-            <w:left w:val="single" w:color="auto" w:sz="18" w:space="0"/>
-            <w:bottom w:val="single" w:color="auto" w:sz="18" w:space="0"/>
-            <w:right w:val="single" w:color="auto" w:sz="18" w:space="0"/>
-            <w:insideH w:val="double" w:color="auto" w:sz="4" w:space="0"/>
-            <w:insideV w:val="double" w:color="auto" w:sz="4" w:space="0"/>
-          </w:tblBorders>
-          <w:tblCellMar>
-            <w:top w:w="0" w:type="dxa"/>
-            <w:left w:w="108" w:type="dxa"/>
-            <w:bottom w:w="0" w:type="dxa"/>
-            <w:right w:w="108" w:type="dxa"/>
-          </w:tblCellMar>
-        </w:tblPrEx>
         <w:trPr>
           <w:cantSplit/>
           <w:trHeight w:val="510" w:hRule="atLeast"/>
@@ -8882,22 +8552,6 @@
         </w:tc>
       </w:tr>
       <w:tr>
-        <w:tblPrEx>
-          <w:tblBorders>
-            <w:top w:val="single" w:color="auto" w:sz="18" w:space="0"/>
-            <w:left w:val="single" w:color="auto" w:sz="18" w:space="0"/>
-            <w:bottom w:val="single" w:color="auto" w:sz="18" w:space="0"/>
-            <w:right w:val="single" w:color="auto" w:sz="18" w:space="0"/>
-            <w:insideH w:val="double" w:color="auto" w:sz="4" w:space="0"/>
-            <w:insideV w:val="double" w:color="auto" w:sz="4" w:space="0"/>
-          </w:tblBorders>
-          <w:tblCellMar>
-            <w:top w:w="0" w:type="dxa"/>
-            <w:left w:w="108" w:type="dxa"/>
-            <w:bottom w:w="0" w:type="dxa"/>
-            <w:right w:w="108" w:type="dxa"/>
-          </w:tblCellMar>
-        </w:tblPrEx>
         <w:trPr>
           <w:cantSplit/>
           <w:trHeight w:val="510" w:hRule="atLeast"/>
@@ -9057,22 +8711,6 @@
         </w:tc>
       </w:tr>
       <w:tr>
-        <w:tblPrEx>
-          <w:tblBorders>
-            <w:top w:val="single" w:color="auto" w:sz="18" w:space="0"/>
-            <w:left w:val="single" w:color="auto" w:sz="18" w:space="0"/>
-            <w:bottom w:val="single" w:color="auto" w:sz="18" w:space="0"/>
-            <w:right w:val="single" w:color="auto" w:sz="18" w:space="0"/>
-            <w:insideH w:val="double" w:color="auto" w:sz="4" w:space="0"/>
-            <w:insideV w:val="double" w:color="auto" w:sz="4" w:space="0"/>
-          </w:tblBorders>
-          <w:tblCellMar>
-            <w:top w:w="0" w:type="dxa"/>
-            <w:left w:w="108" w:type="dxa"/>
-            <w:bottom w:w="0" w:type="dxa"/>
-            <w:right w:w="108" w:type="dxa"/>
-          </w:tblCellMar>
-        </w:tblPrEx>
         <w:trPr>
           <w:cantSplit/>
           <w:trHeight w:val="510" w:hRule="atLeast"/>
@@ -9232,22 +8870,6 @@
         </w:tc>
       </w:tr>
       <w:tr>
-        <w:tblPrEx>
-          <w:tblBorders>
-            <w:top w:val="single" w:color="auto" w:sz="18" w:space="0"/>
-            <w:left w:val="single" w:color="auto" w:sz="18" w:space="0"/>
-            <w:bottom w:val="single" w:color="auto" w:sz="18" w:space="0"/>
-            <w:right w:val="single" w:color="auto" w:sz="18" w:space="0"/>
-            <w:insideH w:val="double" w:color="auto" w:sz="4" w:space="0"/>
-            <w:insideV w:val="double" w:color="auto" w:sz="4" w:space="0"/>
-          </w:tblBorders>
-          <w:tblCellMar>
-            <w:top w:w="0" w:type="dxa"/>
-            <w:left w:w="108" w:type="dxa"/>
-            <w:bottom w:w="0" w:type="dxa"/>
-            <w:right w:w="108" w:type="dxa"/>
-          </w:tblCellMar>
-        </w:tblPrEx>
         <w:trPr>
           <w:cantSplit/>
           <w:trHeight w:val="510" w:hRule="atLeast"/>
@@ -9407,22 +9029,6 @@
         </w:tc>
       </w:tr>
       <w:tr>
-        <w:tblPrEx>
-          <w:tblBorders>
-            <w:top w:val="single" w:color="auto" w:sz="18" w:space="0"/>
-            <w:left w:val="single" w:color="auto" w:sz="18" w:space="0"/>
-            <w:bottom w:val="single" w:color="auto" w:sz="18" w:space="0"/>
-            <w:right w:val="single" w:color="auto" w:sz="18" w:space="0"/>
-            <w:insideH w:val="double" w:color="auto" w:sz="4" w:space="0"/>
-            <w:insideV w:val="double" w:color="auto" w:sz="4" w:space="0"/>
-          </w:tblBorders>
-          <w:tblCellMar>
-            <w:top w:w="0" w:type="dxa"/>
-            <w:left w:w="108" w:type="dxa"/>
-            <w:bottom w:w="0" w:type="dxa"/>
-            <w:right w:w="108" w:type="dxa"/>
-          </w:tblCellMar>
-        </w:tblPrEx>
         <w:trPr>
           <w:cantSplit/>
           <w:trHeight w:val="510" w:hRule="atLeast"/>
@@ -9582,22 +9188,6 @@
         </w:tc>
       </w:tr>
       <w:tr>
-        <w:tblPrEx>
-          <w:tblBorders>
-            <w:top w:val="single" w:color="auto" w:sz="18" w:space="0"/>
-            <w:left w:val="single" w:color="auto" w:sz="18" w:space="0"/>
-            <w:bottom w:val="single" w:color="auto" w:sz="18" w:space="0"/>
-            <w:right w:val="single" w:color="auto" w:sz="18" w:space="0"/>
-            <w:insideH w:val="double" w:color="auto" w:sz="4" w:space="0"/>
-            <w:insideV w:val="double" w:color="auto" w:sz="4" w:space="0"/>
-          </w:tblBorders>
-          <w:tblCellMar>
-            <w:top w:w="0" w:type="dxa"/>
-            <w:left w:w="108" w:type="dxa"/>
-            <w:bottom w:w="0" w:type="dxa"/>
-            <w:right w:w="108" w:type="dxa"/>
-          </w:tblCellMar>
-        </w:tblPrEx>
         <w:trPr>
           <w:cantSplit/>
           <w:trHeight w:val="510" w:hRule="atLeast"/>
@@ -9686,22 +9276,6 @@
         </w:tc>
       </w:tr>
       <w:tr>
-        <w:tblPrEx>
-          <w:tblBorders>
-            <w:top w:val="single" w:color="auto" w:sz="18" w:space="0"/>
-            <w:left w:val="single" w:color="auto" w:sz="18" w:space="0"/>
-            <w:bottom w:val="single" w:color="auto" w:sz="18" w:space="0"/>
-            <w:right w:val="single" w:color="auto" w:sz="18" w:space="0"/>
-            <w:insideH w:val="double" w:color="auto" w:sz="4" w:space="0"/>
-            <w:insideV w:val="double" w:color="auto" w:sz="4" w:space="0"/>
-          </w:tblBorders>
-          <w:tblCellMar>
-            <w:top w:w="0" w:type="dxa"/>
-            <w:left w:w="108" w:type="dxa"/>
-            <w:bottom w:w="0" w:type="dxa"/>
-            <w:right w:w="108" w:type="dxa"/>
-          </w:tblCellMar>
-        </w:tblPrEx>
         <w:trPr>
           <w:cantSplit/>
           <w:trHeight w:val="510" w:hRule="atLeast"/>
@@ -9790,22 +9364,6 @@
         </w:tc>
       </w:tr>
       <w:tr>
-        <w:tblPrEx>
-          <w:tblBorders>
-            <w:top w:val="single" w:color="auto" w:sz="18" w:space="0"/>
-            <w:left w:val="single" w:color="auto" w:sz="18" w:space="0"/>
-            <w:bottom w:val="single" w:color="auto" w:sz="18" w:space="0"/>
-            <w:right w:val="single" w:color="auto" w:sz="18" w:space="0"/>
-            <w:insideH w:val="double" w:color="auto" w:sz="4" w:space="0"/>
-            <w:insideV w:val="double" w:color="auto" w:sz="4" w:space="0"/>
-          </w:tblBorders>
-          <w:tblCellMar>
-            <w:top w:w="0" w:type="dxa"/>
-            <w:left w:w="108" w:type="dxa"/>
-            <w:bottom w:w="0" w:type="dxa"/>
-            <w:right w:w="108" w:type="dxa"/>
-          </w:tblCellMar>
-        </w:tblPrEx>
         <w:trPr>
           <w:cantSplit/>
           <w:trHeight w:val="510" w:hRule="atLeast"/>
@@ -9894,22 +9452,6 @@
         </w:tc>
       </w:tr>
       <w:tr>
-        <w:tblPrEx>
-          <w:tblBorders>
-            <w:top w:val="single" w:color="auto" w:sz="18" w:space="0"/>
-            <w:left w:val="single" w:color="auto" w:sz="18" w:space="0"/>
-            <w:bottom w:val="single" w:color="auto" w:sz="18" w:space="0"/>
-            <w:right w:val="single" w:color="auto" w:sz="18" w:space="0"/>
-            <w:insideH w:val="double" w:color="auto" w:sz="4" w:space="0"/>
-            <w:insideV w:val="double" w:color="auto" w:sz="4" w:space="0"/>
-          </w:tblBorders>
-          <w:tblCellMar>
-            <w:top w:w="0" w:type="dxa"/>
-            <w:left w:w="108" w:type="dxa"/>
-            <w:bottom w:w="0" w:type="dxa"/>
-            <w:right w:w="108" w:type="dxa"/>
-          </w:tblCellMar>
-        </w:tblPrEx>
         <w:trPr>
           <w:cantSplit/>
           <w:trHeight w:val="510" w:hRule="atLeast"/>
@@ -10109,22 +9651,6 @@
         </w:tc>
       </w:tr>
       <w:tr>
-        <w:tblPrEx>
-          <w:tblBorders>
-            <w:top w:val="single" w:color="auto" w:sz="18" w:space="0"/>
-            <w:left w:val="single" w:color="auto" w:sz="18" w:space="0"/>
-            <w:bottom w:val="single" w:color="auto" w:sz="18" w:space="0"/>
-            <w:right w:val="single" w:color="auto" w:sz="18" w:space="0"/>
-            <w:insideH w:val="double" w:color="auto" w:sz="4" w:space="0"/>
-            <w:insideV w:val="double" w:color="auto" w:sz="4" w:space="0"/>
-          </w:tblBorders>
-          <w:tblCellMar>
-            <w:top w:w="0" w:type="dxa"/>
-            <w:left w:w="108" w:type="dxa"/>
-            <w:bottom w:w="0" w:type="dxa"/>
-            <w:right w:w="108" w:type="dxa"/>
-          </w:tblCellMar>
-        </w:tblPrEx>
         <w:trPr>
           <w:cantSplit/>
           <w:trHeight w:val="510" w:hRule="atLeast"/>
@@ -10293,22 +9819,6 @@
         </w:tc>
       </w:tr>
       <w:tr>
-        <w:tblPrEx>
-          <w:tblBorders>
-            <w:top w:val="single" w:color="auto" w:sz="18" w:space="0"/>
-            <w:left w:val="single" w:color="auto" w:sz="18" w:space="0"/>
-            <w:bottom w:val="single" w:color="auto" w:sz="18" w:space="0"/>
-            <w:right w:val="single" w:color="auto" w:sz="18" w:space="0"/>
-            <w:insideH w:val="double" w:color="auto" w:sz="4" w:space="0"/>
-            <w:insideV w:val="double" w:color="auto" w:sz="4" w:space="0"/>
-          </w:tblBorders>
-          <w:tblCellMar>
-            <w:top w:w="0" w:type="dxa"/>
-            <w:left w:w="108" w:type="dxa"/>
-            <w:bottom w:w="0" w:type="dxa"/>
-            <w:right w:w="108" w:type="dxa"/>
-          </w:tblCellMar>
-        </w:tblPrEx>
         <w:trPr>
           <w:cantSplit/>
           <w:trHeight w:val="510" w:hRule="atLeast"/>
@@ -10519,22 +10029,6 @@
         </w:tc>
       </w:tr>
       <w:tr>
-        <w:tblPrEx>
-          <w:tblBorders>
-            <w:top w:val="single" w:color="auto" w:sz="18" w:space="0"/>
-            <w:left w:val="single" w:color="auto" w:sz="18" w:space="0"/>
-            <w:bottom w:val="single" w:color="auto" w:sz="18" w:space="0"/>
-            <w:right w:val="single" w:color="auto" w:sz="18" w:space="0"/>
-            <w:insideH w:val="double" w:color="auto" w:sz="4" w:space="0"/>
-            <w:insideV w:val="double" w:color="auto" w:sz="4" w:space="0"/>
-          </w:tblBorders>
-          <w:tblCellMar>
-            <w:top w:w="0" w:type="dxa"/>
-            <w:left w:w="108" w:type="dxa"/>
-            <w:bottom w:w="0" w:type="dxa"/>
-            <w:right w:w="108" w:type="dxa"/>
-          </w:tblCellMar>
-        </w:tblPrEx>
         <w:trPr>
           <w:cantSplit/>
           <w:trHeight w:val="510" w:hRule="atLeast"/>
@@ -10711,22 +10205,6 @@
         </w:tc>
       </w:tr>
       <w:tr>
-        <w:tblPrEx>
-          <w:tblBorders>
-            <w:top w:val="single" w:color="auto" w:sz="18" w:space="0"/>
-            <w:left w:val="single" w:color="auto" w:sz="18" w:space="0"/>
-            <w:bottom w:val="single" w:color="auto" w:sz="18" w:space="0"/>
-            <w:right w:val="single" w:color="auto" w:sz="18" w:space="0"/>
-            <w:insideH w:val="double" w:color="auto" w:sz="4" w:space="0"/>
-            <w:insideV w:val="double" w:color="auto" w:sz="4" w:space="0"/>
-          </w:tblBorders>
-          <w:tblCellMar>
-            <w:top w:w="0" w:type="dxa"/>
-            <w:left w:w="108" w:type="dxa"/>
-            <w:bottom w:w="0" w:type="dxa"/>
-            <w:right w:w="108" w:type="dxa"/>
-          </w:tblCellMar>
-        </w:tblPrEx>
         <w:trPr>
           <w:cantSplit/>
           <w:trHeight w:val="510" w:hRule="atLeast"/>
@@ -10902,22 +10380,6 @@
         </w:tc>
       </w:tr>
       <w:tr>
-        <w:tblPrEx>
-          <w:tblBorders>
-            <w:top w:val="single" w:color="auto" w:sz="18" w:space="0"/>
-            <w:left w:val="single" w:color="auto" w:sz="18" w:space="0"/>
-            <w:bottom w:val="single" w:color="auto" w:sz="18" w:space="0"/>
-            <w:right w:val="single" w:color="auto" w:sz="18" w:space="0"/>
-            <w:insideH w:val="double" w:color="auto" w:sz="4" w:space="0"/>
-            <w:insideV w:val="double" w:color="auto" w:sz="4" w:space="0"/>
-          </w:tblBorders>
-          <w:tblCellMar>
-            <w:top w:w="0" w:type="dxa"/>
-            <w:left w:w="108" w:type="dxa"/>
-            <w:bottom w:w="0" w:type="dxa"/>
-            <w:right w:w="108" w:type="dxa"/>
-          </w:tblCellMar>
-        </w:tblPrEx>
         <w:trPr>
           <w:cantSplit/>
           <w:trHeight w:val="510" w:hRule="atLeast"/>
@@ -11030,22 +10492,6 @@
         </w:tc>
       </w:tr>
       <w:tr>
-        <w:tblPrEx>
-          <w:tblBorders>
-            <w:top w:val="single" w:color="auto" w:sz="18" w:space="0"/>
-            <w:left w:val="single" w:color="auto" w:sz="18" w:space="0"/>
-            <w:bottom w:val="single" w:color="auto" w:sz="18" w:space="0"/>
-            <w:right w:val="single" w:color="auto" w:sz="18" w:space="0"/>
-            <w:insideH w:val="double" w:color="auto" w:sz="4" w:space="0"/>
-            <w:insideV w:val="double" w:color="auto" w:sz="4" w:space="0"/>
-          </w:tblBorders>
-          <w:tblCellMar>
-            <w:top w:w="0" w:type="dxa"/>
-            <w:left w:w="108" w:type="dxa"/>
-            <w:bottom w:w="0" w:type="dxa"/>
-            <w:right w:w="108" w:type="dxa"/>
-          </w:tblCellMar>
-        </w:tblPrEx>
         <w:trPr>
           <w:cantSplit/>
           <w:trHeight w:val="510" w:hRule="atLeast"/>
@@ -11243,22 +10689,6 @@
         </w:tc>
       </w:tr>
       <w:tr>
-        <w:tblPrEx>
-          <w:tblBorders>
-            <w:top w:val="single" w:color="auto" w:sz="18" w:space="0"/>
-            <w:left w:val="single" w:color="auto" w:sz="18" w:space="0"/>
-            <w:bottom w:val="single" w:color="auto" w:sz="18" w:space="0"/>
-            <w:right w:val="single" w:color="auto" w:sz="18" w:space="0"/>
-            <w:insideH w:val="double" w:color="auto" w:sz="4" w:space="0"/>
-            <w:insideV w:val="double" w:color="auto" w:sz="4" w:space="0"/>
-          </w:tblBorders>
-          <w:tblCellMar>
-            <w:top w:w="0" w:type="dxa"/>
-            <w:left w:w="108" w:type="dxa"/>
-            <w:bottom w:w="0" w:type="dxa"/>
-            <w:right w:w="108" w:type="dxa"/>
-          </w:tblCellMar>
-        </w:tblPrEx>
         <w:trPr>
           <w:cantSplit/>
           <w:trHeight w:val="510" w:hRule="atLeast"/>
@@ -11456,22 +10886,6 @@
         </w:tc>
       </w:tr>
       <w:tr>
-        <w:tblPrEx>
-          <w:tblBorders>
-            <w:top w:val="single" w:color="auto" w:sz="18" w:space="0"/>
-            <w:left w:val="single" w:color="auto" w:sz="18" w:space="0"/>
-            <w:bottom w:val="single" w:color="auto" w:sz="18" w:space="0"/>
-            <w:right w:val="single" w:color="auto" w:sz="18" w:space="0"/>
-            <w:insideH w:val="double" w:color="auto" w:sz="4" w:space="0"/>
-            <w:insideV w:val="double" w:color="auto" w:sz="4" w:space="0"/>
-          </w:tblBorders>
-          <w:tblCellMar>
-            <w:top w:w="0" w:type="dxa"/>
-            <w:left w:w="108" w:type="dxa"/>
-            <w:bottom w:w="0" w:type="dxa"/>
-            <w:right w:w="108" w:type="dxa"/>
-          </w:tblCellMar>
-        </w:tblPrEx>
         <w:trPr>
           <w:cantSplit/>
           <w:trHeight w:val="510" w:hRule="atLeast"/>
@@ -11669,22 +11083,6 @@
         </w:tc>
       </w:tr>
       <w:tr>
-        <w:tblPrEx>
-          <w:tblBorders>
-            <w:top w:val="single" w:color="auto" w:sz="18" w:space="0"/>
-            <w:left w:val="single" w:color="auto" w:sz="18" w:space="0"/>
-            <w:bottom w:val="single" w:color="auto" w:sz="18" w:space="0"/>
-            <w:right w:val="single" w:color="auto" w:sz="18" w:space="0"/>
-            <w:insideH w:val="double" w:color="auto" w:sz="4" w:space="0"/>
-            <w:insideV w:val="double" w:color="auto" w:sz="4" w:space="0"/>
-          </w:tblBorders>
-          <w:tblCellMar>
-            <w:top w:w="0" w:type="dxa"/>
-            <w:left w:w="108" w:type="dxa"/>
-            <w:bottom w:w="0" w:type="dxa"/>
-            <w:right w:w="108" w:type="dxa"/>
-          </w:tblCellMar>
-        </w:tblPrEx>
         <w:trPr>
           <w:cantSplit/>
           <w:trHeight w:val="510" w:hRule="atLeast"/>
@@ -11882,22 +11280,6 @@
         </w:tc>
       </w:tr>
       <w:tr>
-        <w:tblPrEx>
-          <w:tblBorders>
-            <w:top w:val="single" w:color="auto" w:sz="18" w:space="0"/>
-            <w:left w:val="single" w:color="auto" w:sz="18" w:space="0"/>
-            <w:bottom w:val="single" w:color="auto" w:sz="18" w:space="0"/>
-            <w:right w:val="single" w:color="auto" w:sz="18" w:space="0"/>
-            <w:insideH w:val="double" w:color="auto" w:sz="4" w:space="0"/>
-            <w:insideV w:val="double" w:color="auto" w:sz="4" w:space="0"/>
-          </w:tblBorders>
-          <w:tblCellMar>
-            <w:top w:w="0" w:type="dxa"/>
-            <w:left w:w="108" w:type="dxa"/>
-            <w:bottom w:w="0" w:type="dxa"/>
-            <w:right w:w="108" w:type="dxa"/>
-          </w:tblCellMar>
-        </w:tblPrEx>
         <w:trPr>
           <w:cantSplit/>
           <w:trHeight w:val="510" w:hRule="atLeast"/>
@@ -11985,22 +11367,6 @@
         </w:tc>
       </w:tr>
       <w:tr>
-        <w:tblPrEx>
-          <w:tblBorders>
-            <w:top w:val="single" w:color="auto" w:sz="18" w:space="0"/>
-            <w:left w:val="single" w:color="auto" w:sz="18" w:space="0"/>
-            <w:bottom w:val="single" w:color="auto" w:sz="18" w:space="0"/>
-            <w:right w:val="single" w:color="auto" w:sz="18" w:space="0"/>
-            <w:insideH w:val="double" w:color="auto" w:sz="4" w:space="0"/>
-            <w:insideV w:val="double" w:color="auto" w:sz="4" w:space="0"/>
-          </w:tblBorders>
-          <w:tblCellMar>
-            <w:top w:w="0" w:type="dxa"/>
-            <w:left w:w="108" w:type="dxa"/>
-            <w:bottom w:w="0" w:type="dxa"/>
-            <w:right w:w="108" w:type="dxa"/>
-          </w:tblCellMar>
-        </w:tblPrEx>
         <w:trPr>
           <w:cantSplit/>
           <w:trHeight w:val="510" w:hRule="atLeast"/>
@@ -12088,22 +11454,6 @@
         </w:tc>
       </w:tr>
       <w:tr>
-        <w:tblPrEx>
-          <w:tblBorders>
-            <w:top w:val="single" w:color="auto" w:sz="18" w:space="0"/>
-            <w:left w:val="single" w:color="auto" w:sz="18" w:space="0"/>
-            <w:bottom w:val="single" w:color="auto" w:sz="18" w:space="0"/>
-            <w:right w:val="single" w:color="auto" w:sz="18" w:space="0"/>
-            <w:insideH w:val="double" w:color="auto" w:sz="4" w:space="0"/>
-            <w:insideV w:val="double" w:color="auto" w:sz="4" w:space="0"/>
-          </w:tblBorders>
-          <w:tblCellMar>
-            <w:top w:w="0" w:type="dxa"/>
-            <w:left w:w="108" w:type="dxa"/>
-            <w:bottom w:w="0" w:type="dxa"/>
-            <w:right w:w="108" w:type="dxa"/>
-          </w:tblCellMar>
-        </w:tblPrEx>
         <w:trPr>
           <w:cantSplit/>
           <w:trHeight w:val="510" w:hRule="atLeast"/>
@@ -12191,22 +11541,6 @@
         </w:tc>
       </w:tr>
       <w:tr>
-        <w:tblPrEx>
-          <w:tblBorders>
-            <w:top w:val="single" w:color="auto" w:sz="18" w:space="0"/>
-            <w:left w:val="single" w:color="auto" w:sz="18" w:space="0"/>
-            <w:bottom w:val="single" w:color="auto" w:sz="18" w:space="0"/>
-            <w:right w:val="single" w:color="auto" w:sz="18" w:space="0"/>
-            <w:insideH w:val="double" w:color="auto" w:sz="4" w:space="0"/>
-            <w:insideV w:val="double" w:color="auto" w:sz="4" w:space="0"/>
-          </w:tblBorders>
-          <w:tblCellMar>
-            <w:top w:w="0" w:type="dxa"/>
-            <w:left w:w="108" w:type="dxa"/>
-            <w:bottom w:w="0" w:type="dxa"/>
-            <w:right w:w="108" w:type="dxa"/>
-          </w:tblCellMar>
-        </w:tblPrEx>
         <w:trPr>
           <w:cantSplit/>
           <w:trHeight w:val="669" w:hRule="atLeast"/>
@@ -12319,22 +11653,6 @@
         </w:tc>
       </w:tr>
       <w:tr>
-        <w:tblPrEx>
-          <w:tblBorders>
-            <w:top w:val="single" w:color="auto" w:sz="18" w:space="0"/>
-            <w:left w:val="single" w:color="auto" w:sz="18" w:space="0"/>
-            <w:bottom w:val="single" w:color="auto" w:sz="18" w:space="0"/>
-            <w:right w:val="single" w:color="auto" w:sz="18" w:space="0"/>
-            <w:insideH w:val="double" w:color="auto" w:sz="4" w:space="0"/>
-            <w:insideV w:val="double" w:color="auto" w:sz="4" w:space="0"/>
-          </w:tblBorders>
-          <w:tblCellMar>
-            <w:top w:w="0" w:type="dxa"/>
-            <w:left w:w="108" w:type="dxa"/>
-            <w:bottom w:w="0" w:type="dxa"/>
-            <w:right w:w="108" w:type="dxa"/>
-          </w:tblCellMar>
-        </w:tblPrEx>
         <w:trPr>
           <w:cantSplit/>
           <w:trHeight w:val="510" w:hRule="atLeast"/>
@@ -12446,22 +11764,6 @@
         </w:tc>
       </w:tr>
       <w:tr>
-        <w:tblPrEx>
-          <w:tblBorders>
-            <w:top w:val="single" w:color="auto" w:sz="18" w:space="0"/>
-            <w:left w:val="single" w:color="auto" w:sz="18" w:space="0"/>
-            <w:bottom w:val="single" w:color="auto" w:sz="18" w:space="0"/>
-            <w:right w:val="single" w:color="auto" w:sz="18" w:space="0"/>
-            <w:insideH w:val="double" w:color="auto" w:sz="4" w:space="0"/>
-            <w:insideV w:val="double" w:color="auto" w:sz="4" w:space="0"/>
-          </w:tblBorders>
-          <w:tblCellMar>
-            <w:top w:w="0" w:type="dxa"/>
-            <w:left w:w="108" w:type="dxa"/>
-            <w:bottom w:w="0" w:type="dxa"/>
-            <w:right w:w="108" w:type="dxa"/>
-          </w:tblCellMar>
-        </w:tblPrEx>
         <w:trPr>
           <w:cantSplit/>
           <w:trHeight w:val="510" w:hRule="atLeast"/>
@@ -12727,7 +12029,7 @@
 <w:ftr xmlns:wpc="http://schemas.microsoft.com/office/word/2010/wordprocessingCanvas" xmlns:mc="http://schemas.openxmlformats.org/markup-compatibility/2006" xmlns:o="urn:schemas-microsoft-com:office:office" xmlns:r="http://schemas.openxmlformats.org/officeDocument/2006/relationships" xmlns:m="http://schemas.openxmlformats.org/officeDocument/2006/math" xmlns:v="urn:schemas-microsoft-com:vml" xmlns:wp14="http://schemas.microsoft.com/office/word/2010/wordprocessingDrawing" xmlns:wp="http://schemas.openxmlformats.org/drawingml/2006/wordprocessingDrawing" xmlns:w10="urn:schemas-microsoft-com:office:word" xmlns:w="http://schemas.openxmlformats.org/wordprocessingml/2006/main" xmlns:w14="http://schemas.microsoft.com/office/word/2010/wordml" xmlns:w15="http://schemas.microsoft.com/office/word/2012/wordml" xmlns:wpg="http://schemas.microsoft.com/office/word/2010/wordprocessingGroup" xmlns:wpi="http://schemas.microsoft.com/office/word/2010/wordprocessingInk" xmlns:wne="http://schemas.microsoft.com/office/word/2006/wordml" xmlns:wps="http://schemas.microsoft.com/office/word/2010/wordprocessingShape" xmlns:wpsCustomData="http://www.wps.cn/officeDocument/2013/wpsCustomData" mc:Ignorable="w14 w15 wp14">
   <w:p>
     <w:pPr>
-      <w:pStyle w:val="6"/>
+      <w:pStyle w:val="11"/>
       <w:jc w:val="center"/>
       <w:rPr>
         <w:rFonts w:cs="Times New Roman"/>
@@ -12866,7 +12168,7 @@
   <w:docDefaults>
     <w:rPrDefault>
       <w:rPr>
-        <w:rFonts w:ascii="Times New Roman" w:hAnsi="Times New Roman" w:eastAsia="宋体" w:cs="Times New Roman"/>
+        <w:rFonts w:ascii="Times New Roman" w:hAnsi="Times New Roman" w:eastAsia="SimSun" w:cs="Times New Roman"/>
       </w:rPr>
     </w:rPrDefault>
     <w:pPrDefault/>
@@ -13123,6 +12425,7 @@
   </w:latentStyles>
   <w:style w:type="paragraph" w:default="1" w:styleId="1">
     <w:name w:val="Normal"/>
+    <w:next w:val="2"/>
     <w:qFormat/>
     <w:uiPriority w:val="0"/>
     <w:pPr>
@@ -13131,20 +12434,20 @@
       <w:jc w:val="both"/>
     </w:pPr>
     <w:rPr>
-      <w:rFonts w:ascii="Calibri" w:hAnsi="Calibri" w:eastAsia="宋体" w:cs="Calibri"/>
+      <w:rFonts w:ascii="Calibri" w:hAnsi="Calibri" w:eastAsia="SimSun" w:cs="Calibri"/>
       <w:kern w:val="2"/>
       <w:sz w:val="21"/>
       <w:szCs w:val="21"/>
       <w:lang w:val="en-US" w:eastAsia="zh-CN" w:bidi="ar-SA"/>
     </w:rPr>
   </w:style>
-  <w:style w:type="character" w:default="1" w:styleId="13">
+  <w:style w:type="character" w:default="1" w:styleId="4">
     <w:name w:val="Default Paragraph Font"/>
     <w:semiHidden/>
     <w:unhideWhenUsed/>
     <w:uiPriority w:val="1"/>
   </w:style>
-  <w:style w:type="table" w:default="1" w:styleId="12">
+  <w:style w:type="table" w:default="1" w:styleId="5">
     <w:name w:val="Normal Table"/>
     <w:semiHidden/>
     <w:unhideWhenUsed/>
@@ -13160,30 +12463,17 @@
     </w:tblPr>
   </w:style>
   <w:style w:type="paragraph" w:styleId="2">
-    <w:name w:val="annotation text"/>
-    <w:basedOn w:val="1"/>
-    <w:link w:val="19"/>
+    <w:name w:val="Body Text First Indent 2"/>
+    <w:basedOn w:val="3"/>
+    <w:link w:val="18"/>
     <w:autoRedefine/>
-    <w:semiHidden/>
     <w:qFormat/>
     <w:uiPriority w:val="99"/>
     <w:pPr>
-      <w:jc w:val="left"/>
+      <w:ind w:firstLine="960"/>
     </w:pPr>
   </w:style>
   <w:style w:type="paragraph" w:styleId="3">
-    <w:name w:val="Body Text"/>
-    <w:basedOn w:val="1"/>
-    <w:link w:val="20"/>
-    <w:autoRedefine/>
-    <w:qFormat/>
-    <w:uiPriority w:val="99"/>
-    <w:rPr>
-      <w:rFonts w:ascii="宋体" w:hAnsi="宋体" w:cs="宋体"/>
-      <w:lang w:val="zh-CN"/>
-    </w:rPr>
-  </w:style>
-  <w:style w:type="paragraph" w:styleId="4">
     <w:name w:val="Body Text Indent"/>
     <w:basedOn w:val="1"/>
     <w:link w:val="17"/>
@@ -13198,7 +12488,7 @@
       <w:szCs w:val="32"/>
     </w:rPr>
   </w:style>
-  <w:style w:type="paragraph" w:styleId="5">
+  <w:style w:type="paragraph" w:styleId="6">
     <w:name w:val="Balloon Text"/>
     <w:basedOn w:val="1"/>
     <w:link w:val="21"/>
@@ -13214,7 +12504,57 @@
       <w:szCs w:val="18"/>
     </w:rPr>
   </w:style>
-  <w:style w:type="paragraph" w:styleId="6">
+  <w:style w:type="paragraph" w:styleId="7">
+    <w:name w:val="Body Text"/>
+    <w:basedOn w:val="1"/>
+    <w:link w:val="20"/>
+    <w:autoRedefine/>
+    <w:qFormat/>
+    <w:uiPriority w:val="99"/>
+    <w:rPr>
+      <w:rFonts w:ascii="SimSun" w:hAnsi="SimSun" w:cs="SimSun"/>
+      <w:lang w:val="zh-CN"/>
+    </w:rPr>
+  </w:style>
+  <w:style w:type="character" w:styleId="8">
+    <w:name w:val="annotation reference"/>
+    <w:basedOn w:val="4"/>
+    <w:autoRedefine/>
+    <w:semiHidden/>
+    <w:qFormat/>
+    <w:uiPriority w:val="99"/>
+    <w:rPr>
+      <w:sz w:val="21"/>
+      <w:szCs w:val="21"/>
+    </w:rPr>
+  </w:style>
+  <w:style w:type="paragraph" w:styleId="9">
+    <w:name w:val="annotation text"/>
+    <w:basedOn w:val="1"/>
+    <w:link w:val="19"/>
+    <w:autoRedefine/>
+    <w:semiHidden/>
+    <w:qFormat/>
+    <w:uiPriority w:val="99"/>
+    <w:pPr>
+      <w:jc w:val="left"/>
+    </w:pPr>
+  </w:style>
+  <w:style w:type="paragraph" w:styleId="10">
+    <w:name w:val="annotation subject"/>
+    <w:basedOn w:val="9"/>
+    <w:next w:val="9"/>
+    <w:link w:val="25"/>
+    <w:autoRedefine/>
+    <w:semiHidden/>
+    <w:qFormat/>
+    <w:uiPriority w:val="99"/>
+    <w:rPr>
+      <w:b/>
+      <w:bCs/>
+    </w:rPr>
+  </w:style>
+  <w:style w:type="paragraph" w:styleId="11">
     <w:name w:val="footer"/>
     <w:basedOn w:val="1"/>
     <w:link w:val="22"/>
@@ -13235,7 +12575,35 @@
       <w:szCs w:val="18"/>
     </w:rPr>
   </w:style>
-  <w:style w:type="paragraph" w:styleId="7">
+  <w:style w:type="character" w:styleId="12">
+    <w:name w:val="footnote reference"/>
+    <w:basedOn w:val="4"/>
+    <w:autoRedefine/>
+    <w:semiHidden/>
+    <w:qFormat/>
+    <w:uiPriority w:val="99"/>
+    <w:rPr>
+      <w:vertAlign w:val="superscript"/>
+    </w:rPr>
+  </w:style>
+  <w:style w:type="paragraph" w:styleId="13">
+    <w:name w:val="footnote text"/>
+    <w:basedOn w:val="1"/>
+    <w:link w:val="24"/>
+    <w:autoRedefine/>
+    <w:semiHidden/>
+    <w:qFormat/>
+    <w:uiPriority w:val="99"/>
+    <w:pPr>
+      <w:snapToGrid w:val="0"/>
+      <w:jc w:val="left"/>
+    </w:pPr>
+    <w:rPr>
+      <w:sz w:val="18"/>
+      <w:szCs w:val="18"/>
+    </w:rPr>
+  </w:style>
+  <w:style w:type="paragraph" w:styleId="14">
     <w:name w:val="header"/>
     <w:basedOn w:val="1"/>
     <w:link w:val="23"/>
@@ -13259,24 +12627,7 @@
       <w:szCs w:val="18"/>
     </w:rPr>
   </w:style>
-  <w:style w:type="paragraph" w:styleId="8">
-    <w:name w:val="footnote text"/>
-    <w:basedOn w:val="1"/>
-    <w:link w:val="24"/>
-    <w:autoRedefine/>
-    <w:semiHidden/>
-    <w:qFormat/>
-    <w:uiPriority w:val="99"/>
-    <w:pPr>
-      <w:snapToGrid w:val="0"/>
-      <w:jc w:val="left"/>
-    </w:pPr>
-    <w:rPr>
-      <w:sz w:val="18"/>
-      <w:szCs w:val="18"/>
-    </w:rPr>
-  </w:style>
-  <w:style w:type="paragraph" w:styleId="9">
+  <w:style w:type="paragraph" w:styleId="15">
     <w:name w:val="Normal (Web)"/>
     <w:basedOn w:val="1"/>
     <w:autoRedefine/>
@@ -13292,66 +12643,18 @@
       <w:szCs w:val="24"/>
     </w:rPr>
   </w:style>
-  <w:style w:type="paragraph" w:styleId="10">
-    <w:name w:val="annotation subject"/>
-    <w:basedOn w:val="2"/>
-    <w:next w:val="2"/>
-    <w:link w:val="25"/>
-    <w:autoRedefine/>
-    <w:semiHidden/>
-    <w:qFormat/>
-    <w:uiPriority w:val="99"/>
-    <w:rPr>
-      <w:b/>
-      <w:bCs/>
-    </w:rPr>
-  </w:style>
-  <w:style w:type="paragraph" w:styleId="11">
-    <w:name w:val="Body Text First Indent 2"/>
+  <w:style w:type="character" w:styleId="16">
+    <w:name w:val="page number"/>
     <w:basedOn w:val="4"/>
-    <w:link w:val="18"/>
-    <w:autoRedefine/>
-    <w:qFormat/>
-    <w:uiPriority w:val="99"/>
-    <w:pPr>
-      <w:ind w:firstLine="960"/>
-    </w:pPr>
-  </w:style>
-  <w:style w:type="character" w:styleId="14">
-    <w:name w:val="page number"/>
-    <w:basedOn w:val="13"/>
     <w:autoRedefine/>
     <w:semiHidden/>
     <w:qFormat/>
     <w:uiPriority w:val="99"/>
   </w:style>
-  <w:style w:type="character" w:styleId="15">
-    <w:name w:val="annotation reference"/>
-    <w:basedOn w:val="13"/>
-    <w:autoRedefine/>
-    <w:semiHidden/>
-    <w:qFormat/>
-    <w:uiPriority w:val="99"/>
-    <w:rPr>
-      <w:sz w:val="21"/>
-      <w:szCs w:val="21"/>
-    </w:rPr>
-  </w:style>
-  <w:style w:type="character" w:styleId="16">
-    <w:name w:val="footnote reference"/>
-    <w:basedOn w:val="13"/>
-    <w:autoRedefine/>
-    <w:semiHidden/>
-    <w:qFormat/>
-    <w:uiPriority w:val="99"/>
-    <w:rPr>
-      <w:vertAlign w:val="superscript"/>
-    </w:rPr>
-  </w:style>
   <w:style w:type="character" w:customStyle="1" w:styleId="17">
     <w:name w:val="正文文本缩进 字符"/>
-    <w:basedOn w:val="13"/>
-    <w:link w:val="4"/>
+    <w:basedOn w:val="4"/>
+    <w:link w:val="3"/>
     <w:autoRedefine/>
     <w:semiHidden/>
     <w:qFormat/>
@@ -13366,7 +12669,7 @@
   <w:style w:type="character" w:customStyle="1" w:styleId="18">
     <w:name w:val="正文文本首行缩进 2 字符"/>
     <w:basedOn w:val="17"/>
-    <w:link w:val="11"/>
+    <w:link w:val="2"/>
     <w:autoRedefine/>
     <w:semiHidden/>
     <w:qFormat/>
@@ -13380,15 +12683,15 @@
   </w:style>
   <w:style w:type="character" w:customStyle="1" w:styleId="19">
     <w:name w:val="批注文字 字符"/>
-    <w:basedOn w:val="13"/>
-    <w:link w:val="2"/>
+    <w:basedOn w:val="4"/>
+    <w:link w:val="9"/>
     <w:autoRedefine/>
     <w:semiHidden/>
     <w:qFormat/>
     <w:locked/>
     <w:uiPriority w:val="99"/>
     <w:rPr>
-      <w:rFonts w:ascii="Calibri" w:hAnsi="Calibri" w:eastAsia="宋体" w:cs="Calibri"/>
+      <w:rFonts w:ascii="Calibri" w:hAnsi="Calibri" w:eastAsia="SimSun" w:cs="Calibri"/>
       <w:kern w:val="2"/>
       <w:sz w:val="22"/>
       <w:szCs w:val="22"/>
@@ -13396,8 +12699,8 @@
   </w:style>
   <w:style w:type="character" w:customStyle="1" w:styleId="20">
     <w:name w:val="正文文本 字符"/>
-    <w:basedOn w:val="13"/>
-    <w:link w:val="3"/>
+    <w:basedOn w:val="4"/>
+    <w:link w:val="7"/>
     <w:autoRedefine/>
     <w:semiHidden/>
     <w:qFormat/>
@@ -13411,8 +12714,8 @@
   </w:style>
   <w:style w:type="character" w:customStyle="1" w:styleId="21">
     <w:name w:val="批注框文本 字符"/>
-    <w:basedOn w:val="13"/>
-    <w:link w:val="5"/>
+    <w:basedOn w:val="4"/>
+    <w:link w:val="6"/>
     <w:autoRedefine/>
     <w:semiHidden/>
     <w:qFormat/>
@@ -13425,8 +12728,8 @@
   </w:style>
   <w:style w:type="character" w:customStyle="1" w:styleId="22">
     <w:name w:val="页脚 字符"/>
-    <w:basedOn w:val="13"/>
-    <w:link w:val="6"/>
+    <w:basedOn w:val="4"/>
+    <w:link w:val="11"/>
     <w:autoRedefine/>
     <w:qFormat/>
     <w:locked/>
@@ -13438,8 +12741,8 @@
   </w:style>
   <w:style w:type="character" w:customStyle="1" w:styleId="23">
     <w:name w:val="页眉 字符"/>
-    <w:basedOn w:val="13"/>
-    <w:link w:val="7"/>
+    <w:basedOn w:val="4"/>
+    <w:link w:val="14"/>
     <w:autoRedefine/>
     <w:qFormat/>
     <w:locked/>
@@ -13451,8 +12754,8 @@
   </w:style>
   <w:style w:type="character" w:customStyle="1" w:styleId="24">
     <w:name w:val="脚注文本 字符"/>
-    <w:basedOn w:val="13"/>
-    <w:link w:val="8"/>
+    <w:basedOn w:val="4"/>
+    <w:link w:val="13"/>
     <w:autoRedefine/>
     <w:semiHidden/>
     <w:qFormat/>
@@ -13473,7 +12776,7 @@
     <w:locked/>
     <w:uiPriority w:val="99"/>
     <w:rPr>
-      <w:rFonts w:ascii="Calibri" w:hAnsi="Calibri" w:eastAsia="宋体" w:cs="Calibri"/>
+      <w:rFonts w:ascii="Calibri" w:hAnsi="Calibri" w:eastAsia="SimSun" w:cs="Calibri"/>
       <w:kern w:val="2"/>
       <w:sz w:val="22"/>
       <w:szCs w:val="22"/>
@@ -13491,7 +12794,7 @@
       <w:jc w:val="left"/>
     </w:pPr>
     <w:rPr>
-      <w:rFonts w:ascii="宋体" w:hAnsi="宋体" w:cs="宋体"/>
+      <w:rFonts w:ascii="SimSun" w:hAnsi="SimSun" w:cs="SimSun"/>
       <w:kern w:val="0"/>
       <w:sz w:val="24"/>
       <w:szCs w:val="24"/>

--- a/src/statics/documents/小区管理规约.docx
+++ b/src/statics/documents/小区管理规约.docx
@@ -6,17 +6,17 @@
       <w:pPr>
         <w:spacing w:before="156" w:beforeLines="50" w:after="156" w:afterLines="50" w:line="620" w:lineRule="exact"/>
         <w:rPr>
-          <w:rFonts w:ascii="SimHei" w:hAnsi="SimHei" w:eastAsia="SimHei" w:cs="Times New Roman"/>
-          <w:sz w:val="32"/>
-          <w:szCs w:val="32"/>
-        </w:rPr>
-      </w:pPr>
-    </w:p>
-    <w:p>
-      <w:pPr>
-        <w:spacing w:line="620" w:lineRule="exact"/>
-        <w:rPr>
-          <w:rFonts w:ascii="SimHei" w:hAnsi="SimHei" w:eastAsia="SimHei" w:cs="Times New Roman"/>
+          <w:rFonts w:ascii="黑体" w:hAnsi="黑体" w:eastAsia="黑体" w:cs="Times New Roman"/>
+          <w:sz w:val="32"/>
+          <w:szCs w:val="32"/>
+        </w:rPr>
+      </w:pPr>
+    </w:p>
+    <w:p>
+      <w:pPr>
+        <w:spacing w:line="620" w:lineRule="exact"/>
+        <w:rPr>
+          <w:rFonts w:ascii="黑体" w:hAnsi="黑体" w:eastAsia="黑体" w:cs="Times New Roman"/>
           <w:b/>
           <w:bCs/>
           <w:sz w:val="44"/>
@@ -67,7 +67,7 @@
       <w:pPr>
         <w:spacing w:line="620" w:lineRule="exact"/>
         <w:rPr>
-          <w:rFonts w:ascii="SimHei" w:hAnsi="SimHei" w:eastAsia="SimHei" w:cs="Times New Roman"/>
+          <w:rFonts w:ascii="黑体" w:hAnsi="黑体" w:eastAsia="黑体" w:cs="Times New Roman"/>
           <w:b/>
           <w:bCs/>
           <w:sz w:val="44"/>
@@ -114,7 +114,7 @@
         <w:ind w:firstLine="0"/>
         <w:jc w:val="center"/>
         <w:rPr>
-          <w:rFonts w:ascii="SimHei" w:hAnsi="SimHei" w:eastAsia="SimHei" w:cs="SimHei"/>
+          <w:rFonts w:ascii="黑体" w:hAnsi="黑体" w:eastAsia="黑体" w:cs="黑体"/>
         </w:rPr>
       </w:pPr>
       <w:r>
@@ -125,7 +125,7 @@
       </w:r>
       <w:r>
         <w:rPr>
-          <w:rFonts w:hint="eastAsia" w:ascii="SimHei" w:hAnsi="SimHei" w:eastAsia="SimHei" w:cs="SimHei"/>
+          <w:rFonts w:hint="eastAsia" w:ascii="黑体" w:hAnsi="黑体" w:eastAsia="黑体" w:cs="黑体"/>
         </w:rPr>
         <w:t>第一章  总  则</w:t>
       </w:r>
@@ -153,7 +153,7 @@
       </w:pPr>
       <w:r>
         <w:rPr>
-          <w:rFonts w:hint="eastAsia" w:ascii="SimHei" w:hAnsi="SimHei" w:eastAsia="SimHei" w:cs="SimHei"/>
+          <w:rFonts w:hint="eastAsia" w:ascii="黑体" w:hAnsi="黑体" w:eastAsia="黑体" w:cs="黑体"/>
           <w:sz w:val="32"/>
           <w:szCs w:val="32"/>
         </w:rPr>
@@ -188,7 +188,7 @@
       </w:pPr>
       <w:r>
         <w:rPr>
-          <w:rFonts w:hint="eastAsia" w:ascii="SimHei" w:hAnsi="SimHei" w:eastAsia="SimHei" w:cs="SimHei"/>
+          <w:rFonts w:hint="eastAsia" w:ascii="黑体" w:hAnsi="黑体" w:eastAsia="黑体" w:cs="黑体"/>
           <w:sz w:val="32"/>
           <w:szCs w:val="32"/>
         </w:rPr>
@@ -296,7 +296,7 @@
       </w:pPr>
       <w:r>
         <w:rPr>
-          <w:rFonts w:hint="eastAsia" w:ascii="SimHei" w:hAnsi="SimHei" w:eastAsia="SimHei" w:cs="SimHei"/>
+          <w:rFonts w:hint="eastAsia" w:ascii="黑体" w:hAnsi="黑体" w:eastAsia="黑体" w:cs="黑体"/>
           <w:sz w:val="32"/>
           <w:szCs w:val="32"/>
         </w:rPr>
@@ -522,7 +522,7 @@
       </w:pPr>
       <w:r>
         <w:rPr>
-          <w:rFonts w:hint="eastAsia" w:ascii="SimHei" w:hAnsi="SimHei" w:eastAsia="SimHei" w:cs="SimHei"/>
+          <w:rFonts w:hint="eastAsia" w:ascii="黑体" w:hAnsi="黑体" w:eastAsia="黑体" w:cs="黑体"/>
           <w:sz w:val="32"/>
           <w:szCs w:val="32"/>
         </w:rPr>
@@ -743,7 +743,7 @@
       </w:pPr>
       <w:r>
         <w:rPr>
-          <w:rFonts w:hint="eastAsia" w:ascii="SimHei" w:hAnsi="SimHei" w:eastAsia="SimHei" w:cs="SimHei"/>
+          <w:rFonts w:hint="eastAsia" w:ascii="黑体" w:hAnsi="黑体" w:eastAsia="黑体" w:cs="黑体"/>
           <w:sz w:val="32"/>
           <w:szCs w:val="32"/>
         </w:rPr>
@@ -781,14 +781,14 @@
         <w:spacing w:line="620" w:lineRule="exact"/>
         <w:jc w:val="center"/>
         <w:rPr>
-          <w:rFonts w:ascii="SimHei" w:hAnsi="SimHei" w:eastAsia="SimHei" w:cs="SimHei"/>
-          <w:sz w:val="32"/>
-          <w:szCs w:val="32"/>
-        </w:rPr>
-      </w:pPr>
-      <w:r>
-        <w:rPr>
-          <w:rFonts w:hint="eastAsia" w:ascii="SimHei" w:hAnsi="SimHei" w:eastAsia="SimHei" w:cs="SimHei"/>
+          <w:rFonts w:ascii="黑体" w:hAnsi="黑体" w:eastAsia="黑体" w:cs="黑体"/>
+          <w:sz w:val="32"/>
+          <w:szCs w:val="32"/>
+        </w:rPr>
+      </w:pPr>
+      <w:r>
+        <w:rPr>
+          <w:rFonts w:hint="eastAsia" w:ascii="黑体" w:hAnsi="黑体" w:eastAsia="黑体" w:cs="黑体"/>
           <w:sz w:val="32"/>
           <w:szCs w:val="32"/>
         </w:rPr>
@@ -815,7 +815,7 @@
       </w:pPr>
       <w:r>
         <w:rPr>
-          <w:rFonts w:hint="eastAsia" w:ascii="SimHei" w:hAnsi="SimHei" w:eastAsia="SimHei" w:cs="SimHei"/>
+          <w:rFonts w:hint="eastAsia" w:ascii="黑体" w:hAnsi="黑体" w:eastAsia="黑体" w:cs="黑体"/>
           <w:sz w:val="32"/>
           <w:szCs w:val="32"/>
         </w:rPr>
@@ -824,7 +824,7 @@
       <w:bookmarkStart w:id="2" w:name="_Hlk23866898"/>
       <w:r>
         <w:rPr>
-          <w:rFonts w:hint="eastAsia" w:ascii="SimHei" w:hAnsi="SimHei" w:eastAsia="SimHei" w:cs="SimHei"/>
+          <w:rFonts w:hint="eastAsia" w:ascii="黑体" w:hAnsi="黑体" w:eastAsia="黑体" w:cs="黑体"/>
           <w:sz w:val="32"/>
           <w:szCs w:val="32"/>
         </w:rPr>
@@ -849,7 +849,7 @@
     </w:p>
     <w:p>
       <w:pPr>
-        <w:pStyle w:val="7"/>
+        <w:pStyle w:val="5"/>
         <w:overflowPunct w:val="0"/>
         <w:spacing w:line="620" w:lineRule="exact"/>
         <w:ind w:firstLine="640" w:firstLineChars="200"/>
@@ -898,7 +898,7 @@
     </w:p>
     <w:p>
       <w:pPr>
-        <w:pStyle w:val="7"/>
+        <w:pStyle w:val="5"/>
         <w:overflowPunct w:val="0"/>
         <w:autoSpaceDE w:val="0"/>
         <w:autoSpaceDN w:val="0"/>
@@ -919,8 +919,6 @@
         </w:rPr>
         <w:t>（二）坐落位置：</w:t>
       </w:r>
-      <w:bookmarkStart w:id="14" w:name="_GoBack"/>
-      <w:bookmarkEnd w:id="14"/>
       <w:bookmarkStart w:id="4" w:name="_Hlk15477411"/>
       <w:r>
         <w:rPr>
@@ -943,7 +941,7 @@
     </w:p>
     <w:p>
       <w:pPr>
-        <w:pStyle w:val="7"/>
+        <w:pStyle w:val="5"/>
         <w:overflowPunct w:val="0"/>
         <w:autoSpaceDE w:val="0"/>
         <w:autoSpaceDN w:val="0"/>
@@ -1088,7 +1086,7 @@
     </w:p>
     <w:p>
       <w:pPr>
-        <w:pStyle w:val="7"/>
+        <w:pStyle w:val="5"/>
         <w:overflowPunct w:val="0"/>
         <w:spacing w:before="0" w:line="620" w:lineRule="exact"/>
         <w:ind w:firstLine="640" w:firstLineChars="200"/>
@@ -1120,7 +1118,7 @@
     </w:p>
     <w:p>
       <w:pPr>
-        <w:pStyle w:val="7"/>
+        <w:pStyle w:val="5"/>
         <w:overflowPunct w:val="0"/>
         <w:spacing w:before="0" w:line="620" w:lineRule="exact"/>
         <w:ind w:firstLine="640" w:firstLineChars="200"/>
@@ -1152,7 +1150,7 @@
     </w:p>
     <w:p>
       <w:pPr>
-        <w:pStyle w:val="7"/>
+        <w:pStyle w:val="5"/>
         <w:overflowPunct w:val="0"/>
         <w:spacing w:before="0" w:line="620" w:lineRule="exact"/>
         <w:ind w:firstLine="640" w:firstLineChars="200"/>
@@ -1192,7 +1190,7 @@
     </w:p>
     <w:p>
       <w:pPr>
-        <w:pStyle w:val="7"/>
+        <w:pStyle w:val="5"/>
         <w:overflowPunct w:val="0"/>
         <w:spacing w:before="0" w:line="620" w:lineRule="exact"/>
         <w:ind w:firstLine="640" w:firstLineChars="200"/>
@@ -1638,7 +1636,7 @@
       </w:pPr>
       <w:r>
         <w:rPr>
-          <w:rFonts w:hint="eastAsia" w:ascii="SimHei" w:hAnsi="SimHei" w:eastAsia="SimHei" w:cs="SimHei"/>
+          <w:rFonts w:hint="eastAsia" w:ascii="黑体" w:hAnsi="黑体" w:eastAsia="黑体" w:cs="黑体"/>
           <w:sz w:val="32"/>
           <w:szCs w:val="32"/>
         </w:rPr>
@@ -1685,24 +1683,7 @@
           <w:sz w:val="32"/>
           <w:szCs w:val="32"/>
         </w:rPr>
-        <w:t>.由单幢建筑物的全体业主共有的共用部位，包括该幢建筑物的承重结构、主体结构，公共门厅、公共走廊、公共楼梯间、户外墙面、屋面、</w:t>
-      </w:r>
-      <w:r>
-        <w:rPr>
-          <w:rFonts w:hint="eastAsia" w:ascii="仿宋_GB2312" w:hAnsi="仿宋_GB2312" w:eastAsia="仿宋_GB2312" w:cs="Times New Roman"/>
-          <w:sz w:val="32"/>
-          <w:szCs w:val="32"/>
-          <w:u w:val="single"/>
-        </w:rPr>
-        <w:t xml:space="preserve">      </w:t>
-      </w:r>
-      <w:r>
-        <w:rPr>
-          <w:rFonts w:hint="eastAsia" w:ascii="仿宋_GB2312" w:hAnsi="仿宋_GB2312" w:eastAsia="仿宋_GB2312" w:cs="仿宋_GB2312"/>
-          <w:sz w:val="32"/>
-          <w:szCs w:val="32"/>
-        </w:rPr>
-        <w:t>等；</w:t>
+        <w:t>.由单幢建筑物的全体业主共有的共用部位，包括该幢建筑物的承重结构、主体结构，公共门厅、公共走廊、公共楼梯间、户外墙面、屋面等；</w:t>
       </w:r>
     </w:p>
     <w:p>
@@ -1729,24 +1710,7 @@
           <w:sz w:val="32"/>
           <w:szCs w:val="32"/>
         </w:rPr>
-        <w:t>.由单幢建筑物的全体业主共有的共用设施设备，包括该幢建筑物内的给排水管道、落水管、水箱、水泵、电梯、冷暖设施、照明设施、消防设施、避雷设施、</w:t>
-      </w:r>
-      <w:r>
-        <w:rPr>
-          <w:rFonts w:hint="eastAsia" w:ascii="仿宋_GB2312" w:hAnsi="仿宋_GB2312" w:eastAsia="仿宋_GB2312" w:cs="Times New Roman"/>
-          <w:sz w:val="32"/>
-          <w:szCs w:val="32"/>
-          <w:u w:val="single"/>
-        </w:rPr>
-        <w:t xml:space="preserve">      </w:t>
-      </w:r>
-      <w:r>
-        <w:rPr>
-          <w:rFonts w:hint="eastAsia" w:ascii="仿宋_GB2312" w:hAnsi="仿宋_GB2312" w:eastAsia="仿宋_GB2312" w:cs="仿宋_GB2312"/>
-          <w:sz w:val="32"/>
-          <w:szCs w:val="32"/>
-        </w:rPr>
-        <w:t>等；</w:t>
+        <w:t>.由单幢建筑物的全体业主共有的共用设施设备，包括该幢建筑物内的给排水管道、落水管、水箱、水泵、电梯、冷暖设施、照明设施、消防设施、避雷设施等；</w:t>
       </w:r>
     </w:p>
     <w:p>
@@ -1773,24 +1737,7 @@
           <w:sz w:val="32"/>
           <w:szCs w:val="32"/>
         </w:rPr>
-        <w:t>.由物业管理区域内全体业主共有的共用部位和共用设施设备，包括围墙、池井、照明设施、共用设施设备使用的房屋、物业服务用房、</w:t>
-      </w:r>
-      <w:r>
-        <w:rPr>
-          <w:rFonts w:hint="eastAsia" w:ascii="仿宋_GB2312" w:hAnsi="仿宋_GB2312" w:eastAsia="仿宋_GB2312" w:cs="Times New Roman"/>
-          <w:sz w:val="32"/>
-          <w:szCs w:val="32"/>
-          <w:u w:val="single"/>
-        </w:rPr>
-        <w:t xml:space="preserve">      </w:t>
-      </w:r>
-      <w:r>
-        <w:rPr>
-          <w:rFonts w:hint="eastAsia" w:ascii="仿宋_GB2312" w:hAnsi="仿宋_GB2312" w:eastAsia="仿宋_GB2312" w:cs="仿宋_GB2312"/>
-          <w:sz w:val="32"/>
-          <w:szCs w:val="32"/>
-        </w:rPr>
-        <w:t>等。</w:t>
+        <w:t>.由物业管理区域内全体业主共有的共用部位和共用设施设备，包括围墙、池井、照明设施、共用设施设备使用的房屋、物业服务用房等。</w:t>
       </w:r>
     </w:p>
     <w:p>
@@ -1859,7 +1806,7 @@
       </w:pPr>
       <w:r>
         <w:rPr>
-          <w:rFonts w:hint="eastAsia" w:ascii="SimHei" w:hAnsi="SimHei" w:eastAsia="SimHei" w:cs="SimHei"/>
+          <w:rFonts w:hint="eastAsia" w:ascii="黑体" w:hAnsi="黑体" w:eastAsia="黑体" w:cs="黑体"/>
           <w:sz w:val="32"/>
           <w:szCs w:val="32"/>
         </w:rPr>
@@ -1905,7 +1852,7 @@
         <w:pStyle w:val="2"/>
         <w:spacing w:line="620" w:lineRule="exact"/>
         <w:rPr>
-          <w:rFonts w:ascii="SimHei" w:hAnsi="SimHei" w:eastAsia="SimHei" w:cs="SimHei"/>
+          <w:rFonts w:ascii="黑体" w:hAnsi="黑体" w:eastAsia="黑体" w:cs="黑体"/>
         </w:rPr>
       </w:pPr>
     </w:p>
@@ -1914,7 +1861,7 @@
         <w:spacing w:line="620" w:lineRule="exact"/>
         <w:jc w:val="center"/>
         <w:rPr>
-          <w:rFonts w:ascii="SimHei" w:hAnsi="SimHei" w:eastAsia="SimHei" w:cs="SimHei"/>
+          <w:rFonts w:ascii="黑体" w:hAnsi="黑体" w:eastAsia="黑体" w:cs="黑体"/>
           <w:sz w:val="32"/>
           <w:szCs w:val="32"/>
         </w:rPr>
@@ -1922,7 +1869,7 @@
       <w:bookmarkStart w:id="6" w:name="_Hlk15555068"/>
       <w:r>
         <w:rPr>
-          <w:rFonts w:hint="eastAsia" w:ascii="SimHei" w:hAnsi="SimHei" w:eastAsia="SimHei" w:cs="SimHei"/>
+          <w:rFonts w:hint="eastAsia" w:ascii="黑体" w:hAnsi="黑体" w:eastAsia="黑体" w:cs="黑体"/>
           <w:sz w:val="32"/>
           <w:szCs w:val="32"/>
         </w:rPr>
@@ -1950,7 +1897,7 @@
       </w:pPr>
       <w:r>
         <w:rPr>
-          <w:rFonts w:hint="eastAsia" w:ascii="SimHei" w:hAnsi="SimHei" w:eastAsia="SimHei" w:cs="SimHei"/>
+          <w:rFonts w:hint="eastAsia" w:ascii="黑体" w:hAnsi="黑体" w:eastAsia="黑体" w:cs="黑体"/>
           <w:sz w:val="32"/>
           <w:szCs w:val="32"/>
         </w:rPr>
@@ -2005,7 +1952,7 @@
       </w:pPr>
       <w:r>
         <w:rPr>
-          <w:rFonts w:hint="eastAsia" w:ascii="SimHei" w:hAnsi="SimHei" w:eastAsia="SimHei" w:cs="SimHei"/>
+          <w:rFonts w:hint="eastAsia" w:ascii="黑体" w:hAnsi="黑体" w:eastAsia="黑体" w:cs="黑体"/>
           <w:sz w:val="32"/>
           <w:szCs w:val="32"/>
         </w:rPr>
@@ -2052,7 +1999,7 @@
       </w:pPr>
       <w:r>
         <w:rPr>
-          <w:rFonts w:hint="eastAsia" w:ascii="SimHei" w:hAnsi="SimHei" w:eastAsia="SimHei" w:cs="SimHei"/>
+          <w:rFonts w:hint="eastAsia" w:ascii="黑体" w:hAnsi="黑体" w:eastAsia="黑体" w:cs="黑体"/>
           <w:sz w:val="32"/>
           <w:szCs w:val="32"/>
         </w:rPr>
@@ -2087,7 +2034,7 @@
       </w:pPr>
       <w:r>
         <w:rPr>
-          <w:rFonts w:hint="eastAsia" w:ascii="SimHei" w:hAnsi="SimHei" w:eastAsia="SimHei" w:cs="SimHei"/>
+          <w:rFonts w:hint="eastAsia" w:ascii="黑体" w:hAnsi="黑体" w:eastAsia="黑体" w:cs="黑体"/>
           <w:sz w:val="32"/>
           <w:szCs w:val="32"/>
         </w:rPr>
@@ -2343,7 +2290,7 @@
     </w:p>
     <w:p>
       <w:pPr>
-        <w:pStyle w:val="7"/>
+        <w:pStyle w:val="5"/>
         <w:spacing w:line="620" w:lineRule="exact"/>
         <w:ind w:firstLine="640" w:firstLineChars="200"/>
         <w:rPr>
@@ -2373,11 +2320,12 @@
     </w:p>
     <w:p>
       <w:pPr>
-        <w:pStyle w:val="7"/>
-        <w:spacing w:line="620" w:lineRule="exact"/>
-        <w:ind w:firstLine="640" w:firstLineChars="200"/>
-        <w:rPr>
-          <w:rFonts w:ascii="仿宋_GB2312" w:hAnsi="仿宋_GB2312" w:eastAsia="仿宋_GB2312" w:cs="Times New Roman"/>
+        <w:spacing w:line="620" w:lineRule="exact"/>
+        <w:ind w:firstLine="640" w:firstLineChars="200"/>
+        <w:rPr>
+          <w:rFonts w:ascii="仿宋_GB2312" w:hAnsi="仿宋_GB2312" w:eastAsia="仿宋_GB2312" w:cs="Times New Roman"/>
+          <w:sz w:val="32"/>
+          <w:szCs w:val="32"/>
         </w:rPr>
       </w:pPr>
       <w:r>
@@ -2393,7 +2341,7 @@
           <w:rFonts w:hint="eastAsia" w:ascii="仿宋_GB2312" w:hAnsi="仿宋_GB2312" w:eastAsia="仿宋_GB2312" w:cs="仿宋_GB2312"/>
           <w:sz w:val="32"/>
           <w:szCs w:val="32"/>
-          <w:lang w:val="en-US"/>
+          <w:lang w:eastAsia="zh-CN"/>
         </w:rPr>
         <w:t>四</w:t>
       </w:r>
@@ -2403,69 +2351,7 @@
           <w:sz w:val="32"/>
           <w:szCs w:val="32"/>
         </w:rPr>
-        <w:t>）</w:t>
-      </w:r>
-      <w:r>
-        <w:rPr>
-          <w:rFonts w:ascii="仿宋_GB2312" w:hAnsi="仿宋_GB2312" w:eastAsia="仿宋_GB2312" w:cs="Times New Roman"/>
-          <w:sz w:val="32"/>
-          <w:szCs w:val="32"/>
-          <w:u w:val="single"/>
-        </w:rPr>
-        <w:tab/>
-      </w:r>
-      <w:r>
-        <w:rPr>
-          <w:rFonts w:ascii="仿宋_GB2312" w:hAnsi="仿宋_GB2312" w:eastAsia="仿宋_GB2312" w:cs="Times New Roman"/>
-          <w:sz w:val="32"/>
-          <w:szCs w:val="32"/>
-          <w:u w:val="single"/>
-        </w:rPr>
-        <w:tab/>
-      </w:r>
-      <w:r>
-        <w:rPr>
-          <w:rFonts w:ascii="仿宋_GB2312" w:hAnsi="仿宋_GB2312" w:eastAsia="仿宋_GB2312" w:cs="仿宋_GB2312"/>
-          <w:sz w:val="32"/>
-          <w:szCs w:val="32"/>
-          <w:u w:val="single"/>
-        </w:rPr>
-        <w:t xml:space="preserve">               </w:t>
-      </w:r>
-      <w:r>
-        <w:rPr>
-          <w:rFonts w:ascii="仿宋_GB2312" w:hAnsi="仿宋_GB2312" w:eastAsia="仿宋_GB2312" w:cs="仿宋_GB2312"/>
-          <w:sz w:val="32"/>
-          <w:szCs w:val="32"/>
-        </w:rPr>
-        <w:t xml:space="preserve"> </w:t>
-      </w:r>
-      <w:r>
-        <w:rPr>
-          <w:rFonts w:hint="eastAsia" w:ascii="仿宋_GB2312" w:hAnsi="仿宋_GB2312" w:eastAsia="仿宋_GB2312" w:cs="仿宋_GB2312"/>
-          <w:sz w:val="32"/>
-          <w:szCs w:val="32"/>
-        </w:rPr>
-        <w:t>；</w:t>
-      </w:r>
-    </w:p>
-    <w:p>
-      <w:pPr>
-        <w:spacing w:line="620" w:lineRule="exact"/>
-        <w:ind w:firstLine="640" w:firstLineChars="200"/>
-        <w:rPr>
-          <w:rFonts w:ascii="仿宋_GB2312" w:hAnsi="仿宋_GB2312" w:eastAsia="仿宋_GB2312" w:cs="Times New Roman"/>
-          <w:sz w:val="32"/>
-          <w:szCs w:val="32"/>
-        </w:rPr>
-      </w:pPr>
-      <w:r>
-        <w:rPr>
-          <w:rFonts w:hint="eastAsia" w:ascii="仿宋_GB2312" w:hAnsi="仿宋_GB2312" w:eastAsia="仿宋_GB2312" w:cs="仿宋_GB2312"/>
-          <w:sz w:val="32"/>
-          <w:szCs w:val="32"/>
-        </w:rPr>
-        <w:t>（十五）法律、法规禁止的其他行为。</w:t>
+        <w:t>）法律、法规禁止的其他行为。</w:t>
       </w:r>
     </w:p>
     <w:p>
@@ -2518,7 +2404,7 @@
       </w:pPr>
       <w:r>
         <w:rPr>
-          <w:rFonts w:hint="eastAsia" w:ascii="SimHei" w:hAnsi="SimHei" w:eastAsia="SimHei" w:cs="SimHei"/>
+          <w:rFonts w:hint="eastAsia" w:ascii="黑体" w:hAnsi="黑体" w:eastAsia="黑体" w:cs="黑体"/>
           <w:sz w:val="32"/>
           <w:szCs w:val="32"/>
         </w:rPr>
@@ -2678,7 +2564,26 @@
           <w:szCs w:val="32"/>
           <w:u w:val="single"/>
         </w:rPr>
-        <w:t xml:space="preserve">      </w:t>
+        <w:t xml:space="preserve">    </w:t>
+      </w:r>
+      <w:r>
+        <w:rPr>
+          <w:rFonts w:hint="eastAsia" w:ascii="仿宋_GB2312" w:hAnsi="仿宋_GB2312" w:eastAsia="仿宋_GB2312" w:cs="仿宋_GB2312"/>
+          <w:sz w:val="32"/>
+          <w:szCs w:val="32"/>
+          <w:u w:val="single"/>
+          <w:lang w:val="en-US" w:eastAsia="zh-CN"/>
+        </w:rPr>
+        <w:t>18</w:t>
+      </w:r>
+      <w:r>
+        <w:rPr>
+          <w:rFonts w:hint="eastAsia" w:ascii="仿宋_GB2312" w:hAnsi="仿宋_GB2312" w:eastAsia="仿宋_GB2312" w:cs="仿宋_GB2312"/>
+          <w:sz w:val="32"/>
+          <w:szCs w:val="32"/>
+          <w:u w:val="single"/>
+        </w:rPr>
+        <w:t xml:space="preserve">  </w:t>
       </w:r>
       <w:r>
         <w:rPr>
@@ -2695,7 +2600,26 @@
           <w:szCs w:val="32"/>
           <w:u w:val="single"/>
         </w:rPr>
-        <w:t xml:space="preserve">      </w:t>
+        <w:t xml:space="preserve">   </w:t>
+      </w:r>
+      <w:r>
+        <w:rPr>
+          <w:rFonts w:hint="eastAsia" w:ascii="仿宋_GB2312" w:hAnsi="仿宋_GB2312" w:eastAsia="仿宋_GB2312" w:cs="仿宋_GB2312"/>
+          <w:sz w:val="32"/>
+          <w:szCs w:val="32"/>
+          <w:u w:val="single"/>
+          <w:lang w:val="en-US" w:eastAsia="zh-CN"/>
+        </w:rPr>
+        <w:t>8</w:t>
+      </w:r>
+      <w:r>
+        <w:rPr>
+          <w:rFonts w:hint="eastAsia" w:ascii="仿宋_GB2312" w:hAnsi="仿宋_GB2312" w:eastAsia="仿宋_GB2312" w:cs="仿宋_GB2312"/>
+          <w:sz w:val="32"/>
+          <w:szCs w:val="32"/>
+          <w:u w:val="single"/>
+        </w:rPr>
+        <w:t xml:space="preserve">   </w:t>
       </w:r>
       <w:r>
         <w:rPr>
@@ -2774,87 +2698,114 @@
     </w:p>
     <w:p>
       <w:pPr>
-        <w:adjustRightInd w:val="0"/>
-        <w:snapToGrid w:val="0"/>
-        <w:spacing w:line="620" w:lineRule="exact"/>
-        <w:ind w:firstLine="640" w:firstLineChars="200"/>
-        <w:jc w:val="left"/>
-        <w:rPr>
-          <w:rFonts w:ascii="仿宋_GB2312" w:hAnsi="仿宋_GB2312" w:eastAsia="仿宋_GB2312" w:cs="Times New Roman"/>
-          <w:sz w:val="32"/>
-          <w:szCs w:val="32"/>
-        </w:rPr>
-      </w:pPr>
-      <w:r>
-        <w:rPr>
-          <w:rFonts w:hint="eastAsia" w:ascii="仿宋_GB2312" w:hAnsi="仿宋_GB2312" w:eastAsia="仿宋_GB2312" w:cs="仿宋_GB2312"/>
-          <w:sz w:val="32"/>
-          <w:szCs w:val="32"/>
-        </w:rPr>
-        <w:t>（九）</w:t>
-      </w:r>
-      <w:r>
-        <w:rPr>
-          <w:rFonts w:ascii="仿宋_GB2312" w:hAnsi="仿宋_GB2312" w:eastAsia="仿宋_GB2312" w:cs="Times New Roman"/>
-          <w:sz w:val="32"/>
-          <w:szCs w:val="32"/>
-          <w:u w:val="single"/>
-        </w:rPr>
-        <w:tab/>
-      </w:r>
-      <w:r>
-        <w:rPr>
-          <w:rFonts w:ascii="仿宋_GB2312" w:hAnsi="仿宋_GB2312" w:eastAsia="仿宋_GB2312" w:cs="Times New Roman"/>
-          <w:sz w:val="32"/>
-          <w:szCs w:val="32"/>
-          <w:u w:val="single"/>
-        </w:rPr>
-        <w:tab/>
+        <w:spacing w:line="620" w:lineRule="exact"/>
+        <w:ind w:firstLine="640" w:firstLineChars="200"/>
+        <w:rPr>
+          <w:rFonts w:ascii="仿宋_GB2312" w:hAnsi="仿宋_GB2312" w:eastAsia="仿宋_GB2312" w:cs="Times New Roman"/>
+          <w:sz w:val="32"/>
+          <w:szCs w:val="32"/>
+        </w:rPr>
+      </w:pPr>
+      <w:r>
+        <w:rPr>
+          <w:rFonts w:hint="eastAsia" w:ascii="黑体" w:hAnsi="黑体" w:eastAsia="黑体" w:cs="黑体"/>
+          <w:sz w:val="32"/>
+          <w:szCs w:val="32"/>
+        </w:rPr>
+        <w:t>第十四条</w:t>
       </w:r>
       <w:r>
         <w:rPr>
           <w:rFonts w:ascii="仿宋_GB2312" w:hAnsi="仿宋_GB2312" w:eastAsia="仿宋_GB2312" w:cs="仿宋_GB2312"/>
           <w:sz w:val="32"/>
           <w:szCs w:val="32"/>
-          <w:u w:val="single"/>
-        </w:rPr>
-        <w:t xml:space="preserve">              </w:t>
-      </w:r>
-      <w:r>
-        <w:rPr>
-          <w:rFonts w:hint="eastAsia" w:ascii="仿宋_GB2312" w:hAnsi="仿宋_GB2312" w:eastAsia="仿宋_GB2312" w:cs="仿宋_GB2312"/>
-          <w:sz w:val="32"/>
-          <w:szCs w:val="32"/>
-          <w:u w:val="single"/>
-        </w:rPr>
-        <w:t xml:space="preserve">     </w:t>
-      </w:r>
-      <w:r>
-        <w:rPr>
-          <w:rFonts w:hint="eastAsia" w:ascii="仿宋_GB2312" w:hAnsi="仿宋_GB2312" w:eastAsia="仿宋_GB2312" w:cs="仿宋_GB2312"/>
-          <w:sz w:val="32"/>
-          <w:szCs w:val="32"/>
-        </w:rPr>
-        <w:t>。</w:t>
-      </w:r>
-    </w:p>
-    <w:p>
-      <w:pPr>
-        <w:spacing w:line="620" w:lineRule="exact"/>
-        <w:ind w:firstLine="640" w:firstLineChars="200"/>
-        <w:rPr>
-          <w:rFonts w:ascii="仿宋_GB2312" w:hAnsi="仿宋_GB2312" w:eastAsia="仿宋_GB2312" w:cs="Times New Roman"/>
-          <w:sz w:val="32"/>
-          <w:szCs w:val="32"/>
-        </w:rPr>
-      </w:pPr>
-      <w:r>
-        <w:rPr>
-          <w:rFonts w:hint="eastAsia" w:ascii="SimHei" w:hAnsi="SimHei" w:eastAsia="SimHei" w:cs="SimHei"/>
-          <w:sz w:val="32"/>
-          <w:szCs w:val="32"/>
-        </w:rPr>
-        <w:t>第十四条</w:t>
+        </w:rPr>
+        <w:t xml:space="preserve">  </w:t>
+      </w:r>
+      <w:r>
+        <w:rPr>
+          <w:rFonts w:hint="eastAsia" w:ascii="仿宋_GB2312" w:hAnsi="仿宋_GB2312" w:eastAsia="仿宋_GB2312" w:cs="仿宋_GB2312"/>
+          <w:sz w:val="32"/>
+          <w:szCs w:val="32"/>
+        </w:rPr>
+        <w:t>业主、物业使用人在物业使用过程中，应遵守下列约定：</w:t>
+      </w:r>
+    </w:p>
+    <w:p>
+      <w:pPr>
+        <w:spacing w:line="620" w:lineRule="exact"/>
+        <w:ind w:firstLine="640" w:firstLineChars="200"/>
+        <w:rPr>
+          <w:rFonts w:ascii="仿宋_GB2312" w:hAnsi="仿宋_GB2312" w:eastAsia="仿宋_GB2312" w:cs="Times New Roman"/>
+          <w:sz w:val="32"/>
+          <w:szCs w:val="32"/>
+        </w:rPr>
+      </w:pPr>
+      <w:r>
+        <w:rPr>
+          <w:rFonts w:hint="eastAsia" w:ascii="仿宋_GB2312" w:hAnsi="仿宋_GB2312" w:eastAsia="仿宋_GB2312" w:cs="仿宋_GB2312"/>
+          <w:sz w:val="32"/>
+          <w:szCs w:val="32"/>
+        </w:rPr>
+        <w:t>（一）空调安装：应按设计预留的位置安装空调，未预留设计位置的，应按物业服务人指定的位置安装，并按要求做好噪音及冷凝水的处理。</w:t>
+      </w:r>
+    </w:p>
+    <w:p>
+      <w:pPr>
+        <w:spacing w:line="620" w:lineRule="exact"/>
+        <w:ind w:firstLine="640" w:firstLineChars="200"/>
+        <w:rPr>
+          <w:rFonts w:ascii="仿宋_GB2312" w:hAnsi="仿宋_GB2312" w:eastAsia="仿宋_GB2312" w:cs="Times New Roman"/>
+          <w:sz w:val="32"/>
+          <w:szCs w:val="32"/>
+        </w:rPr>
+      </w:pPr>
+      <w:r>
+        <w:rPr>
+          <w:rFonts w:hint="eastAsia" w:ascii="仿宋_GB2312" w:hAnsi="仿宋_GB2312" w:eastAsia="仿宋_GB2312" w:cs="仿宋_GB2312"/>
+          <w:sz w:val="32"/>
+          <w:szCs w:val="32"/>
+        </w:rPr>
+        <w:t>（二）电梯使用：安全、规范地使用电梯、扶梯，遵守本物业管理区域的电梯、扶梯使用管理规定。损坏电梯设备的，相关业主、物业使用人应承担相应法律责任。</w:t>
+      </w:r>
+    </w:p>
+    <w:p>
+      <w:pPr>
+        <w:spacing w:line="620" w:lineRule="exact"/>
+        <w:ind w:firstLine="640" w:firstLineChars="200"/>
+        <w:rPr>
+          <w:rFonts w:ascii="仿宋_GB2312" w:hAnsi="仿宋_GB2312" w:eastAsia="仿宋_GB2312" w:cs="Times New Roman"/>
+          <w:sz w:val="32"/>
+          <w:szCs w:val="32"/>
+        </w:rPr>
+      </w:pPr>
+      <w:r>
+        <w:rPr>
+          <w:rFonts w:hint="eastAsia" w:ascii="仿宋_GB2312" w:hAnsi="仿宋_GB2312" w:eastAsia="仿宋_GB2312" w:cs="仿宋_GB2312"/>
+          <w:sz w:val="32"/>
+          <w:szCs w:val="32"/>
+        </w:rPr>
+        <w:t>（三）车辆行驶和停放：本物业管理区域内的车辆行驶和停放，应遵守以下规则：</w:t>
+      </w:r>
+    </w:p>
+    <w:p>
+      <w:pPr>
+        <w:spacing w:line="620" w:lineRule="exact"/>
+        <w:ind w:firstLine="640" w:firstLineChars="200"/>
+        <w:rPr>
+          <w:rFonts w:ascii="仿宋_GB2312" w:hAnsi="仿宋_GB2312" w:eastAsia="仿宋_GB2312" w:cs="Times New Roman"/>
+          <w:sz w:val="32"/>
+          <w:szCs w:val="32"/>
+        </w:rPr>
+      </w:pPr>
+      <w:r>
+        <w:rPr>
+          <w:rFonts w:hint="eastAsia" w:ascii="仿宋_GB2312" w:hAnsi="仿宋_GB2312" w:eastAsia="仿宋_GB2312" w:cs="仿宋_GB2312"/>
+          <w:sz w:val="32"/>
+          <w:szCs w:val="32"/>
+          <w:lang w:val="en-US" w:eastAsia="zh-CN"/>
+        </w:rPr>
+        <w:t>1</w:t>
       </w:r>
       <w:r>
         <w:rPr>
@@ -2862,6 +2813,115 @@
           <w:sz w:val="32"/>
           <w:szCs w:val="32"/>
         </w:rPr>
+        <w:t>.</w:t>
+      </w:r>
+      <w:r>
+        <w:rPr>
+          <w:rFonts w:hint="eastAsia" w:ascii="仿宋_GB2312" w:hAnsi="仿宋_GB2312" w:eastAsia="仿宋_GB2312" w:cs="仿宋_GB2312"/>
+          <w:sz w:val="32"/>
+          <w:szCs w:val="32"/>
+        </w:rPr>
+        <w:t>机动车应在规定的车位停放，禁止在消防通道、绿地等场地停放，不得覆盖井盖等装置；</w:t>
+      </w:r>
+    </w:p>
+    <w:p>
+      <w:pPr>
+        <w:spacing w:line="620" w:lineRule="exact"/>
+        <w:ind w:firstLine="640" w:firstLineChars="200"/>
+        <w:rPr>
+          <w:rFonts w:ascii="仿宋_GB2312" w:hAnsi="仿宋_GB2312" w:eastAsia="仿宋_GB2312" w:cs="Times New Roman"/>
+          <w:sz w:val="32"/>
+          <w:szCs w:val="32"/>
+        </w:rPr>
+      </w:pPr>
+      <w:r>
+        <w:rPr>
+          <w:rFonts w:hint="eastAsia" w:ascii="仿宋_GB2312" w:hAnsi="仿宋_GB2312" w:eastAsia="仿宋_GB2312" w:cs="仿宋_GB2312"/>
+          <w:sz w:val="32"/>
+          <w:szCs w:val="32"/>
+          <w:lang w:val="en-US" w:eastAsia="zh-CN"/>
+        </w:rPr>
+        <w:t>2</w:t>
+      </w:r>
+      <w:r>
+        <w:rPr>
+          <w:rFonts w:ascii="仿宋_GB2312" w:hAnsi="仿宋_GB2312" w:eastAsia="仿宋_GB2312" w:cs="仿宋_GB2312"/>
+          <w:sz w:val="32"/>
+          <w:szCs w:val="32"/>
+        </w:rPr>
+        <w:t>.</w:t>
+      </w:r>
+      <w:r>
+        <w:rPr>
+          <w:rFonts w:hint="eastAsia" w:ascii="仿宋_GB2312" w:hAnsi="仿宋_GB2312" w:eastAsia="仿宋_GB2312" w:cs="仿宋_GB2312"/>
+          <w:sz w:val="32"/>
+          <w:szCs w:val="32"/>
+        </w:rPr>
+        <w:t>按《物业服务合同》约定支付车位物业服务费；</w:t>
+      </w:r>
+    </w:p>
+    <w:p>
+      <w:pPr>
+        <w:pStyle w:val="5"/>
+        <w:spacing w:line="620" w:lineRule="exact"/>
+        <w:ind w:firstLine="640" w:firstLineChars="200"/>
+        <w:rPr>
+          <w:rFonts w:ascii="仿宋_GB2312" w:hAnsi="仿宋_GB2312" w:eastAsia="仿宋_GB2312" w:cs="Times New Roman"/>
+          <w:sz w:val="32"/>
+          <w:szCs w:val="32"/>
+        </w:rPr>
+      </w:pPr>
+      <w:r>
+        <w:rPr>
+          <w:rFonts w:hint="eastAsia" w:ascii="仿宋_GB2312" w:hAnsi="仿宋_GB2312" w:eastAsia="仿宋_GB2312" w:cs="仿宋_GB2312"/>
+          <w:sz w:val="32"/>
+          <w:szCs w:val="32"/>
+          <w:lang w:val="en-US" w:eastAsia="zh-CN"/>
+        </w:rPr>
+        <w:t>3</w:t>
+      </w:r>
+      <w:r>
+        <w:rPr>
+          <w:rFonts w:ascii="仿宋_GB2312" w:hAnsi="仿宋_GB2312" w:eastAsia="仿宋_GB2312" w:cs="仿宋_GB2312"/>
+          <w:sz w:val="32"/>
+          <w:szCs w:val="32"/>
+        </w:rPr>
+        <w:t>.</w:t>
+      </w:r>
+      <w:r>
+        <w:rPr>
+          <w:rFonts w:hint="eastAsia" w:ascii="仿宋_GB2312" w:hAnsi="仿宋_GB2312" w:eastAsia="仿宋_GB2312" w:cs="仿宋_GB2312"/>
+          <w:sz w:val="32"/>
+          <w:szCs w:val="32"/>
+        </w:rPr>
+        <w:t>因小区施工需要进入履带式车辆的应做好履带的防护，不得对园区内的道路造成破坏；</w:t>
+      </w:r>
+    </w:p>
+    <w:p>
+      <w:pPr>
+        <w:spacing w:line="620" w:lineRule="exact"/>
+        <w:ind w:firstLine="640" w:firstLineChars="200"/>
+        <w:rPr>
+          <w:rFonts w:ascii="仿宋_GB2312" w:hAnsi="仿宋_GB2312" w:eastAsia="仿宋_GB2312" w:cs="Times New Roman"/>
+          <w:sz w:val="32"/>
+          <w:szCs w:val="32"/>
+        </w:rPr>
+      </w:pPr>
+      <w:r>
+        <w:rPr>
+          <w:rFonts w:hint="eastAsia" w:ascii="黑体" w:hAnsi="黑体" w:eastAsia="黑体" w:cs="黑体"/>
+          <w:sz w:val="32"/>
+          <w:szCs w:val="32"/>
+        </w:rPr>
+        <w:t>第十五条</w:t>
+      </w:r>
+      <w:bookmarkStart w:id="10" w:name="_Hlk15555675"/>
+      <w:r>
+        <w:rPr>
+          <w:rFonts w:ascii="仿宋_GB2312" w:hAnsi="仿宋_GB2312" w:eastAsia="仿宋_GB2312" w:cs="仿宋_GB2312"/>
+          <w:sz w:val="32"/>
+          <w:szCs w:val="32"/>
+        </w:rPr>
         <w:t xml:space="preserve">  </w:t>
       </w:r>
       <w:r>
@@ -2870,457 +2930,6 @@
           <w:sz w:val="32"/>
           <w:szCs w:val="32"/>
         </w:rPr>
-        <w:t>业主、物业使用人在物业使用过程中，应遵守下列约定：</w:t>
-      </w:r>
-    </w:p>
-    <w:p>
-      <w:pPr>
-        <w:spacing w:line="620" w:lineRule="exact"/>
-        <w:ind w:firstLine="640" w:firstLineChars="200"/>
-        <w:rPr>
-          <w:rFonts w:ascii="仿宋_GB2312" w:hAnsi="仿宋_GB2312" w:eastAsia="仿宋_GB2312" w:cs="Times New Roman"/>
-          <w:sz w:val="32"/>
-          <w:szCs w:val="32"/>
-        </w:rPr>
-      </w:pPr>
-      <w:r>
-        <w:rPr>
-          <w:rFonts w:hint="eastAsia" w:ascii="仿宋_GB2312" w:hAnsi="仿宋_GB2312" w:eastAsia="仿宋_GB2312" w:cs="仿宋_GB2312"/>
-          <w:sz w:val="32"/>
-          <w:szCs w:val="32"/>
-        </w:rPr>
-        <w:t>（一）空调安装：应按设计预留的位置安装空调，未预留设计位置的，应按物业服务人指定的位置安装，并按要求做好噪音及冷凝水的处理。</w:t>
-      </w:r>
-    </w:p>
-    <w:p>
-      <w:pPr>
-        <w:spacing w:line="620" w:lineRule="exact"/>
-        <w:ind w:firstLine="640" w:firstLineChars="200"/>
-        <w:rPr>
-          <w:rFonts w:ascii="仿宋_GB2312" w:hAnsi="仿宋_GB2312" w:eastAsia="仿宋_GB2312" w:cs="Times New Roman"/>
-          <w:sz w:val="32"/>
-          <w:szCs w:val="32"/>
-        </w:rPr>
-      </w:pPr>
-      <w:r>
-        <w:rPr>
-          <w:rFonts w:hint="eastAsia" w:ascii="仿宋_GB2312" w:hAnsi="仿宋_GB2312" w:eastAsia="仿宋_GB2312" w:cs="仿宋_GB2312"/>
-          <w:sz w:val="32"/>
-          <w:szCs w:val="32"/>
-        </w:rPr>
-        <w:t>（二）电梯使用：安全、规范地使用电梯、扶梯，遵守本物业管理区域的电梯、扶梯使用管理规定。损坏电梯设备的，相关业主、物业使用人应承担相应法律责任。</w:t>
-      </w:r>
-    </w:p>
-    <w:p>
-      <w:pPr>
-        <w:spacing w:line="620" w:lineRule="exact"/>
-        <w:ind w:firstLine="640" w:firstLineChars="200"/>
-        <w:rPr>
-          <w:rFonts w:ascii="仿宋_GB2312" w:hAnsi="仿宋_GB2312" w:eastAsia="仿宋_GB2312" w:cs="Times New Roman"/>
-          <w:sz w:val="32"/>
-          <w:szCs w:val="32"/>
-        </w:rPr>
-      </w:pPr>
-      <w:r>
-        <w:rPr>
-          <w:rFonts w:hint="eastAsia" w:ascii="仿宋_GB2312" w:hAnsi="仿宋_GB2312" w:eastAsia="仿宋_GB2312" w:cs="仿宋_GB2312"/>
-          <w:sz w:val="32"/>
-          <w:szCs w:val="32"/>
-        </w:rPr>
-        <w:t>（三）车辆行驶和停放：本物业管理区域内的车辆行驶和停放，应遵守以下规则：</w:t>
-      </w:r>
-    </w:p>
-    <w:p>
-      <w:pPr>
-        <w:spacing w:line="620" w:lineRule="exact"/>
-        <w:ind w:firstLine="640" w:firstLineChars="200"/>
-        <w:rPr>
-          <w:rFonts w:ascii="仿宋_GB2312" w:hAnsi="仿宋_GB2312" w:eastAsia="仿宋_GB2312" w:cs="Times New Roman"/>
-          <w:sz w:val="32"/>
-          <w:szCs w:val="32"/>
-        </w:rPr>
-      </w:pPr>
-      <w:r>
-        <w:rPr>
-          <w:rFonts w:ascii="仿宋_GB2312" w:hAnsi="仿宋_GB2312" w:eastAsia="仿宋_GB2312" w:cs="仿宋_GB2312"/>
-          <w:sz w:val="32"/>
-          <w:szCs w:val="32"/>
-        </w:rPr>
-        <w:t>1.</w:t>
-      </w:r>
-      <w:r>
-        <w:rPr>
-          <w:rFonts w:hint="eastAsia" w:ascii="仿宋_GB2312" w:hAnsi="仿宋_GB2312" w:eastAsia="仿宋_GB2312" w:cs="仿宋_GB2312"/>
-          <w:sz w:val="32"/>
-          <w:szCs w:val="32"/>
-        </w:rPr>
-        <w:t>超过</w:t>
-      </w:r>
-      <w:r>
-        <w:rPr>
-          <w:rFonts w:hint="eastAsia" w:ascii="仿宋_GB2312" w:hAnsi="仿宋_GB2312" w:eastAsia="仿宋_GB2312" w:cs="仿宋_GB2312"/>
-          <w:sz w:val="32"/>
-          <w:szCs w:val="32"/>
-          <w:u w:val="single"/>
-        </w:rPr>
-        <w:t xml:space="preserve">    </w:t>
-      </w:r>
-      <w:r>
-        <w:rPr>
-          <w:rFonts w:hint="eastAsia" w:ascii="仿宋_GB2312" w:hAnsi="仿宋_GB2312" w:eastAsia="仿宋_GB2312" w:cs="仿宋_GB2312"/>
-          <w:sz w:val="32"/>
-          <w:szCs w:val="32"/>
-        </w:rPr>
-        <w:t>米高度以上的货车、大型客车以及载有易爆、剧毒、放射性等危险品的车辆禁止进入本物业管理区域；</w:t>
-      </w:r>
-    </w:p>
-    <w:p>
-      <w:pPr>
-        <w:spacing w:line="620" w:lineRule="exact"/>
-        <w:ind w:firstLine="640" w:firstLineChars="200"/>
-        <w:rPr>
-          <w:rFonts w:ascii="仿宋_GB2312" w:hAnsi="仿宋_GB2312" w:eastAsia="仿宋_GB2312" w:cs="Times New Roman"/>
-          <w:sz w:val="32"/>
-          <w:szCs w:val="32"/>
-        </w:rPr>
-      </w:pPr>
-      <w:r>
-        <w:rPr>
-          <w:rFonts w:ascii="仿宋_GB2312" w:hAnsi="仿宋_GB2312" w:eastAsia="仿宋_GB2312" w:cs="仿宋_GB2312"/>
-          <w:sz w:val="32"/>
-          <w:szCs w:val="32"/>
-        </w:rPr>
-        <w:t>2.</w:t>
-      </w:r>
-      <w:r>
-        <w:rPr>
-          <w:rFonts w:hint="eastAsia" w:ascii="仿宋_GB2312" w:hAnsi="仿宋_GB2312" w:eastAsia="仿宋_GB2312" w:cs="仿宋_GB2312"/>
-          <w:sz w:val="32"/>
-          <w:szCs w:val="32"/>
-        </w:rPr>
-        <w:t>机动车辆在本物业管理区域内行驶，时速不得超过</w:t>
-      </w:r>
-      <w:r>
-        <w:rPr>
-          <w:rFonts w:hint="eastAsia" w:ascii="仿宋_GB2312" w:hAnsi="仿宋_GB2312" w:eastAsia="仿宋_GB2312" w:cs="仿宋_GB2312"/>
-          <w:sz w:val="32"/>
-          <w:szCs w:val="32"/>
-          <w:u w:val="single"/>
-        </w:rPr>
-        <w:t xml:space="preserve">    </w:t>
-      </w:r>
-      <w:r>
-        <w:rPr>
-          <w:rFonts w:hint="eastAsia" w:ascii="仿宋_GB2312" w:hAnsi="仿宋_GB2312" w:eastAsia="仿宋_GB2312" w:cs="仿宋_GB2312"/>
-          <w:sz w:val="32"/>
-          <w:szCs w:val="32"/>
-        </w:rPr>
-        <w:t>公里，禁止鸣笛、练车；</w:t>
-      </w:r>
-    </w:p>
-    <w:p>
-      <w:pPr>
-        <w:spacing w:line="620" w:lineRule="exact"/>
-        <w:ind w:firstLine="640" w:firstLineChars="200"/>
-        <w:rPr>
-          <w:rFonts w:ascii="仿宋_GB2312" w:hAnsi="仿宋_GB2312" w:eastAsia="仿宋_GB2312" w:cs="Times New Roman"/>
-          <w:sz w:val="32"/>
-          <w:szCs w:val="32"/>
-        </w:rPr>
-      </w:pPr>
-      <w:r>
-        <w:rPr>
-          <w:rFonts w:ascii="仿宋_GB2312" w:hAnsi="仿宋_GB2312" w:eastAsia="仿宋_GB2312" w:cs="仿宋_GB2312"/>
-          <w:sz w:val="32"/>
-          <w:szCs w:val="32"/>
-        </w:rPr>
-        <w:t>3.</w:t>
-      </w:r>
-      <w:r>
-        <w:rPr>
-          <w:rFonts w:hint="eastAsia" w:ascii="仿宋_GB2312" w:hAnsi="仿宋_GB2312" w:eastAsia="仿宋_GB2312" w:cs="仿宋_GB2312"/>
-          <w:sz w:val="32"/>
-          <w:szCs w:val="32"/>
-        </w:rPr>
-        <w:t>机动车应在规定的车位停放，禁止在消防通道、绿地等场地停放，不得覆盖井盖等装置；</w:t>
-      </w:r>
-    </w:p>
-    <w:p>
-      <w:pPr>
-        <w:spacing w:line="620" w:lineRule="exact"/>
-        <w:ind w:firstLine="640" w:firstLineChars="200"/>
-        <w:rPr>
-          <w:rFonts w:ascii="仿宋_GB2312" w:hAnsi="仿宋_GB2312" w:eastAsia="仿宋_GB2312" w:cs="Times New Roman"/>
-          <w:sz w:val="32"/>
-          <w:szCs w:val="32"/>
-        </w:rPr>
-      </w:pPr>
-      <w:r>
-        <w:rPr>
-          <w:rFonts w:ascii="仿宋_GB2312" w:hAnsi="仿宋_GB2312" w:eastAsia="仿宋_GB2312" w:cs="仿宋_GB2312"/>
-          <w:sz w:val="32"/>
-          <w:szCs w:val="32"/>
-        </w:rPr>
-        <w:t>4.</w:t>
-      </w:r>
-      <w:r>
-        <w:rPr>
-          <w:rFonts w:hint="eastAsia" w:ascii="仿宋_GB2312" w:hAnsi="仿宋_GB2312" w:eastAsia="仿宋_GB2312" w:cs="仿宋_GB2312"/>
-          <w:sz w:val="32"/>
-          <w:szCs w:val="32"/>
-        </w:rPr>
-        <w:t>按《物业服务合同》约定支付车位物业服务费；</w:t>
-      </w:r>
-    </w:p>
-    <w:p>
-      <w:pPr>
-        <w:pStyle w:val="7"/>
-        <w:spacing w:line="620" w:lineRule="exact"/>
-        <w:ind w:firstLine="640" w:firstLineChars="200"/>
-        <w:rPr>
-          <w:rFonts w:ascii="仿宋_GB2312" w:hAnsi="仿宋_GB2312" w:eastAsia="仿宋_GB2312" w:cs="Times New Roman"/>
-          <w:lang w:val="en-US"/>
-        </w:rPr>
-      </w:pPr>
-      <w:r>
-        <w:rPr>
-          <w:rFonts w:ascii="仿宋_GB2312" w:hAnsi="仿宋_GB2312" w:eastAsia="仿宋_GB2312" w:cs="仿宋_GB2312"/>
-          <w:sz w:val="32"/>
-          <w:szCs w:val="32"/>
-          <w:lang w:val="en-US"/>
-        </w:rPr>
-        <w:t>5</w:t>
-      </w:r>
-      <w:r>
-        <w:rPr>
-          <w:rFonts w:ascii="仿宋_GB2312" w:hAnsi="仿宋_GB2312" w:eastAsia="仿宋_GB2312" w:cs="仿宋_GB2312"/>
-          <w:sz w:val="32"/>
-          <w:szCs w:val="32"/>
-        </w:rPr>
-        <w:t>.</w:t>
-      </w:r>
-      <w:r>
-        <w:rPr>
-          <w:rFonts w:hint="eastAsia" w:ascii="仿宋_GB2312" w:hAnsi="仿宋_GB2312" w:eastAsia="仿宋_GB2312" w:cs="仿宋_GB2312"/>
-          <w:sz w:val="32"/>
-          <w:szCs w:val="32"/>
-        </w:rPr>
-        <w:t>因小区施工需要进入履带式车辆的应做好履带的防护，不得对园区内的道路造成破坏；</w:t>
-      </w:r>
-    </w:p>
-    <w:p>
-      <w:pPr>
-        <w:spacing w:line="620" w:lineRule="exact"/>
-        <w:ind w:firstLine="640" w:firstLineChars="200"/>
-        <w:rPr>
-          <w:rFonts w:ascii="仿宋_GB2312" w:hAnsi="仿宋_GB2312" w:eastAsia="仿宋_GB2312" w:cs="Times New Roman"/>
-          <w:sz w:val="32"/>
-          <w:szCs w:val="32"/>
-        </w:rPr>
-      </w:pPr>
-      <w:r>
-        <w:rPr>
-          <w:rFonts w:ascii="仿宋_GB2312" w:hAnsi="仿宋_GB2312" w:eastAsia="仿宋_GB2312" w:cs="仿宋_GB2312"/>
-          <w:sz w:val="32"/>
-          <w:szCs w:val="32"/>
-        </w:rPr>
-        <w:t>6.</w:t>
-      </w:r>
-      <w:r>
-        <w:rPr>
-          <w:rFonts w:ascii="仿宋_GB2312" w:hAnsi="仿宋_GB2312" w:eastAsia="仿宋_GB2312" w:cs="仿宋_GB2312"/>
-          <w:sz w:val="32"/>
-          <w:szCs w:val="32"/>
-          <w:u w:val="single"/>
-        </w:rPr>
-        <w:t xml:space="preserve"> </w:t>
-      </w:r>
-      <w:r>
-        <w:rPr>
-          <w:rFonts w:hint="eastAsia" w:ascii="仿宋_GB2312" w:hAnsi="仿宋_GB2312" w:eastAsia="仿宋_GB2312" w:cs="Times New Roman"/>
-          <w:sz w:val="32"/>
-          <w:szCs w:val="32"/>
-          <w:u w:val="single"/>
-        </w:rPr>
-        <w:t xml:space="preserve">    </w:t>
-      </w:r>
-      <w:r>
-        <w:rPr>
-          <w:rFonts w:ascii="仿宋_GB2312" w:hAnsi="仿宋_GB2312" w:eastAsia="仿宋_GB2312" w:cs="仿宋_GB2312"/>
-          <w:sz w:val="32"/>
-          <w:szCs w:val="32"/>
-          <w:u w:val="single"/>
-        </w:rPr>
-        <w:t xml:space="preserve">              </w:t>
-      </w:r>
-      <w:r>
-        <w:rPr>
-          <w:rFonts w:hint="eastAsia" w:ascii="仿宋_GB2312" w:hAnsi="仿宋_GB2312" w:eastAsia="仿宋_GB2312" w:cs="仿宋_GB2312"/>
-          <w:sz w:val="32"/>
-          <w:szCs w:val="32"/>
-          <w:u w:val="single"/>
-        </w:rPr>
-        <w:t xml:space="preserve">        </w:t>
-      </w:r>
-      <w:r>
-        <w:rPr>
-          <w:rFonts w:ascii="仿宋_GB2312" w:hAnsi="仿宋_GB2312" w:eastAsia="仿宋_GB2312" w:cs="仿宋_GB2312"/>
-          <w:sz w:val="32"/>
-          <w:szCs w:val="32"/>
-          <w:u w:val="single"/>
-        </w:rPr>
-        <w:t xml:space="preserve">      </w:t>
-      </w:r>
-      <w:r>
-        <w:rPr>
-          <w:rFonts w:hint="eastAsia" w:ascii="仿宋_GB2312" w:hAnsi="仿宋_GB2312" w:eastAsia="仿宋_GB2312" w:cs="仿宋_GB2312"/>
-          <w:sz w:val="32"/>
-          <w:szCs w:val="32"/>
-        </w:rPr>
-        <w:t>。</w:t>
-      </w:r>
-    </w:p>
-    <w:p>
-      <w:pPr>
-        <w:spacing w:line="620" w:lineRule="exact"/>
-        <w:ind w:firstLine="640" w:firstLineChars="200"/>
-        <w:rPr>
-          <w:rFonts w:ascii="仿宋_GB2312" w:hAnsi="仿宋_GB2312" w:eastAsia="仿宋_GB2312" w:cs="Times New Roman"/>
-          <w:sz w:val="32"/>
-          <w:szCs w:val="32"/>
-        </w:rPr>
-      </w:pPr>
-      <w:r>
-        <w:rPr>
-          <w:rFonts w:hint="eastAsia" w:ascii="仿宋_GB2312" w:hAnsi="仿宋_GB2312" w:eastAsia="仿宋_GB2312" w:cs="仿宋_GB2312"/>
-          <w:sz w:val="32"/>
-          <w:szCs w:val="32"/>
-        </w:rPr>
-        <w:t>（四）休闲娱乐：</w:t>
-      </w:r>
-      <w:r>
-        <w:rPr>
-          <w:rFonts w:hint="eastAsia" w:ascii="仿宋_GB2312" w:hAnsi="仿宋_GB2312" w:eastAsia="仿宋_GB2312" w:cs="Times New Roman"/>
-          <w:sz w:val="32"/>
-          <w:szCs w:val="32"/>
-          <w:u w:val="single"/>
-        </w:rPr>
-        <w:t xml:space="preserve">    </w:t>
-      </w:r>
-      <w:r>
-        <w:rPr>
-          <w:rFonts w:ascii="仿宋_GB2312" w:hAnsi="仿宋_GB2312" w:eastAsia="仿宋_GB2312" w:cs="仿宋_GB2312"/>
-          <w:sz w:val="32"/>
-          <w:szCs w:val="32"/>
-          <w:u w:val="single"/>
-        </w:rPr>
-        <w:t xml:space="preserve">               </w:t>
-      </w:r>
-      <w:r>
-        <w:rPr>
-          <w:rFonts w:hint="eastAsia" w:ascii="仿宋_GB2312" w:hAnsi="仿宋_GB2312" w:eastAsia="仿宋_GB2312" w:cs="仿宋_GB2312"/>
-          <w:sz w:val="32"/>
-          <w:szCs w:val="32"/>
-        </w:rPr>
-        <w:t>。</w:t>
-      </w:r>
-    </w:p>
-    <w:p>
-      <w:pPr>
-        <w:spacing w:line="620" w:lineRule="exact"/>
-        <w:ind w:firstLine="640" w:firstLineChars="200"/>
-        <w:rPr>
-          <w:rFonts w:ascii="仿宋_GB2312" w:hAnsi="仿宋_GB2312" w:eastAsia="仿宋_GB2312" w:cs="Times New Roman"/>
-          <w:sz w:val="32"/>
-          <w:szCs w:val="32"/>
-        </w:rPr>
-      </w:pPr>
-      <w:r>
-        <w:rPr>
-          <w:rFonts w:hint="eastAsia" w:ascii="仿宋_GB2312" w:hAnsi="仿宋_GB2312" w:eastAsia="仿宋_GB2312" w:cs="仿宋_GB2312"/>
-          <w:sz w:val="32"/>
-          <w:szCs w:val="32"/>
-        </w:rPr>
-        <w:t>（五）</w:t>
-      </w:r>
-      <w:r>
-        <w:rPr>
-          <w:rFonts w:hint="eastAsia" w:ascii="仿宋_GB2312" w:hAnsi="仿宋_GB2312" w:eastAsia="仿宋_GB2312" w:cs="Times New Roman"/>
-          <w:sz w:val="32"/>
-          <w:szCs w:val="32"/>
-          <w:u w:val="single"/>
-        </w:rPr>
-        <w:t xml:space="preserve">       </w:t>
-      </w:r>
-      <w:r>
-        <w:rPr>
-          <w:rFonts w:ascii="仿宋_GB2312" w:hAnsi="仿宋_GB2312" w:eastAsia="仿宋_GB2312" w:cs="仿宋_GB2312"/>
-          <w:sz w:val="32"/>
-          <w:szCs w:val="32"/>
-          <w:u w:val="single"/>
-        </w:rPr>
-        <w:t xml:space="preserve">              </w:t>
-      </w:r>
-      <w:r>
-        <w:rPr>
-          <w:rFonts w:hint="eastAsia" w:ascii="仿宋_GB2312" w:hAnsi="仿宋_GB2312" w:eastAsia="仿宋_GB2312" w:cs="仿宋_GB2312"/>
-          <w:sz w:val="32"/>
-          <w:szCs w:val="32"/>
-          <w:u w:val="single"/>
-        </w:rPr>
-        <w:t xml:space="preserve">     </w:t>
-      </w:r>
-      <w:r>
-        <w:rPr>
-          <w:rFonts w:ascii="仿宋_GB2312" w:hAnsi="仿宋_GB2312" w:eastAsia="仿宋_GB2312" w:cs="仿宋_GB2312"/>
-          <w:sz w:val="32"/>
-          <w:szCs w:val="32"/>
-          <w:u w:val="single"/>
-        </w:rPr>
-        <w:t xml:space="preserve">   </w:t>
-      </w:r>
-      <w:r>
-        <w:rPr>
-          <w:rFonts w:hint="eastAsia" w:ascii="仿宋_GB2312" w:hAnsi="仿宋_GB2312" w:eastAsia="仿宋_GB2312" w:cs="仿宋_GB2312"/>
-          <w:sz w:val="32"/>
-          <w:szCs w:val="32"/>
-        </w:rPr>
-        <w:t>。</w:t>
-      </w:r>
-    </w:p>
-    <w:p>
-      <w:pPr>
-        <w:spacing w:line="620" w:lineRule="exact"/>
-        <w:ind w:firstLine="640" w:firstLineChars="200"/>
-        <w:rPr>
-          <w:rFonts w:ascii="仿宋_GB2312" w:hAnsi="仿宋_GB2312" w:eastAsia="仿宋_GB2312" w:cs="Times New Roman"/>
-          <w:sz w:val="32"/>
-          <w:szCs w:val="32"/>
-        </w:rPr>
-      </w:pPr>
-      <w:r>
-        <w:rPr>
-          <w:rFonts w:hint="eastAsia" w:ascii="SimHei" w:hAnsi="SimHei" w:eastAsia="SimHei" w:cs="SimHei"/>
-          <w:sz w:val="32"/>
-          <w:szCs w:val="32"/>
-        </w:rPr>
-        <w:t>第十五条</w:t>
-      </w:r>
-      <w:bookmarkStart w:id="10" w:name="_Hlk15555675"/>
-      <w:r>
-        <w:rPr>
-          <w:rFonts w:ascii="仿宋_GB2312" w:hAnsi="仿宋_GB2312" w:eastAsia="仿宋_GB2312" w:cs="仿宋_GB2312"/>
-          <w:sz w:val="32"/>
-          <w:szCs w:val="32"/>
-        </w:rPr>
-        <w:t xml:space="preserve">  </w:t>
-      </w:r>
-      <w:r>
-        <w:rPr>
-          <w:rFonts w:hint="eastAsia" w:ascii="仿宋_GB2312" w:hAnsi="仿宋_GB2312" w:eastAsia="仿宋_GB2312" w:cs="仿宋_GB2312"/>
-          <w:sz w:val="32"/>
-          <w:szCs w:val="32"/>
-        </w:rPr>
         <w:t>业主、物业使用人在本物业管理区域内饲养动物不得违反法律、法规的规定，并应遵守以下约定：</w:t>
       </w:r>
     </w:p>
@@ -3457,7 +3066,7 @@
     </w:p>
     <w:p>
       <w:pPr>
-        <w:pStyle w:val="15"/>
+        <w:pStyle w:val="10"/>
         <w:widowControl/>
         <w:shd w:val="clear" w:color="auto" w:fill="FFFFFF"/>
         <w:spacing w:beforeAutospacing="0" w:afterAutospacing="0" w:line="620" w:lineRule="exact"/>
@@ -3528,150 +3137,6 @@
     </w:p>
     <w:p>
       <w:pPr>
-        <w:spacing w:line="620" w:lineRule="exact"/>
-        <w:ind w:firstLine="640" w:firstLineChars="200"/>
-        <w:rPr>
-          <w:rFonts w:ascii="仿宋_GB2312" w:hAnsi="仿宋_GB2312" w:eastAsia="仿宋_GB2312" w:cs="Times New Roman"/>
-          <w:sz w:val="32"/>
-          <w:szCs w:val="32"/>
-        </w:rPr>
-      </w:pPr>
-      <w:r>
-        <w:rPr>
-          <w:rFonts w:hint="eastAsia" w:ascii="仿宋_GB2312" w:hAnsi="仿宋_GB2312" w:eastAsia="仿宋_GB2312" w:cs="仿宋_GB2312"/>
-          <w:sz w:val="32"/>
-          <w:szCs w:val="32"/>
-        </w:rPr>
-        <w:t>（十）不得饲养</w:t>
-      </w:r>
-      <w:r>
-        <w:rPr>
-          <w:rFonts w:ascii="仿宋_GB2312" w:hAnsi="仿宋_GB2312" w:eastAsia="仿宋_GB2312" w:cs="Times New Roman"/>
-          <w:sz w:val="32"/>
-          <w:szCs w:val="32"/>
-          <w:u w:val="single"/>
-        </w:rPr>
-        <w:tab/>
-      </w:r>
-      <w:r>
-        <w:rPr>
-          <w:rFonts w:ascii="仿宋_GB2312" w:hAnsi="仿宋_GB2312" w:eastAsia="仿宋_GB2312" w:cs="Times New Roman"/>
-          <w:sz w:val="32"/>
-          <w:szCs w:val="32"/>
-          <w:u w:val="single"/>
-        </w:rPr>
-        <w:tab/>
-      </w:r>
-      <w:r>
-        <w:rPr>
-          <w:rFonts w:ascii="仿宋_GB2312" w:hAnsi="仿宋_GB2312" w:eastAsia="仿宋_GB2312" w:cs="仿宋_GB2312"/>
-          <w:sz w:val="32"/>
-          <w:szCs w:val="32"/>
-          <w:u w:val="single"/>
-        </w:rPr>
-        <w:t xml:space="preserve">      </w:t>
-      </w:r>
-      <w:r>
-        <w:rPr>
-          <w:rFonts w:hint="eastAsia" w:ascii="仿宋_GB2312" w:hAnsi="仿宋_GB2312" w:eastAsia="仿宋_GB2312" w:cs="仿宋_GB2312"/>
-          <w:sz w:val="32"/>
-          <w:szCs w:val="32"/>
-          <w:u w:val="single"/>
-        </w:rPr>
-        <w:t xml:space="preserve">          </w:t>
-      </w:r>
-      <w:r>
-        <w:rPr>
-          <w:rFonts w:ascii="仿宋_GB2312" w:hAnsi="仿宋_GB2312" w:eastAsia="仿宋_GB2312" w:cs="仿宋_GB2312"/>
-          <w:sz w:val="32"/>
-          <w:szCs w:val="32"/>
-          <w:u w:val="single"/>
-        </w:rPr>
-        <w:t xml:space="preserve"> </w:t>
-      </w:r>
-      <w:r>
-        <w:rPr>
-          <w:rFonts w:hint="eastAsia" w:ascii="仿宋_GB2312" w:hAnsi="仿宋_GB2312" w:eastAsia="仿宋_GB2312" w:cs="仿宋_GB2312"/>
-          <w:sz w:val="32"/>
-          <w:szCs w:val="32"/>
-        </w:rPr>
-        <w:t>；</w:t>
-      </w:r>
-    </w:p>
-    <w:p>
-      <w:pPr>
-        <w:spacing w:line="620" w:lineRule="exact"/>
-        <w:ind w:firstLine="640" w:firstLineChars="200"/>
-        <w:rPr>
-          <w:rFonts w:ascii="仿宋_GB2312" w:hAnsi="仿宋_GB2312" w:eastAsia="仿宋_GB2312" w:cs="Times New Roman"/>
-          <w:sz w:val="32"/>
-          <w:szCs w:val="32"/>
-        </w:rPr>
-      </w:pPr>
-      <w:r>
-        <w:rPr>
-          <w:rFonts w:hint="eastAsia" w:ascii="仿宋_GB2312" w:hAnsi="仿宋_GB2312" w:eastAsia="仿宋_GB2312" w:cs="仿宋_GB2312"/>
-          <w:sz w:val="32"/>
-          <w:szCs w:val="32"/>
-        </w:rPr>
-        <w:t>（十一）</w:t>
-      </w:r>
-      <w:r>
-        <w:rPr>
-          <w:rFonts w:ascii="仿宋_GB2312" w:hAnsi="仿宋_GB2312" w:eastAsia="仿宋_GB2312" w:cs="Times New Roman"/>
-          <w:sz w:val="32"/>
-          <w:szCs w:val="32"/>
-          <w:u w:val="single"/>
-        </w:rPr>
-        <w:tab/>
-      </w:r>
-      <w:r>
-        <w:rPr>
-          <w:rFonts w:ascii="仿宋_GB2312" w:hAnsi="仿宋_GB2312" w:eastAsia="仿宋_GB2312" w:cs="Times New Roman"/>
-          <w:sz w:val="32"/>
-          <w:szCs w:val="32"/>
-          <w:u w:val="single"/>
-        </w:rPr>
-        <w:tab/>
-      </w:r>
-      <w:r>
-        <w:rPr>
-          <w:rFonts w:ascii="仿宋_GB2312" w:hAnsi="仿宋_GB2312" w:eastAsia="仿宋_GB2312" w:cs="仿宋_GB2312"/>
-          <w:sz w:val="32"/>
-          <w:szCs w:val="32"/>
-          <w:u w:val="single"/>
-        </w:rPr>
-        <w:t xml:space="preserve">        </w:t>
-      </w:r>
-      <w:r>
-        <w:rPr>
-          <w:rFonts w:hint="eastAsia" w:ascii="仿宋_GB2312" w:hAnsi="仿宋_GB2312" w:eastAsia="仿宋_GB2312" w:cs="仿宋_GB2312"/>
-          <w:sz w:val="32"/>
-          <w:szCs w:val="32"/>
-          <w:u w:val="single"/>
-        </w:rPr>
-        <w:t xml:space="preserve">        </w:t>
-      </w:r>
-      <w:r>
-        <w:rPr>
-          <w:rFonts w:ascii="仿宋_GB2312" w:hAnsi="仿宋_GB2312" w:eastAsia="仿宋_GB2312" w:cs="仿宋_GB2312"/>
-          <w:sz w:val="32"/>
-          <w:szCs w:val="32"/>
-          <w:u w:val="single"/>
-        </w:rPr>
-        <w:t xml:space="preserve">      </w:t>
-      </w:r>
-      <w:r>
-        <w:rPr>
-          <w:rFonts w:hint="eastAsia" w:ascii="仿宋_GB2312" w:hAnsi="仿宋_GB2312" w:eastAsia="仿宋_GB2312" w:cs="仿宋_GB2312"/>
-          <w:sz w:val="32"/>
-          <w:szCs w:val="32"/>
-        </w:rPr>
-        <w:t>。</w:t>
-      </w:r>
-    </w:p>
-    <w:p>
-      <w:pPr>
         <w:adjustRightInd w:val="0"/>
         <w:snapToGrid w:val="0"/>
         <w:spacing w:line="620" w:lineRule="exact"/>
@@ -3684,7 +3149,7 @@
       </w:pPr>
       <w:r>
         <w:rPr>
-          <w:rFonts w:hint="eastAsia" w:ascii="SimHei" w:hAnsi="SimHei" w:eastAsia="SimHei" w:cs="SimHei"/>
+          <w:rFonts w:hint="eastAsia" w:ascii="黑体" w:hAnsi="黑体" w:eastAsia="黑体" w:cs="黑体"/>
           <w:sz w:val="32"/>
           <w:szCs w:val="32"/>
         </w:rPr>
@@ -3743,7 +3208,7 @@
       </w:pPr>
       <w:r>
         <w:rPr>
-          <w:rFonts w:hint="eastAsia" w:ascii="SimHei" w:hAnsi="SimHei" w:eastAsia="SimHei" w:cs="SimHei"/>
+          <w:rFonts w:hint="eastAsia" w:ascii="黑体" w:hAnsi="黑体" w:eastAsia="黑体" w:cs="黑体"/>
           <w:sz w:val="32"/>
           <w:szCs w:val="32"/>
         </w:rPr>
@@ -3797,7 +3262,7 @@
       </w:pPr>
       <w:r>
         <w:rPr>
-          <w:rFonts w:hint="eastAsia" w:ascii="SimHei" w:hAnsi="SimHei" w:eastAsia="SimHei" w:cs="SimHei"/>
+          <w:rFonts w:hint="eastAsia" w:ascii="黑体" w:hAnsi="黑体" w:eastAsia="黑体" w:cs="黑体"/>
           <w:sz w:val="32"/>
           <w:szCs w:val="32"/>
         </w:rPr>
@@ -3854,14 +3319,14 @@
         <w:spacing w:line="620" w:lineRule="exact"/>
         <w:jc w:val="center"/>
         <w:rPr>
-          <w:rFonts w:ascii="SimHei" w:hAnsi="SimHei" w:eastAsia="SimHei" w:cs="SimHei"/>
-          <w:sz w:val="32"/>
-          <w:szCs w:val="32"/>
-        </w:rPr>
-      </w:pPr>
-      <w:r>
-        <w:rPr>
-          <w:rFonts w:hint="eastAsia" w:ascii="SimHei" w:hAnsi="SimHei" w:eastAsia="SimHei" w:cs="SimHei"/>
+          <w:rFonts w:ascii="黑体" w:hAnsi="黑体" w:eastAsia="黑体" w:cs="黑体"/>
+          <w:sz w:val="32"/>
+          <w:szCs w:val="32"/>
+        </w:rPr>
+      </w:pPr>
+      <w:r>
+        <w:rPr>
+          <w:rFonts w:hint="eastAsia" w:ascii="黑体" w:hAnsi="黑体" w:eastAsia="黑体" w:cs="黑体"/>
           <w:sz w:val="32"/>
           <w:szCs w:val="32"/>
         </w:rPr>
@@ -3888,7 +3353,7 @@
       </w:pPr>
       <w:r>
         <w:rPr>
-          <w:rFonts w:hint="eastAsia" w:ascii="SimHei" w:hAnsi="SimHei" w:eastAsia="SimHei" w:cs="SimHei"/>
+          <w:rFonts w:hint="eastAsia" w:ascii="黑体" w:hAnsi="黑体" w:eastAsia="黑体" w:cs="黑体"/>
           <w:sz w:val="32"/>
           <w:szCs w:val="32"/>
         </w:rPr>
@@ -3935,7 +3400,7 @@
     </w:p>
     <w:p>
       <w:pPr>
-        <w:pStyle w:val="7"/>
+        <w:pStyle w:val="5"/>
         <w:overflowPunct w:val="0"/>
         <w:autoSpaceDE w:val="0"/>
         <w:autoSpaceDN w:val="0"/>
@@ -3986,7 +3451,7 @@
       </w:pPr>
       <w:r>
         <w:rPr>
-          <w:rFonts w:hint="eastAsia" w:ascii="SimHei" w:hAnsi="SimHei" w:eastAsia="SimHei" w:cs="SimHei"/>
+          <w:rFonts w:hint="eastAsia" w:ascii="黑体" w:hAnsi="黑体" w:eastAsia="黑体" w:cs="黑体"/>
           <w:sz w:val="32"/>
           <w:szCs w:val="32"/>
         </w:rPr>
@@ -4021,7 +3486,7 @@
       </w:pPr>
       <w:r>
         <w:rPr>
-          <w:rFonts w:hint="eastAsia" w:ascii="SimHei" w:hAnsi="SimHei" w:eastAsia="SimHei" w:cs="SimHei"/>
+          <w:rFonts w:hint="eastAsia" w:ascii="黑体" w:hAnsi="黑体" w:eastAsia="黑体" w:cs="黑体"/>
           <w:sz w:val="32"/>
           <w:szCs w:val="32"/>
         </w:rPr>
@@ -4074,7 +3539,7 @@
       </w:pPr>
       <w:r>
         <w:rPr>
-          <w:rFonts w:hint="eastAsia" w:ascii="SimHei" w:hAnsi="SimHei" w:eastAsia="SimHei" w:cs="SimHei"/>
+          <w:rFonts w:hint="eastAsia" w:ascii="黑体" w:hAnsi="黑体" w:eastAsia="黑体" w:cs="黑体"/>
         </w:rPr>
         <w:t>第二十二条</w:t>
       </w:r>
@@ -4088,20 +3553,7 @@
         <w:rPr>
           <w:rFonts w:hint="eastAsia" w:ascii="仿宋_GB2312" w:hAnsi="仿宋_GB2312" w:eastAsia="仿宋_GB2312" w:cs="仿宋_GB2312"/>
         </w:rPr>
-        <w:t>发生危及公共利益或其他业主合法权益的紧急情况，必须及时进入物业专有部分进行维修养护但无法通知相关业主的，物业服务人可以向业主委员会或物业管理委员会说明情况，在第三方（如所在地居（村）民委员会或派出所或</w:t>
-      </w:r>
-      <w:r>
-        <w:rPr>
-          <w:rFonts w:hint="eastAsia" w:ascii="仿宋_GB2312" w:hAnsi="仿宋_GB2312" w:eastAsia="仿宋_GB2312" w:cs="仿宋_GB2312"/>
-          <w:u w:val="single"/>
-        </w:rPr>
-        <w:t xml:space="preserve">    </w:t>
-      </w:r>
-      <w:r>
-        <w:rPr>
-          <w:rFonts w:hint="eastAsia" w:ascii="仿宋_GB2312" w:hAnsi="仿宋_GB2312" w:eastAsia="仿宋_GB2312" w:cs="仿宋_GB2312"/>
-        </w:rPr>
-        <w:t>）的监督下，进入相关业主的物业专有部分进行维修养护，事后应及时通知相关业主并做好善后工作。</w:t>
+        <w:t>发生危及公共利益或其他业主合法权益的紧急情况，必须及时进入物业专有部分进行维修养护但无法通知相关业主的，物业服务人可以向业主委员会或物业管理委员会说明情况，在第三方（如所在地居（村）民委员会或派出所）的监督下，进入相关业主的物业专有部分进行维修养护，事后应及时通知相关业主并做好善后工作。</w:t>
       </w:r>
     </w:p>
     <w:p>
@@ -4119,14 +3571,14 @@
         <w:spacing w:line="620" w:lineRule="exact"/>
         <w:jc w:val="center"/>
         <w:rPr>
-          <w:rFonts w:ascii="SimHei" w:hAnsi="SimHei" w:eastAsia="SimHei" w:cs="SimHei"/>
-          <w:sz w:val="32"/>
-          <w:szCs w:val="32"/>
-        </w:rPr>
-      </w:pPr>
-      <w:r>
-        <w:rPr>
-          <w:rFonts w:hint="eastAsia" w:ascii="SimHei" w:hAnsi="SimHei" w:eastAsia="SimHei" w:cs="SimHei"/>
+          <w:rFonts w:ascii="黑体" w:hAnsi="黑体" w:eastAsia="黑体" w:cs="黑体"/>
+          <w:sz w:val="32"/>
+          <w:szCs w:val="32"/>
+        </w:rPr>
+      </w:pPr>
+      <w:r>
+        <w:rPr>
+          <w:rFonts w:hint="eastAsia" w:ascii="黑体" w:hAnsi="黑体" w:eastAsia="黑体" w:cs="黑体"/>
           <w:sz w:val="32"/>
           <w:szCs w:val="32"/>
         </w:rPr>
@@ -4157,7 +3609,7 @@
       </w:pPr>
       <w:r>
         <w:rPr>
-          <w:rFonts w:hint="eastAsia" w:ascii="SimHei" w:hAnsi="SimHei" w:eastAsia="SimHei" w:cs="SimHei"/>
+          <w:rFonts w:hint="eastAsia" w:ascii="黑体" w:hAnsi="黑体" w:eastAsia="黑体" w:cs="黑体"/>
         </w:rPr>
         <w:t>第二十三条</w:t>
       </w:r>
@@ -4259,50 +3711,123 @@
       </w:pPr>
       <w:r>
         <w:rPr>
+          <w:rFonts w:hint="eastAsia" w:ascii="黑体" w:hAnsi="黑体" w:eastAsia="黑体" w:cs="黑体"/>
+        </w:rPr>
+        <w:t>第二十四条</w:t>
+      </w:r>
+      <w:r>
+        <w:rPr>
           <w:rFonts w:ascii="仿宋_GB2312" w:hAnsi="仿宋_GB2312" w:eastAsia="仿宋_GB2312" w:cs="仿宋_GB2312"/>
         </w:rPr>
-        <w:t>4.</w:t>
+        <w:t xml:space="preserve">  </w:t>
+      </w:r>
+      <w:r>
+        <w:rPr>
+          <w:rFonts w:hint="eastAsia" w:ascii="仿宋_GB2312" w:hAnsi="仿宋_GB2312" w:eastAsia="仿宋_GB2312" w:cs="仿宋_GB2312"/>
+        </w:rPr>
+        <w:t>业主可以以幢、单元、楼层为单位，共同决定本单位范围内的物业管理事项。</w:t>
+      </w:r>
+    </w:p>
+    <w:p>
+      <w:pPr>
+        <w:pStyle w:val="2"/>
+        <w:spacing w:line="620" w:lineRule="exact"/>
+        <w:ind w:firstLine="640" w:firstLineChars="200"/>
+        <w:rPr>
+          <w:rFonts w:ascii="仿宋_GB2312" w:hAnsi="仿宋_GB2312" w:eastAsia="仿宋_GB2312" w:cs="Times New Roman"/>
+        </w:rPr>
+      </w:pPr>
+      <w:r>
+        <w:rPr>
+          <w:rFonts w:hint="eastAsia" w:ascii="仿宋_GB2312" w:hAnsi="仿宋_GB2312" w:eastAsia="仿宋_GB2312" w:cs="仿宋_GB2312"/>
+        </w:rPr>
+        <w:t>事项范围和决定程序由业主大会议事规则规定或者物业管理区域内全体业主共同决定。</w:t>
+      </w:r>
+    </w:p>
+    <w:p>
+      <w:pPr>
+        <w:spacing w:line="620" w:lineRule="exact"/>
+        <w:ind w:firstLine="640" w:firstLineChars="200"/>
+        <w:rPr>
+          <w:rFonts w:ascii="仿宋_GB2312" w:hAnsi="仿宋_GB2312" w:eastAsia="仿宋_GB2312" w:cs="Times New Roman"/>
+          <w:sz w:val="32"/>
+          <w:szCs w:val="32"/>
+        </w:rPr>
+      </w:pPr>
+      <w:r>
+        <w:rPr>
+          <w:rFonts w:hint="eastAsia" w:ascii="黑体" w:hAnsi="黑体" w:eastAsia="黑体" w:cs="黑体"/>
+          <w:sz w:val="32"/>
+          <w:szCs w:val="32"/>
+        </w:rPr>
+        <w:t>第二十五条</w:t>
       </w:r>
       <w:r>
         <w:rPr>
           <w:rFonts w:ascii="仿宋_GB2312" w:hAnsi="仿宋_GB2312" w:eastAsia="仿宋_GB2312" w:cs="仿宋_GB2312"/>
-          <w:u w:val="single"/>
-        </w:rPr>
-        <w:t xml:space="preserve"> </w:t>
-      </w:r>
-      <w:r>
-        <w:rPr>
-          <w:rFonts w:hint="eastAsia" w:ascii="仿宋_GB2312" w:hAnsi="仿宋_GB2312" w:eastAsia="仿宋_GB2312" w:cs="Times New Roman"/>
-          <w:u w:val="single"/>
-        </w:rPr>
-        <w:t xml:space="preserve"> </w:t>
+          <w:sz w:val="32"/>
+          <w:szCs w:val="32"/>
+        </w:rPr>
+        <w:t xml:space="preserve">  </w:t>
+      </w:r>
+      <w:r>
+        <w:rPr>
+          <w:rFonts w:hint="eastAsia" w:ascii="仿宋_GB2312" w:hAnsi="仿宋_GB2312" w:eastAsia="仿宋_GB2312" w:cs="仿宋_GB2312"/>
+          <w:sz w:val="32"/>
+          <w:szCs w:val="32"/>
+        </w:rPr>
+        <w:t>利用本物业管理区域共有部分进行经营活动的，应当经业主大会决定或业主共同决定，产生的收入在扣除合理成本之后，属于业主共有。属于业主共有的经营收益，应当按照业主大会决定或者业主共同决定使用，可以用于补充专项维修资金，也可以用于业主大会和业主委员会工作经费、业主委员会成员工作津贴或者物业管理等方面的其他需要。</w:t>
+      </w:r>
+    </w:p>
+    <w:p>
+      <w:pPr>
+        <w:pStyle w:val="2"/>
+        <w:spacing w:line="620" w:lineRule="exact"/>
+        <w:ind w:firstLine="640" w:firstLineChars="200"/>
+        <w:rPr>
+          <w:rFonts w:ascii="仿宋_GB2312" w:hAnsi="仿宋_GB2312" w:eastAsia="仿宋_GB2312" w:cs="Times New Roman"/>
+        </w:rPr>
+      </w:pPr>
+      <w:r>
+        <w:rPr>
+          <w:rFonts w:hint="eastAsia" w:ascii="仿宋_GB2312" w:hAnsi="仿宋_GB2312" w:eastAsia="仿宋_GB2312" w:cs="仿宋_GB2312"/>
+        </w:rPr>
+        <w:t>任何单位和个人不得擅自处分属于全体业主的共有物业。</w:t>
+      </w:r>
+    </w:p>
+    <w:p>
+      <w:pPr>
+        <w:spacing w:line="620" w:lineRule="exact"/>
+        <w:ind w:firstLine="640" w:firstLineChars="200"/>
+        <w:rPr>
+          <w:rFonts w:ascii="仿宋_GB2312" w:hAnsi="仿宋_GB2312" w:eastAsia="仿宋_GB2312" w:cs="Times New Roman"/>
+          <w:sz w:val="32"/>
+          <w:szCs w:val="32"/>
+        </w:rPr>
+      </w:pPr>
+      <w:r>
+        <w:rPr>
+          <w:rFonts w:hint="eastAsia" w:ascii="黑体" w:hAnsi="黑体" w:eastAsia="黑体" w:cs="黑体"/>
+          <w:sz w:val="32"/>
+          <w:szCs w:val="32"/>
+        </w:rPr>
+        <w:t>第二十六条</w:t>
       </w:r>
       <w:r>
         <w:rPr>
           <w:rFonts w:ascii="仿宋_GB2312" w:hAnsi="仿宋_GB2312" w:eastAsia="仿宋_GB2312" w:cs="仿宋_GB2312"/>
-          <w:u w:val="single"/>
-        </w:rPr>
-        <w:t xml:space="preserve">         </w:t>
-      </w:r>
-      <w:r>
-        <w:rPr>
-          <w:rFonts w:hint="eastAsia" w:ascii="仿宋_GB2312" w:hAnsi="仿宋_GB2312" w:eastAsia="仿宋_GB2312" w:cs="仿宋_GB2312"/>
-          <w:u w:val="single"/>
-        </w:rPr>
-        <w:t xml:space="preserve">                                 </w:t>
-      </w:r>
-      <w:r>
-        <w:rPr>
-          <w:rFonts w:ascii="仿宋_GB2312" w:hAnsi="仿宋_GB2312" w:eastAsia="仿宋_GB2312" w:cs="仿宋_GB2312"/>
-          <w:u w:val="single"/>
-        </w:rPr>
-        <w:t xml:space="preserve">    </w:t>
-      </w:r>
-      <w:r>
-        <w:rPr>
-          <w:rFonts w:hint="eastAsia" w:ascii="仿宋_GB2312" w:hAnsi="仿宋_GB2312" w:eastAsia="仿宋_GB2312" w:cs="仿宋_GB2312"/>
-        </w:rPr>
-        <w:t>；</w:t>
+          <w:sz w:val="32"/>
+          <w:szCs w:val="32"/>
+        </w:rPr>
+        <w:t xml:space="preserve">  </w:t>
+      </w:r>
+      <w:r>
+        <w:rPr>
+          <w:rFonts w:hint="eastAsia" w:ascii="仿宋_GB2312" w:hAnsi="仿宋_GB2312" w:eastAsia="仿宋_GB2312" w:cs="仿宋_GB2312"/>
+          <w:sz w:val="32"/>
+          <w:szCs w:val="32"/>
+        </w:rPr>
+        <w:t>业主应按法律法规的规定和本规约的约定支付物业服务费等费用。如经催告仍不支付的业主，物业服务人可在本物业管理区域内采取合法方式公示相关业主欠缴情况；仍不支付的，可以依法向人民法院提起诉讼。</w:t>
       </w:r>
     </w:p>
     <w:p>
@@ -4312,267 +3837,6 @@
         <w:ind w:firstLine="640" w:firstLineChars="200"/>
         <w:rPr>
           <w:rFonts w:ascii="仿宋_GB2312" w:hAnsi="仿宋_GB2312" w:eastAsia="仿宋_GB2312" w:cs="Times New Roman"/>
-          <w:u w:val="single"/>
-        </w:rPr>
-      </w:pPr>
-      <w:r>
-        <w:rPr>
-          <w:rFonts w:ascii="仿宋_GB2312" w:hAnsi="仿宋_GB2312" w:eastAsia="仿宋_GB2312" w:cs="仿宋_GB2312"/>
-        </w:rPr>
-        <w:t>5.</w:t>
-      </w:r>
-      <w:r>
-        <w:rPr>
-          <w:rFonts w:ascii="仿宋_GB2312" w:hAnsi="仿宋_GB2312" w:eastAsia="仿宋_GB2312" w:cs="仿宋_GB2312"/>
-          <w:u w:val="single"/>
-        </w:rPr>
-        <w:t xml:space="preserve">          </w:t>
-      </w:r>
-      <w:r>
-        <w:rPr>
-          <w:rFonts w:hint="eastAsia" w:ascii="仿宋_GB2312" w:hAnsi="仿宋_GB2312" w:eastAsia="仿宋_GB2312" w:cs="仿宋_GB2312"/>
-          <w:u w:val="single"/>
-        </w:rPr>
-        <w:t xml:space="preserve">                                  </w:t>
-      </w:r>
-      <w:r>
-        <w:rPr>
-          <w:rFonts w:ascii="仿宋_GB2312" w:hAnsi="仿宋_GB2312" w:eastAsia="仿宋_GB2312" w:cs="仿宋_GB2312"/>
-          <w:u w:val="single"/>
-        </w:rPr>
-        <w:t xml:space="preserve">    </w:t>
-      </w:r>
-      <w:r>
-        <w:rPr>
-          <w:rFonts w:hint="eastAsia" w:ascii="仿宋_GB2312" w:hAnsi="仿宋_GB2312" w:eastAsia="仿宋_GB2312" w:cs="仿宋_GB2312"/>
-        </w:rPr>
-        <w:t>。</w:t>
-      </w:r>
-    </w:p>
-    <w:p>
-      <w:pPr>
-        <w:pStyle w:val="2"/>
-        <w:spacing w:line="620" w:lineRule="exact"/>
-        <w:ind w:firstLine="640" w:firstLineChars="200"/>
-        <w:rPr>
-          <w:rFonts w:ascii="仿宋_GB2312" w:hAnsi="仿宋_GB2312" w:eastAsia="仿宋_GB2312" w:cs="Times New Roman"/>
-        </w:rPr>
-      </w:pPr>
-      <w:r>
-        <w:rPr>
-          <w:rFonts w:hint="eastAsia" w:ascii="SimHei" w:hAnsi="SimHei" w:eastAsia="SimHei" w:cs="SimHei"/>
-        </w:rPr>
-        <w:t>第二十四条</w:t>
-      </w:r>
-      <w:r>
-        <w:rPr>
-          <w:rFonts w:ascii="仿宋_GB2312" w:hAnsi="仿宋_GB2312" w:eastAsia="仿宋_GB2312" w:cs="仿宋_GB2312"/>
-        </w:rPr>
-        <w:t xml:space="preserve">  </w:t>
-      </w:r>
-      <w:r>
-        <w:rPr>
-          <w:rFonts w:hint="eastAsia" w:ascii="仿宋_GB2312" w:hAnsi="仿宋_GB2312" w:eastAsia="仿宋_GB2312" w:cs="仿宋_GB2312"/>
-        </w:rPr>
-        <w:t>业主可以以幢、单元、楼层为单位，共同决定本单位范围内的物业管理事项。</w:t>
-      </w:r>
-    </w:p>
-    <w:p>
-      <w:pPr>
-        <w:pStyle w:val="2"/>
-        <w:spacing w:line="620" w:lineRule="exact"/>
-        <w:ind w:firstLine="640" w:firstLineChars="200"/>
-        <w:rPr>
-          <w:rFonts w:ascii="仿宋_GB2312" w:hAnsi="仿宋_GB2312" w:eastAsia="仿宋_GB2312" w:cs="Times New Roman"/>
-        </w:rPr>
-      </w:pPr>
-      <w:r>
-        <w:rPr>
-          <w:rFonts w:hint="eastAsia" w:ascii="仿宋_GB2312" w:hAnsi="仿宋_GB2312" w:eastAsia="仿宋_GB2312" w:cs="仿宋_GB2312"/>
-        </w:rPr>
-        <w:t>事项范围：</w:t>
-      </w:r>
-      <w:r>
-        <w:rPr>
-          <w:rFonts w:ascii="仿宋_GB2312" w:hAnsi="仿宋_GB2312" w:eastAsia="仿宋_GB2312" w:cs="仿宋_GB2312"/>
-          <w:u w:val="single"/>
-        </w:rPr>
-        <w:t xml:space="preserve">   </w:t>
-      </w:r>
-      <w:r>
-        <w:rPr>
-          <w:rFonts w:hint="eastAsia" w:ascii="仿宋_GB2312" w:hAnsi="仿宋_GB2312" w:eastAsia="仿宋_GB2312" w:cs="仿宋_GB2312"/>
-          <w:u w:val="single"/>
-        </w:rPr>
-        <w:t xml:space="preserve">                               </w:t>
-      </w:r>
-      <w:r>
-        <w:rPr>
-          <w:rFonts w:ascii="仿宋_GB2312" w:hAnsi="仿宋_GB2312" w:eastAsia="仿宋_GB2312" w:cs="仿宋_GB2312"/>
-          <w:u w:val="single"/>
-        </w:rPr>
-        <w:t xml:space="preserve">       </w:t>
-      </w:r>
-      <w:r>
-        <w:rPr>
-          <w:rFonts w:hint="eastAsia" w:ascii="仿宋_GB2312" w:hAnsi="仿宋_GB2312" w:eastAsia="仿宋_GB2312" w:cs="仿宋_GB2312"/>
-        </w:rPr>
-        <w:t>；</w:t>
-      </w:r>
-    </w:p>
-    <w:p>
-      <w:pPr>
-        <w:pStyle w:val="2"/>
-        <w:spacing w:line="620" w:lineRule="exact"/>
-        <w:ind w:firstLine="640" w:firstLineChars="200"/>
-        <w:rPr>
-          <w:rFonts w:ascii="仿宋_GB2312" w:hAnsi="仿宋_GB2312" w:eastAsia="仿宋_GB2312" w:cs="Times New Roman"/>
-          <w:u w:val="single"/>
-        </w:rPr>
-      </w:pPr>
-      <w:r>
-        <w:rPr>
-          <w:rFonts w:hint="eastAsia" w:ascii="仿宋_GB2312" w:hAnsi="仿宋_GB2312" w:eastAsia="仿宋_GB2312" w:cs="仿宋_GB2312"/>
-        </w:rPr>
-        <w:t>决定程序：</w:t>
-      </w:r>
-      <w:r>
-        <w:rPr>
-          <w:rFonts w:ascii="仿宋_GB2312" w:hAnsi="仿宋_GB2312" w:eastAsia="仿宋_GB2312" w:cs="仿宋_GB2312"/>
-          <w:u w:val="single"/>
-        </w:rPr>
-        <w:t xml:space="preserve">       </w:t>
-      </w:r>
-      <w:r>
-        <w:rPr>
-          <w:rFonts w:hint="eastAsia" w:ascii="仿宋_GB2312" w:hAnsi="仿宋_GB2312" w:eastAsia="仿宋_GB2312" w:cs="仿宋_GB2312"/>
-          <w:u w:val="single"/>
-        </w:rPr>
-        <w:t xml:space="preserve">                              </w:t>
-      </w:r>
-      <w:r>
-        <w:rPr>
-          <w:rFonts w:ascii="仿宋_GB2312" w:hAnsi="仿宋_GB2312" w:eastAsia="仿宋_GB2312" w:cs="仿宋_GB2312"/>
-          <w:u w:val="single"/>
-        </w:rPr>
-        <w:t xml:space="preserve">    </w:t>
-      </w:r>
-      <w:r>
-        <w:rPr>
-          <w:rFonts w:hint="eastAsia" w:ascii="仿宋_GB2312" w:hAnsi="仿宋_GB2312" w:eastAsia="仿宋_GB2312" w:cs="仿宋_GB2312"/>
-        </w:rPr>
-        <w:t>。</w:t>
-      </w:r>
-    </w:p>
-    <w:p>
-      <w:pPr>
-        <w:pStyle w:val="2"/>
-        <w:spacing w:line="620" w:lineRule="exact"/>
-        <w:ind w:firstLine="640" w:firstLineChars="200"/>
-        <w:rPr>
-          <w:rFonts w:ascii="仿宋_GB2312" w:hAnsi="仿宋_GB2312" w:eastAsia="仿宋_GB2312" w:cs="Times New Roman"/>
-        </w:rPr>
-      </w:pPr>
-      <w:r>
-        <w:rPr>
-          <w:rFonts w:hint="eastAsia" w:ascii="仿宋_GB2312" w:hAnsi="仿宋_GB2312" w:eastAsia="仿宋_GB2312" w:cs="仿宋_GB2312"/>
-        </w:rPr>
-        <w:t>事项范围和决定程序由业主大会议事规则规定或者物业管理区域内全体业主共同决定。</w:t>
-      </w:r>
-    </w:p>
-    <w:p>
-      <w:pPr>
-        <w:spacing w:line="620" w:lineRule="exact"/>
-        <w:ind w:firstLine="640" w:firstLineChars="200"/>
-        <w:rPr>
-          <w:rFonts w:ascii="仿宋_GB2312" w:hAnsi="仿宋_GB2312" w:eastAsia="仿宋_GB2312" w:cs="Times New Roman"/>
-          <w:sz w:val="32"/>
-          <w:szCs w:val="32"/>
-        </w:rPr>
-      </w:pPr>
-      <w:r>
-        <w:rPr>
-          <w:rFonts w:hint="eastAsia" w:ascii="SimHei" w:hAnsi="SimHei" w:eastAsia="SimHei" w:cs="SimHei"/>
-          <w:sz w:val="32"/>
-          <w:szCs w:val="32"/>
-        </w:rPr>
-        <w:t>第二十五条</w:t>
-      </w:r>
-      <w:r>
-        <w:rPr>
-          <w:rFonts w:ascii="仿宋_GB2312" w:hAnsi="仿宋_GB2312" w:eastAsia="仿宋_GB2312" w:cs="仿宋_GB2312"/>
-          <w:sz w:val="32"/>
-          <w:szCs w:val="32"/>
-        </w:rPr>
-        <w:t xml:space="preserve">  </w:t>
-      </w:r>
-      <w:r>
-        <w:rPr>
-          <w:rFonts w:hint="eastAsia" w:ascii="仿宋_GB2312" w:hAnsi="仿宋_GB2312" w:eastAsia="仿宋_GB2312" w:cs="仿宋_GB2312"/>
-          <w:sz w:val="32"/>
-          <w:szCs w:val="32"/>
-        </w:rPr>
-        <w:t>利用本物业管理区域共有部分进行经营活动的，应当经业主大会决定或业主共同决定，产生的收入在扣除合理成本之后，属于业主共有。属于业主共有的经营收益，应当按照业主大会决定或者业主共同决定使用，可以用于补充专项维修资金，也可以用于业主大会和业主委员会工作经费、业主委员会成员工作津贴或者物业管理等方面的其他需要。</w:t>
-      </w:r>
-    </w:p>
-    <w:p>
-      <w:pPr>
-        <w:pStyle w:val="2"/>
-        <w:spacing w:line="620" w:lineRule="exact"/>
-        <w:ind w:firstLine="640" w:firstLineChars="200"/>
-        <w:rPr>
-          <w:rFonts w:ascii="仿宋_GB2312" w:hAnsi="仿宋_GB2312" w:eastAsia="仿宋_GB2312" w:cs="Times New Roman"/>
-        </w:rPr>
-      </w:pPr>
-      <w:r>
-        <w:rPr>
-          <w:rFonts w:hint="eastAsia" w:ascii="仿宋_GB2312" w:hAnsi="仿宋_GB2312" w:eastAsia="仿宋_GB2312" w:cs="仿宋_GB2312"/>
-        </w:rPr>
-        <w:t>任何单位和个人不得擅自处分属于全体业主的共有物业。</w:t>
-      </w:r>
-    </w:p>
-    <w:p>
-      <w:pPr>
-        <w:spacing w:line="620" w:lineRule="exact"/>
-        <w:ind w:firstLine="640" w:firstLineChars="200"/>
-        <w:rPr>
-          <w:rFonts w:ascii="仿宋_GB2312" w:hAnsi="仿宋_GB2312" w:eastAsia="仿宋_GB2312" w:cs="Times New Roman"/>
-          <w:sz w:val="32"/>
-          <w:szCs w:val="32"/>
-        </w:rPr>
-      </w:pPr>
-      <w:r>
-        <w:rPr>
-          <w:rFonts w:hint="eastAsia" w:ascii="SimHei" w:hAnsi="SimHei" w:eastAsia="SimHei" w:cs="SimHei"/>
-          <w:sz w:val="32"/>
-          <w:szCs w:val="32"/>
-        </w:rPr>
-        <w:t>第二十六条</w:t>
-      </w:r>
-      <w:r>
-        <w:rPr>
-          <w:rFonts w:ascii="仿宋_GB2312" w:hAnsi="仿宋_GB2312" w:eastAsia="仿宋_GB2312" w:cs="仿宋_GB2312"/>
-          <w:sz w:val="32"/>
-          <w:szCs w:val="32"/>
-        </w:rPr>
-        <w:t xml:space="preserve">  </w:t>
-      </w:r>
-      <w:r>
-        <w:rPr>
-          <w:rFonts w:hint="eastAsia" w:ascii="仿宋_GB2312" w:hAnsi="仿宋_GB2312" w:eastAsia="仿宋_GB2312" w:cs="仿宋_GB2312"/>
-          <w:sz w:val="32"/>
-          <w:szCs w:val="32"/>
-        </w:rPr>
-        <w:t>业主应按法律法规的规定和本规约的约定支付物业服务费等费用。如经催告仍不支付的业主，物业服务人可在本物业管理区域内采取合法方式公示相关业主欠缴情况；仍不支付的，可以依法向人民法院提起诉讼。</w:t>
-      </w:r>
-    </w:p>
-    <w:p>
-      <w:pPr>
-        <w:pStyle w:val="2"/>
-        <w:spacing w:line="620" w:lineRule="exact"/>
-        <w:ind w:firstLine="640" w:firstLineChars="200"/>
-        <w:rPr>
-          <w:rFonts w:ascii="仿宋_GB2312" w:hAnsi="仿宋_GB2312" w:eastAsia="仿宋_GB2312" w:cs="Times New Roman"/>
         </w:rPr>
       </w:pPr>
       <w:r>
@@ -4585,7 +3849,7 @@
     <w:p>
       <w:pPr>
         <w:ind w:firstLine="640" w:firstLineChars="200"/>
-        <w:jc w:val="left"/>
+        <w:jc w:val="both"/>
         <w:rPr>
           <w:rFonts w:hint="eastAsia" w:ascii="仿宋_GB2312" w:hAnsi="仿宋_GB2312" w:eastAsia="仿宋_GB2312" w:cs="仿宋_GB2312"/>
           <w:color w:val="FF0000"/>
@@ -4597,7 +3861,7 @@
       </w:pPr>
       <w:r>
         <w:rPr>
-          <w:rFonts w:hint="eastAsia" w:ascii="SimHei" w:hAnsi="SimHei" w:eastAsia="SimHei" w:cs="SimHei"/>
+          <w:rFonts w:hint="eastAsia" w:ascii="黑体" w:hAnsi="黑体" w:eastAsia="黑体" w:cs="黑体"/>
           <w:color w:val="FF0000"/>
           <w:sz w:val="32"/>
           <w:szCs w:val="32"/>
@@ -4629,7 +3893,39 @@
     </w:p>
     <w:p>
       <w:pPr>
-        <w:pStyle w:val="7"/>
+        <w:spacing w:line="240" w:lineRule="auto"/>
+        <w:ind w:firstLine="0" w:firstLineChars="0"/>
+        <w:jc w:val="both"/>
+        <w:rPr>
+          <w:rFonts w:ascii="仿宋_GB2312" w:hAnsi="仿宋_GB2312" w:eastAsia="仿宋_GB2312" w:cs="仿宋_GB2312"/>
+          <w:color w:val="FF0000"/>
+          <w:sz w:val="32"/>
+          <w:szCs w:val="32"/>
+        </w:rPr>
+      </w:pPr>
+      <w:r>
+        <w:rPr>
+          <w:rFonts w:hint="eastAsia" w:ascii="仿宋_GB2312" w:hAnsi="仿宋_GB2312" w:eastAsia="仿宋_GB2312" w:cs="仿宋_GB2312"/>
+          <w:color w:val="FF0000"/>
+          <w:sz w:val="32"/>
+          <w:szCs w:val="32"/>
+          <w:lang w:eastAsia="zh-CN"/>
+        </w:rPr>
+        <w:t>并且，参加业主委员会候选人需开具无犯罪违法证明。</w:t>
+      </w:r>
+      <w:r>
+        <w:rPr>
+          <w:rFonts w:ascii="仿宋_GB2312" w:hAnsi="仿宋_GB2312" w:eastAsia="仿宋_GB2312" w:cs="仿宋_GB2312"/>
+          <w:color w:val="FF0000"/>
+          <w:sz w:val="32"/>
+          <w:szCs w:val="32"/>
+        </w:rPr>
+        <w:t xml:space="preserve"> </w:t>
+      </w:r>
+    </w:p>
+    <w:p>
+      <w:pPr>
+        <w:pStyle w:val="5"/>
         <w:spacing w:line="620" w:lineRule="exact"/>
         <w:ind w:firstLine="640" w:firstLineChars="200"/>
         <w:rPr>
@@ -4645,14 +3941,14 @@
         <w:spacing w:line="620" w:lineRule="exact"/>
         <w:jc w:val="center"/>
         <w:rPr>
-          <w:rFonts w:ascii="SimHei" w:hAnsi="SimHei" w:eastAsia="SimHei" w:cs="SimHei"/>
-          <w:sz w:val="32"/>
-          <w:szCs w:val="32"/>
-        </w:rPr>
-      </w:pPr>
-      <w:r>
-        <w:rPr>
-          <w:rFonts w:hint="eastAsia" w:ascii="SimHei" w:hAnsi="SimHei" w:eastAsia="SimHei" w:cs="SimHei"/>
+          <w:rFonts w:ascii="黑体" w:hAnsi="黑体" w:eastAsia="黑体" w:cs="黑体"/>
+          <w:sz w:val="32"/>
+          <w:szCs w:val="32"/>
+        </w:rPr>
+      </w:pPr>
+      <w:r>
+        <w:rPr>
+          <w:rFonts w:hint="eastAsia" w:ascii="黑体" w:hAnsi="黑体" w:eastAsia="黑体" w:cs="黑体"/>
           <w:sz w:val="32"/>
           <w:szCs w:val="32"/>
         </w:rPr>
@@ -4679,7 +3975,7 @@
       </w:pPr>
       <w:r>
         <w:rPr>
-          <w:rFonts w:hint="eastAsia" w:ascii="SimHei" w:hAnsi="SimHei" w:eastAsia="SimHei" w:cs="SimHei"/>
+          <w:rFonts w:hint="eastAsia" w:ascii="黑体" w:hAnsi="黑体" w:eastAsia="黑体" w:cs="黑体"/>
           <w:sz w:val="32"/>
           <w:szCs w:val="32"/>
         </w:rPr>
@@ -4704,7 +4000,7 @@
     </w:p>
     <w:p>
       <w:pPr>
-        <w:pStyle w:val="7"/>
+        <w:pStyle w:val="5"/>
         <w:spacing w:line="620" w:lineRule="exact"/>
         <w:ind w:firstLine="640" w:firstLineChars="200"/>
         <w:rPr>
@@ -4726,7 +4022,7 @@
     </w:p>
     <w:p>
       <w:pPr>
-        <w:pStyle w:val="7"/>
+        <w:pStyle w:val="5"/>
         <w:spacing w:line="620" w:lineRule="exact"/>
         <w:ind w:firstLine="640" w:firstLineChars="200"/>
         <w:rPr>
@@ -4773,7 +4069,7 @@
     </w:p>
     <w:p>
       <w:pPr>
-        <w:pStyle w:val="7"/>
+        <w:pStyle w:val="5"/>
         <w:spacing w:line="620" w:lineRule="exact"/>
         <w:ind w:firstLine="640" w:firstLineChars="200"/>
         <w:rPr>
@@ -4795,7 +4091,7 @@
     </w:p>
     <w:p>
       <w:pPr>
-        <w:pStyle w:val="7"/>
+        <w:pStyle w:val="5"/>
         <w:spacing w:line="620" w:lineRule="exact"/>
         <w:ind w:firstLine="640" w:firstLineChars="200"/>
         <w:rPr>
@@ -4817,7 +4113,7 @@
     </w:p>
     <w:p>
       <w:pPr>
-        <w:pStyle w:val="7"/>
+        <w:pStyle w:val="5"/>
         <w:spacing w:line="620" w:lineRule="exact"/>
         <w:ind w:firstLine="640" w:firstLineChars="200"/>
         <w:rPr>
@@ -4863,36 +4159,52 @@
       </w:pPr>
       <w:r>
         <w:rPr>
-          <w:rFonts w:hint="eastAsia" w:ascii="仿宋_GB2312" w:hAnsi="仿宋_GB2312" w:eastAsia="仿宋_GB2312" w:cs="仿宋_GB2312"/>
-          <w:sz w:val="32"/>
-          <w:szCs w:val="32"/>
-        </w:rPr>
-        <w:t>（六）</w:t>
+          <w:rFonts w:hint="eastAsia" w:ascii="黑体" w:hAnsi="黑体" w:eastAsia="黑体" w:cs="黑体"/>
+          <w:sz w:val="32"/>
+          <w:szCs w:val="32"/>
+        </w:rPr>
+        <w:t>第二十九条</w:t>
       </w:r>
       <w:r>
         <w:rPr>
           <w:rFonts w:ascii="仿宋_GB2312" w:hAnsi="仿宋_GB2312" w:eastAsia="仿宋_GB2312" w:cs="仿宋_GB2312"/>
           <w:sz w:val="32"/>
           <w:szCs w:val="32"/>
-          <w:u w:val="single"/>
-        </w:rPr>
-        <w:t xml:space="preserve">         </w:t>
-      </w:r>
-      <w:r>
-        <w:rPr>
-          <w:rFonts w:hint="eastAsia" w:ascii="仿宋_GB2312" w:hAnsi="仿宋_GB2312" w:eastAsia="仿宋_GB2312" w:cs="仿宋_GB2312"/>
-          <w:sz w:val="32"/>
-          <w:szCs w:val="32"/>
-          <w:u w:val="single"/>
-        </w:rPr>
-        <w:t xml:space="preserve">                                  </w:t>
+        </w:rPr>
+        <w:t xml:space="preserve">  </w:t>
+      </w:r>
+      <w:r>
+        <w:rPr>
+          <w:rFonts w:hint="eastAsia" w:ascii="仿宋_GB2312" w:hAnsi="仿宋_GB2312" w:eastAsia="仿宋_GB2312" w:cs="仿宋_GB2312"/>
+          <w:sz w:val="32"/>
+          <w:szCs w:val="32"/>
+        </w:rPr>
+        <w:t>业主、物业使用人违反本规约关于物业的使用、维护和管理的约定，妨碍物业正常使用或造成物业损害及其他损失的，业主大会、业主委员会、物业服务人或有利害关系业主可依据本规约向人民法院提起诉讼。</w:t>
+      </w:r>
+    </w:p>
+    <w:p>
+      <w:pPr>
+        <w:spacing w:line="620" w:lineRule="exact"/>
+        <w:ind w:firstLine="640" w:firstLineChars="200"/>
+        <w:rPr>
+          <w:rFonts w:ascii="仿宋_GB2312" w:hAnsi="仿宋_GB2312" w:eastAsia="仿宋_GB2312" w:cs="Times New Roman"/>
+          <w:sz w:val="32"/>
+          <w:szCs w:val="32"/>
+        </w:rPr>
+      </w:pPr>
+      <w:r>
+        <w:rPr>
+          <w:rFonts w:hint="eastAsia" w:ascii="黑体" w:hAnsi="黑体" w:eastAsia="黑体" w:cs="黑体"/>
+          <w:sz w:val="32"/>
+          <w:szCs w:val="32"/>
+        </w:rPr>
+        <w:t>第三十条</w:t>
       </w:r>
       <w:r>
         <w:rPr>
           <w:rFonts w:ascii="仿宋_GB2312" w:hAnsi="仿宋_GB2312" w:eastAsia="仿宋_GB2312" w:cs="仿宋_GB2312"/>
           <w:sz w:val="32"/>
           <w:szCs w:val="32"/>
-          <w:u w:val="single"/>
         </w:rPr>
         <w:t xml:space="preserve">  </w:t>
       </w:r>
@@ -4902,131 +4214,61 @@
           <w:sz w:val="32"/>
           <w:szCs w:val="32"/>
         </w:rPr>
-        <w:t>。</w:t>
-      </w:r>
-    </w:p>
-    <w:p>
-      <w:pPr>
-        <w:spacing w:line="620" w:lineRule="exact"/>
-        <w:ind w:firstLine="640" w:firstLineChars="200"/>
-        <w:rPr>
-          <w:rFonts w:ascii="仿宋_GB2312" w:hAnsi="仿宋_GB2312" w:eastAsia="仿宋_GB2312" w:cs="Times New Roman"/>
-          <w:sz w:val="32"/>
-          <w:szCs w:val="32"/>
-        </w:rPr>
-      </w:pPr>
-      <w:r>
-        <w:rPr>
-          <w:rFonts w:hint="eastAsia" w:ascii="SimHei" w:hAnsi="SimHei" w:eastAsia="SimHei" w:cs="SimHei"/>
-          <w:sz w:val="32"/>
-          <w:szCs w:val="32"/>
-        </w:rPr>
-        <w:t>第二十九条</w:t>
-      </w:r>
-      <w:r>
+        <w:t>业主、物业使用人违反本规约关于业主共同利益的约定，导致全体业主的共同利益受损的，业主大会、业主委员会、物业服务人可以依据本规约向人民法院提起诉讼。</w:t>
+      </w:r>
+    </w:p>
+    <w:p>
+      <w:pPr>
+        <w:pStyle w:val="2"/>
+        <w:spacing w:line="620" w:lineRule="exact"/>
+        <w:rPr>
+          <w:rFonts w:ascii="仿宋_GB2312" w:hAnsi="仿宋_GB2312" w:eastAsia="仿宋_GB2312" w:cs="Times New Roman"/>
+        </w:rPr>
+      </w:pPr>
+    </w:p>
+    <w:p>
+      <w:pPr>
+        <w:spacing w:line="620" w:lineRule="exact"/>
+        <w:jc w:val="center"/>
+        <w:rPr>
+          <w:rFonts w:ascii="黑体" w:hAnsi="黑体" w:eastAsia="黑体" w:cs="黑体"/>
+          <w:sz w:val="32"/>
+          <w:szCs w:val="32"/>
+        </w:rPr>
+      </w:pPr>
+      <w:r>
+        <w:rPr>
+          <w:rFonts w:hint="eastAsia" w:ascii="黑体" w:hAnsi="黑体" w:eastAsia="黑体" w:cs="黑体"/>
+          <w:sz w:val="32"/>
+          <w:szCs w:val="32"/>
+        </w:rPr>
+        <w:t>第七章  附则</w:t>
+      </w:r>
+    </w:p>
+    <w:p>
+      <w:pPr>
+        <w:spacing w:line="620" w:lineRule="exact"/>
+        <w:ind w:firstLine="640" w:firstLineChars="200"/>
         <w:rPr>
           <w:rFonts w:ascii="仿宋_GB2312" w:hAnsi="仿宋_GB2312" w:eastAsia="仿宋_GB2312" w:cs="仿宋_GB2312"/>
           <w:sz w:val="32"/>
           <w:szCs w:val="32"/>
         </w:rPr>
-        <w:t xml:space="preserve">  </w:t>
-      </w:r>
-      <w:r>
-        <w:rPr>
-          <w:rFonts w:hint="eastAsia" w:ascii="仿宋_GB2312" w:hAnsi="仿宋_GB2312" w:eastAsia="仿宋_GB2312" w:cs="仿宋_GB2312"/>
-          <w:sz w:val="32"/>
-          <w:szCs w:val="32"/>
-        </w:rPr>
-        <w:t>业主、物业使用人违反本规约关于物业的使用、维护和管理的约定，妨碍物业正常使用或造成物业损害及其他损失的，业主大会、业主委员会、物业服务人或有利害关系业主可依据本规约向人民法院提起诉讼。</w:t>
-      </w:r>
-    </w:p>
-    <w:p>
-      <w:pPr>
-        <w:spacing w:line="620" w:lineRule="exact"/>
-        <w:ind w:firstLine="640" w:firstLineChars="200"/>
-        <w:rPr>
-          <w:rFonts w:ascii="仿宋_GB2312" w:hAnsi="仿宋_GB2312" w:eastAsia="仿宋_GB2312" w:cs="Times New Roman"/>
-          <w:sz w:val="32"/>
-          <w:szCs w:val="32"/>
-        </w:rPr>
-      </w:pPr>
-      <w:r>
-        <w:rPr>
-          <w:rFonts w:hint="eastAsia" w:ascii="SimHei" w:hAnsi="SimHei" w:eastAsia="SimHei" w:cs="SimHei"/>
-          <w:sz w:val="32"/>
-          <w:szCs w:val="32"/>
-        </w:rPr>
-        <w:t>第三十条</w:t>
-      </w:r>
-      <w:r>
-        <w:rPr>
-          <w:rFonts w:ascii="仿宋_GB2312" w:hAnsi="仿宋_GB2312" w:eastAsia="仿宋_GB2312" w:cs="仿宋_GB2312"/>
-          <w:sz w:val="32"/>
-          <w:szCs w:val="32"/>
-        </w:rPr>
-        <w:t xml:space="preserve">  </w:t>
-      </w:r>
-      <w:r>
-        <w:rPr>
-          <w:rFonts w:hint="eastAsia" w:ascii="仿宋_GB2312" w:hAnsi="仿宋_GB2312" w:eastAsia="仿宋_GB2312" w:cs="仿宋_GB2312"/>
-          <w:sz w:val="32"/>
-          <w:szCs w:val="32"/>
-        </w:rPr>
-        <w:t>业主、物业使用人违反本规约关于业主共同利益的约定，导致全体业主的共同利益受损的，业主大会、业主委员会、物业服务人可以依据本规约向人民法院提起诉讼。</w:t>
-      </w:r>
-    </w:p>
-    <w:p>
-      <w:pPr>
-        <w:pStyle w:val="2"/>
-        <w:spacing w:line="620" w:lineRule="exact"/>
-        <w:rPr>
-          <w:rFonts w:ascii="仿宋_GB2312" w:hAnsi="仿宋_GB2312" w:eastAsia="仿宋_GB2312" w:cs="Times New Roman"/>
-        </w:rPr>
-      </w:pPr>
-    </w:p>
-    <w:p>
-      <w:pPr>
-        <w:spacing w:line="620" w:lineRule="exact"/>
-        <w:jc w:val="center"/>
-        <w:rPr>
-          <w:rFonts w:ascii="SimHei" w:hAnsi="SimHei" w:eastAsia="SimHei" w:cs="SimHei"/>
-          <w:sz w:val="32"/>
-          <w:szCs w:val="32"/>
-        </w:rPr>
-      </w:pPr>
-      <w:r>
-        <w:rPr>
-          <w:rFonts w:hint="eastAsia" w:ascii="SimHei" w:hAnsi="SimHei" w:eastAsia="SimHei" w:cs="SimHei"/>
-          <w:sz w:val="32"/>
-          <w:szCs w:val="32"/>
-        </w:rPr>
-        <w:t>第七章  附则</w:t>
-      </w:r>
-    </w:p>
-    <w:p>
-      <w:pPr>
-        <w:spacing w:line="620" w:lineRule="exact"/>
-        <w:ind w:firstLine="640" w:firstLineChars="200"/>
-        <w:rPr>
-          <w:rFonts w:ascii="仿宋_GB2312" w:hAnsi="仿宋_GB2312" w:eastAsia="仿宋_GB2312" w:cs="仿宋_GB2312"/>
-          <w:sz w:val="32"/>
-          <w:szCs w:val="32"/>
-        </w:rPr>
-      </w:pPr>
-    </w:p>
-    <w:p>
-      <w:pPr>
-        <w:spacing w:line="620" w:lineRule="exact"/>
-        <w:ind w:firstLine="640" w:firstLineChars="200"/>
-        <w:rPr>
-          <w:rFonts w:ascii="仿宋_GB2312" w:hAnsi="仿宋_GB2312" w:eastAsia="仿宋_GB2312" w:cs="Times New Roman"/>
-          <w:sz w:val="32"/>
-          <w:szCs w:val="32"/>
-        </w:rPr>
-      </w:pPr>
-      <w:r>
-        <w:rPr>
-          <w:rFonts w:hint="eastAsia" w:ascii="SimHei" w:hAnsi="SimHei" w:eastAsia="SimHei" w:cs="SimHei"/>
+      </w:pPr>
+    </w:p>
+    <w:p>
+      <w:pPr>
+        <w:spacing w:line="620" w:lineRule="exact"/>
+        <w:ind w:firstLine="640" w:firstLineChars="200"/>
+        <w:rPr>
+          <w:rFonts w:ascii="仿宋_GB2312" w:hAnsi="仿宋_GB2312" w:eastAsia="仿宋_GB2312" w:cs="Times New Roman"/>
+          <w:sz w:val="32"/>
+          <w:szCs w:val="32"/>
+        </w:rPr>
+      </w:pPr>
+      <w:r>
+        <w:rPr>
+          <w:rFonts w:hint="eastAsia" w:ascii="黑体" w:hAnsi="黑体" w:eastAsia="黑体" w:cs="黑体"/>
           <w:sz w:val="32"/>
           <w:szCs w:val="32"/>
         </w:rPr>
@@ -5065,7 +4307,7 @@
       </w:pPr>
       <w:r>
         <w:rPr>
-          <w:rFonts w:hint="eastAsia" w:ascii="SimHei" w:hAnsi="SimHei" w:eastAsia="SimHei" w:cs="SimHei"/>
+          <w:rFonts w:hint="eastAsia" w:ascii="黑体" w:hAnsi="黑体" w:eastAsia="黑体" w:cs="黑体"/>
           <w:sz w:val="32"/>
           <w:szCs w:val="32"/>
         </w:rPr>
@@ -5103,7 +4345,7 @@
       </w:pPr>
       <w:r>
         <w:rPr>
-          <w:rFonts w:hint="eastAsia" w:ascii="SimHei" w:hAnsi="SimHei" w:eastAsia="SimHei" w:cs="SimHei"/>
+          <w:rFonts w:hint="eastAsia" w:ascii="黑体" w:hAnsi="黑体" w:eastAsia="黑体" w:cs="黑体"/>
           <w:sz w:val="32"/>
           <w:szCs w:val="32"/>
         </w:rPr>
@@ -5141,7 +4383,7 @@
       </w:pPr>
       <w:r>
         <w:rPr>
-          <w:rFonts w:hint="eastAsia" w:ascii="SimHei" w:hAnsi="SimHei" w:eastAsia="SimHei" w:cs="SimHei"/>
+          <w:rFonts w:hint="eastAsia" w:ascii="黑体" w:hAnsi="黑体" w:eastAsia="黑体" w:cs="黑体"/>
           <w:sz w:val="32"/>
           <w:szCs w:val="32"/>
         </w:rPr>
@@ -5166,743 +4408,207 @@
     </w:p>
     <w:p>
       <w:pPr>
-        <w:spacing w:line="620" w:lineRule="exact"/>
-        <w:ind w:firstLine="640" w:firstLineChars="200"/>
+        <w:adjustRightInd w:val="0"/>
+        <w:snapToGrid w:val="0"/>
+        <w:spacing w:line="620" w:lineRule="exact"/>
+        <w:ind w:firstLine="640" w:firstLineChars="200"/>
+        <w:jc w:val="left"/>
+        <w:rPr>
+          <w:rFonts w:ascii="仿宋_GB2312" w:hAnsi="仿宋_GB2312" w:eastAsia="仿宋_GB2312" w:cs="Times New Roman"/>
+          <w:sz w:val="32"/>
+          <w:szCs w:val="32"/>
+        </w:rPr>
+      </w:pPr>
+    </w:p>
+    <w:p>
+      <w:pPr>
+        <w:adjustRightInd w:val="0"/>
+        <w:snapToGrid w:val="0"/>
+        <w:spacing w:line="620" w:lineRule="exact"/>
+        <w:ind w:firstLine="640" w:firstLineChars="200"/>
+        <w:jc w:val="left"/>
+        <w:rPr>
+          <w:rFonts w:ascii="仿宋_GB2312" w:hAnsi="仿宋_GB2312" w:eastAsia="仿宋_GB2312" w:cs="Times New Roman"/>
+          <w:sz w:val="32"/>
+          <w:szCs w:val="32"/>
+        </w:rPr>
+      </w:pPr>
+      <w:bookmarkStart w:id="14" w:name="_GoBack"/>
+      <w:r>
+        <w:rPr>
+          <w:rFonts w:hint="eastAsia" w:ascii="仿宋_GB2312" w:hAnsi="仿宋_GB2312" w:eastAsia="仿宋_GB2312" w:cs="仿宋_GB2312"/>
+          <w:sz w:val="32"/>
+          <w:szCs w:val="32"/>
+        </w:rPr>
+        <w:t>附件：</w:t>
+      </w:r>
+      <w:r>
         <w:rPr>
           <w:rFonts w:ascii="仿宋_GB2312" w:hAnsi="仿宋_GB2312" w:eastAsia="仿宋_GB2312" w:cs="仿宋_GB2312"/>
-          <w:color w:val="FF0000"/>
-          <w:sz w:val="32"/>
-          <w:szCs w:val="32"/>
-        </w:rPr>
-      </w:pPr>
-      <w:r>
-        <w:rPr>
-          <w:rFonts w:hint="eastAsia" w:ascii="SimHei" w:hAnsi="SimHei" w:eastAsia="SimHei" w:cs="SimHei"/>
-          <w:color w:val="FF0000"/>
-          <w:sz w:val="32"/>
-          <w:szCs w:val="32"/>
-        </w:rPr>
-        <w:t>第三十五条</w:t>
-      </w:r>
-      <w:r>
-        <w:rPr>
-          <w:rFonts w:hint="eastAsia" w:ascii="仿宋_GB2312" w:hAnsi="仿宋_GB2312" w:eastAsia="仿宋_GB2312" w:cs="仿宋_GB2312"/>
-          <w:color w:val="FF0000"/>
-          <w:sz w:val="32"/>
-          <w:szCs w:val="32"/>
-        </w:rPr>
-        <w:t xml:space="preserve"> 业主大会和业主委员会的工作经费、业主委员会成员的工作津贴收取不得超过实收物业服务费的1%，</w:t>
-      </w:r>
-      <w:r>
-        <w:rPr>
-          <w:rFonts w:hint="eastAsia" w:ascii="仿宋_GB2312" w:hAnsi="仿宋_GB2312" w:eastAsia="仿宋_GB2312" w:cs="仿宋_GB2312"/>
-          <w:color w:val="FF0000"/>
-          <w:sz w:val="32"/>
-          <w:szCs w:val="32"/>
-          <w:lang w:val="en-US" w:eastAsia="zh-CN"/>
-        </w:rPr>
-        <w:t>实</w:t>
-      </w:r>
-      <w:r>
-        <w:rPr>
-          <w:rFonts w:hint="eastAsia" w:ascii="仿宋_GB2312" w:hAnsi="仿宋_GB2312" w:eastAsia="仿宋_GB2312" w:cs="仿宋_GB2312"/>
-          <w:color w:val="FF0000"/>
-          <w:sz w:val="32"/>
-          <w:szCs w:val="32"/>
-        </w:rPr>
-        <w:t>行多退少补制度。</w:t>
-      </w:r>
-    </w:p>
-    <w:p>
-      <w:pPr>
-        <w:spacing w:line="620" w:lineRule="exact"/>
-        <w:ind w:firstLine="640" w:firstLineChars="200"/>
-        <w:rPr>
-          <w:rStyle w:val="8"/>
-          <w:color w:val="FF0000"/>
-        </w:rPr>
-      </w:pPr>
-      <w:r>
-        <w:rPr>
-          <w:rFonts w:hint="eastAsia" w:ascii="SimHei" w:hAnsi="SimHei" w:eastAsia="SimHei" w:cs="SimHei"/>
-          <w:color w:val="FF0000"/>
-          <w:sz w:val="32"/>
-          <w:szCs w:val="32"/>
-          <w:lang w:eastAsia="zh-CN"/>
-        </w:rPr>
-        <w:t>第三十六条</w:t>
-      </w:r>
-      <w:r>
-        <w:rPr>
-          <w:rFonts w:hint="eastAsia" w:ascii="SimHei" w:hAnsi="SimHei" w:eastAsia="SimHei" w:cs="SimHei"/>
-          <w:color w:val="FF0000"/>
-          <w:sz w:val="32"/>
-          <w:szCs w:val="32"/>
-          <w:lang w:val="en-US" w:eastAsia="zh-CN"/>
-        </w:rPr>
-        <w:t xml:space="preserve">  </w:t>
-      </w:r>
-      <w:r>
-        <w:rPr>
-          <w:rFonts w:hint="eastAsia" w:ascii="仿宋_GB2312" w:hAnsi="仿宋_GB2312" w:eastAsia="仿宋_GB2312" w:cs="仿宋_GB2312"/>
-          <w:color w:val="FF0000"/>
-          <w:sz w:val="32"/>
-          <w:szCs w:val="32"/>
-        </w:rPr>
-        <w:t>经业主大会决定，业主委员会工作经费按照如下方式收取：</w:t>
-      </w:r>
-    </w:p>
-    <w:p>
-      <w:pPr>
-        <w:spacing w:line="620" w:lineRule="exact"/>
-        <w:ind w:firstLine="640" w:firstLineChars="200"/>
-        <w:rPr>
-          <w:rFonts w:hint="eastAsia" w:ascii="仿宋_GB2312" w:hAnsi="仿宋_GB2312" w:eastAsia="仿宋_GB2312" w:cs="仿宋_GB2312"/>
-          <w:color w:val="FF0000"/>
-          <w:sz w:val="32"/>
-          <w:szCs w:val="32"/>
-        </w:rPr>
-      </w:pPr>
-      <w:r>
-        <w:rPr>
-          <w:rFonts w:hint="eastAsia" w:ascii="仿宋_GB2312" w:hAnsi="仿宋_GB2312" w:eastAsia="仿宋_GB2312" w:cs="仿宋_GB2312"/>
-          <w:color w:val="FF0000"/>
-          <w:sz w:val="32"/>
-          <w:szCs w:val="32"/>
-        </w:rPr>
-        <w:t>1、物业</w:t>
-      </w:r>
-      <w:r>
-        <w:rPr>
-          <w:rFonts w:hint="eastAsia" w:ascii="仿宋_GB2312" w:hAnsi="仿宋_GB2312" w:eastAsia="仿宋_GB2312" w:cs="仿宋_GB2312"/>
-          <w:color w:val="FF0000"/>
-          <w:sz w:val="32"/>
-          <w:szCs w:val="32"/>
-          <w:lang w:val="en-US" w:eastAsia="zh-CN"/>
-        </w:rPr>
-        <w:t>服务企业</w:t>
-      </w:r>
-      <w:r>
-        <w:rPr>
-          <w:rFonts w:hint="eastAsia" w:ascii="仿宋_GB2312" w:hAnsi="仿宋_GB2312" w:eastAsia="仿宋_GB2312" w:cs="仿宋_GB2312"/>
-          <w:color w:val="FF0000"/>
-          <w:sz w:val="32"/>
-          <w:szCs w:val="32"/>
-        </w:rPr>
-        <w:t>先行承担：业主委员会的工作经费首先由物业</w:t>
-      </w:r>
-      <w:r>
-        <w:rPr>
-          <w:rFonts w:hint="eastAsia" w:ascii="仿宋_GB2312" w:hAnsi="仿宋_GB2312" w:eastAsia="仿宋_GB2312" w:cs="仿宋_GB2312"/>
-          <w:color w:val="FF0000"/>
-          <w:sz w:val="32"/>
-          <w:szCs w:val="32"/>
-          <w:lang w:val="en-US" w:eastAsia="zh-CN"/>
-        </w:rPr>
-        <w:t>服务企业</w:t>
-      </w:r>
-      <w:r>
-        <w:rPr>
-          <w:rFonts w:hint="eastAsia" w:ascii="仿宋_GB2312" w:hAnsi="仿宋_GB2312" w:eastAsia="仿宋_GB2312" w:cs="仿宋_GB2312"/>
-          <w:color w:val="FF0000"/>
-          <w:sz w:val="32"/>
-          <w:szCs w:val="32"/>
-        </w:rPr>
-        <w:t>承担。物业</w:t>
-      </w:r>
-      <w:r>
-        <w:rPr>
-          <w:rFonts w:hint="eastAsia" w:ascii="仿宋_GB2312" w:hAnsi="仿宋_GB2312" w:eastAsia="仿宋_GB2312" w:cs="仿宋_GB2312"/>
-          <w:color w:val="FF0000"/>
-          <w:sz w:val="32"/>
-          <w:szCs w:val="32"/>
-          <w:lang w:val="en-US" w:eastAsia="zh-CN"/>
-        </w:rPr>
-        <w:t>服务企业</w:t>
-      </w:r>
-      <w:r>
-        <w:rPr>
-          <w:rFonts w:hint="eastAsia" w:ascii="仿宋_GB2312" w:hAnsi="仿宋_GB2312" w:eastAsia="仿宋_GB2312" w:cs="仿宋_GB2312"/>
-          <w:color w:val="FF0000"/>
-          <w:sz w:val="32"/>
-          <w:szCs w:val="32"/>
-        </w:rPr>
-        <w:t>应根据本管理规约及相关法律法规，按时足额拨付业主委员会所需的工作经费。</w:t>
-      </w:r>
-    </w:p>
-    <w:p>
-      <w:pPr>
-        <w:spacing w:line="620" w:lineRule="exact"/>
-        <w:ind w:firstLine="640" w:firstLineChars="200"/>
+          <w:sz w:val="32"/>
+          <w:szCs w:val="32"/>
+        </w:rPr>
+        <w:t>1.</w:t>
+      </w:r>
+      <w:r>
+        <w:rPr>
+          <w:rFonts w:hint="eastAsia" w:ascii="仿宋_GB2312" w:hAnsi="仿宋_GB2312" w:eastAsia="仿宋_GB2312" w:cs="仿宋_GB2312"/>
+          <w:sz w:val="32"/>
+          <w:szCs w:val="32"/>
+        </w:rPr>
+        <w:t>规划平面图</w:t>
+      </w:r>
+    </w:p>
+    <w:p>
+      <w:pPr>
+        <w:adjustRightInd w:val="0"/>
+        <w:snapToGrid w:val="0"/>
+        <w:spacing w:line="620" w:lineRule="exact"/>
+        <w:ind w:firstLine="1600" w:firstLineChars="500"/>
+        <w:jc w:val="left"/>
+        <w:rPr>
+          <w:rFonts w:ascii="仿宋_GB2312" w:hAnsi="仿宋_GB2312" w:eastAsia="仿宋_GB2312" w:cs="Times New Roman"/>
+          <w:sz w:val="32"/>
+          <w:szCs w:val="32"/>
+        </w:rPr>
+      </w:pPr>
+      <w:r>
         <w:rPr>
           <w:rFonts w:ascii="仿宋_GB2312" w:hAnsi="仿宋_GB2312" w:eastAsia="仿宋_GB2312" w:cs="仿宋_GB2312"/>
-          <w:color w:val="FF0000"/>
-          <w:sz w:val="32"/>
-          <w:szCs w:val="32"/>
-        </w:rPr>
-      </w:pPr>
-      <w:r>
-        <w:rPr>
-          <w:rFonts w:hint="eastAsia" w:ascii="仿宋_GB2312" w:hAnsi="仿宋_GB2312" w:eastAsia="仿宋_GB2312" w:cs="仿宋_GB2312"/>
-          <w:color w:val="FF0000"/>
-          <w:sz w:val="32"/>
-          <w:szCs w:val="32"/>
-        </w:rPr>
-        <w:t>2、业主共有部分经营所得收益承担：若物业</w:t>
-      </w:r>
-      <w:r>
-        <w:rPr>
-          <w:rFonts w:hint="eastAsia" w:ascii="仿宋_GB2312" w:hAnsi="仿宋_GB2312" w:eastAsia="仿宋_GB2312" w:cs="仿宋_GB2312"/>
-          <w:color w:val="FF0000"/>
-          <w:sz w:val="32"/>
-          <w:szCs w:val="32"/>
-          <w:lang w:val="en-US" w:eastAsia="zh-CN"/>
-        </w:rPr>
-        <w:t>服务企业</w:t>
-      </w:r>
-      <w:r>
-        <w:rPr>
-          <w:rFonts w:hint="eastAsia" w:ascii="仿宋_GB2312" w:hAnsi="仿宋_GB2312" w:eastAsia="仿宋_GB2312" w:cs="仿宋_GB2312"/>
-          <w:color w:val="FF0000"/>
-          <w:sz w:val="32"/>
-          <w:szCs w:val="32"/>
-        </w:rPr>
-        <w:t>未能按约定承担业主委员会的工作经费，则应从业主共有部分经营所得收益中列支。这部分收益包括但不限于小区公共区域的广告收入、停车位租金等。业主共有部分经营所得收益应优先用于支付业主委员会的工作经费，确保业主委员会的正常运作。</w:t>
-      </w:r>
-    </w:p>
-    <w:p>
-      <w:pPr>
-        <w:spacing w:line="620" w:lineRule="exact"/>
-        <w:ind w:firstLine="640" w:firstLineChars="200"/>
-        <w:rPr>
-          <w:rFonts w:ascii="仿宋_GB2312" w:hAnsi="仿宋_GB2312" w:eastAsia="仿宋_GB2312" w:cs="仿宋_GB2312"/>
-          <w:color w:val="FF0000"/>
-          <w:sz w:val="32"/>
-          <w:szCs w:val="32"/>
-        </w:rPr>
-      </w:pPr>
-      <w:r>
-        <w:rPr>
-          <w:rFonts w:hint="eastAsia" w:ascii="仿宋_GB2312" w:hAnsi="仿宋_GB2312" w:eastAsia="仿宋_GB2312" w:cs="仿宋_GB2312"/>
-          <w:color w:val="FF0000"/>
-          <w:sz w:val="32"/>
-          <w:szCs w:val="32"/>
-        </w:rPr>
-        <w:t>3、不足部分由全体业主承担：在物业</w:t>
-      </w:r>
-      <w:r>
-        <w:rPr>
-          <w:rFonts w:hint="eastAsia" w:ascii="仿宋_GB2312" w:hAnsi="仿宋_GB2312" w:eastAsia="仿宋_GB2312" w:cs="仿宋_GB2312"/>
-          <w:color w:val="FF0000"/>
-          <w:sz w:val="32"/>
-          <w:szCs w:val="32"/>
-          <w:lang w:val="en-US" w:eastAsia="zh-CN"/>
-        </w:rPr>
-        <w:t>服务企业</w:t>
-      </w:r>
-      <w:r>
-        <w:rPr>
-          <w:rFonts w:hint="eastAsia" w:ascii="仿宋_GB2312" w:hAnsi="仿宋_GB2312" w:eastAsia="仿宋_GB2312" w:cs="仿宋_GB2312"/>
-          <w:color w:val="FF0000"/>
-          <w:sz w:val="32"/>
-          <w:szCs w:val="32"/>
-        </w:rPr>
-        <w:t>承担及业主共有部分经营所得收益支付后，若仍有经费不足，该不足部分应由全体业主按照其持有的物业面积比例或业主大会决议确定的其他方式共同承担。全体业主应根据本管理规约及业主大会的决议，按时足额缴纳应承担的业主委员会工作经费。</w:t>
-      </w:r>
-    </w:p>
-    <w:p>
-      <w:pPr>
-        <w:spacing w:line="620" w:lineRule="exact"/>
-        <w:rPr>
-          <w:rFonts w:ascii="仿宋_GB2312" w:hAnsi="仿宋_GB2312" w:eastAsia="仿宋_GB2312" w:cs="仿宋_GB2312"/>
-          <w:color w:val="FF0000"/>
-          <w:sz w:val="32"/>
-          <w:szCs w:val="32"/>
-        </w:rPr>
-      </w:pPr>
-      <w:r>
-        <w:rPr>
-          <w:rFonts w:hint="eastAsia" w:ascii="SimHei" w:hAnsi="SimHei" w:eastAsia="SimHei" w:cs="SimHei"/>
-          <w:color w:val="FF0000"/>
-          <w:sz w:val="32"/>
-          <w:szCs w:val="32"/>
-        </w:rPr>
-        <w:t>第三十</w:t>
-      </w:r>
-      <w:r>
-        <w:rPr>
-          <w:rFonts w:hint="eastAsia" w:ascii="SimHei" w:hAnsi="SimHei" w:eastAsia="SimHei" w:cs="SimHei"/>
-          <w:color w:val="FF0000"/>
-          <w:sz w:val="32"/>
-          <w:szCs w:val="32"/>
-          <w:lang w:eastAsia="zh-CN"/>
-        </w:rPr>
-        <w:t>七</w:t>
-      </w:r>
-      <w:r>
-        <w:rPr>
-          <w:rFonts w:hint="eastAsia" w:ascii="SimHei" w:hAnsi="SimHei" w:eastAsia="SimHei" w:cs="SimHei"/>
-          <w:color w:val="FF0000"/>
-          <w:sz w:val="32"/>
-          <w:szCs w:val="32"/>
-        </w:rPr>
-        <w:t>条</w:t>
-      </w:r>
-      <w:r>
-        <w:rPr>
-          <w:rFonts w:hint="eastAsia" w:ascii="仿宋_GB2312" w:hAnsi="仿宋_GB2312" w:eastAsia="仿宋_GB2312" w:cs="仿宋_GB2312"/>
-          <w:color w:val="FF0000"/>
-          <w:sz w:val="32"/>
-          <w:szCs w:val="32"/>
-        </w:rPr>
-        <w:t xml:space="preserve"> 业主委员会的工作经费主要用于以下几个方面：</w:t>
-      </w:r>
-    </w:p>
-    <w:p>
-      <w:pPr>
-        <w:spacing w:line="620" w:lineRule="exact"/>
-        <w:ind w:firstLine="640" w:firstLineChars="200"/>
-        <w:rPr>
-          <w:rFonts w:ascii="仿宋_GB2312" w:hAnsi="仿宋_GB2312" w:eastAsia="仿宋_GB2312" w:cs="仿宋_GB2312"/>
-          <w:color w:val="FF0000"/>
-          <w:sz w:val="32"/>
-          <w:szCs w:val="32"/>
-        </w:rPr>
-      </w:pPr>
-      <w:r>
-        <w:rPr>
-          <w:rFonts w:hint="eastAsia" w:ascii="仿宋_GB2312" w:hAnsi="仿宋_GB2312" w:eastAsia="仿宋_GB2312" w:cs="仿宋_GB2312"/>
-          <w:color w:val="FF0000"/>
-          <w:sz w:val="32"/>
-          <w:szCs w:val="32"/>
-        </w:rPr>
-        <w:t>1、业主大会和业委会日常办公费用：如材料费、会议费、电话费、书报费、水电费、交通费等。</w:t>
-      </w:r>
-    </w:p>
-    <w:p>
-      <w:pPr>
-        <w:spacing w:line="620" w:lineRule="exact"/>
-        <w:ind w:firstLine="640" w:firstLineChars="200"/>
-        <w:rPr>
-          <w:rFonts w:ascii="仿宋_GB2312" w:hAnsi="仿宋_GB2312" w:eastAsia="仿宋_GB2312" w:cs="仿宋_GB2312"/>
-          <w:color w:val="FF0000"/>
-          <w:sz w:val="32"/>
-          <w:szCs w:val="32"/>
-        </w:rPr>
-      </w:pPr>
-      <w:r>
-        <w:rPr>
-          <w:rFonts w:hint="eastAsia" w:ascii="仿宋_GB2312" w:hAnsi="仿宋_GB2312" w:eastAsia="仿宋_GB2312" w:cs="仿宋_GB2312"/>
-          <w:color w:val="FF0000"/>
-          <w:sz w:val="32"/>
-          <w:szCs w:val="32"/>
-        </w:rPr>
-        <w:t>2、业委会委员的误工费：对于因业委会工作而需要外出的委员，可以给予一定的误工费补偿。</w:t>
-      </w:r>
-    </w:p>
-    <w:p>
-      <w:pPr>
-        <w:spacing w:line="620" w:lineRule="exact"/>
-        <w:ind w:firstLine="640" w:firstLineChars="200"/>
-        <w:rPr>
-          <w:rFonts w:ascii="仿宋_GB2312" w:hAnsi="仿宋_GB2312" w:eastAsia="仿宋_GB2312" w:cs="仿宋_GB2312"/>
-          <w:color w:val="FF0000"/>
-          <w:sz w:val="32"/>
-          <w:szCs w:val="32"/>
-        </w:rPr>
-      </w:pPr>
-      <w:r>
-        <w:rPr>
-          <w:rFonts w:hint="eastAsia" w:ascii="仿宋_GB2312" w:hAnsi="仿宋_GB2312" w:eastAsia="仿宋_GB2312" w:cs="仿宋_GB2312"/>
-          <w:color w:val="FF0000"/>
-          <w:sz w:val="32"/>
-          <w:szCs w:val="32"/>
-        </w:rPr>
-        <w:t>3、开展小区公益性活动的费用：如举办社区活动、节日庆典等所需的费用。</w:t>
-      </w:r>
-    </w:p>
-    <w:p>
-      <w:pPr>
-        <w:spacing w:line="620" w:lineRule="exact"/>
-        <w:ind w:firstLine="640" w:firstLineChars="200"/>
-        <w:rPr>
-          <w:rFonts w:ascii="仿宋_GB2312" w:hAnsi="仿宋_GB2312" w:eastAsia="仿宋_GB2312" w:cs="仿宋_GB2312"/>
-          <w:color w:val="FF0000"/>
-          <w:sz w:val="32"/>
-          <w:szCs w:val="32"/>
-        </w:rPr>
-      </w:pPr>
-      <w:r>
-        <w:rPr>
-          <w:rFonts w:hint="eastAsia" w:ascii="仿宋_GB2312" w:hAnsi="仿宋_GB2312" w:eastAsia="仿宋_GB2312" w:cs="仿宋_GB2312"/>
-          <w:color w:val="FF0000"/>
-          <w:sz w:val="32"/>
-          <w:szCs w:val="32"/>
-        </w:rPr>
-        <w:t>4、业委会委托专业服务产生的咨询服务费、法律服务费等：如聘请律师、顾问等所产生的费用。</w:t>
-      </w:r>
-    </w:p>
-    <w:p>
-      <w:pPr>
-        <w:rPr>
+          <w:sz w:val="32"/>
+          <w:szCs w:val="32"/>
+        </w:rPr>
+        <w:t>2.</w:t>
+      </w:r>
+      <w:r>
+        <w:rPr>
+          <w:rFonts w:hint="eastAsia" w:ascii="仿宋_GB2312" w:hAnsi="仿宋_GB2312" w:eastAsia="仿宋_GB2312" w:cs="仿宋_GB2312"/>
+          <w:sz w:val="32"/>
+          <w:szCs w:val="32"/>
+        </w:rPr>
+        <w:t>物业构成明细</w:t>
+      </w:r>
+    </w:p>
+    <w:p>
+      <w:pPr>
+        <w:adjustRightInd w:val="0"/>
+        <w:snapToGrid w:val="0"/>
+        <w:spacing w:line="620" w:lineRule="exact"/>
+        <w:ind w:firstLine="640" w:firstLineChars="200"/>
+        <w:jc w:val="left"/>
+        <w:rPr>
+          <w:rFonts w:ascii="仿宋_GB2312" w:hAnsi="仿宋_GB2312" w:eastAsia="仿宋_GB2312" w:cs="Times New Roman"/>
           <w:b/>
           <w:bCs/>
-          <w:color w:val="FF0000"/>
-          <w:sz w:val="28"/>
-          <w:szCs w:val="36"/>
-        </w:rPr>
-      </w:pPr>
-      <w:r>
-        <w:rPr>
-          <w:rFonts w:hint="eastAsia" w:ascii="仿宋_GB2312" w:hAnsi="仿宋_GB2312" w:eastAsia="SimHei" w:cs="仿宋_GB2312"/>
-          <w:color w:val="FF0000"/>
-          <w:sz w:val="32"/>
-          <w:szCs w:val="32"/>
-        </w:rPr>
-        <w:t>第三十</w:t>
-      </w:r>
-      <w:r>
-        <w:rPr>
-          <w:rFonts w:hint="eastAsia" w:ascii="仿宋_GB2312" w:hAnsi="仿宋_GB2312" w:eastAsia="SimHei" w:cs="仿宋_GB2312"/>
-          <w:color w:val="FF0000"/>
-          <w:sz w:val="32"/>
-          <w:szCs w:val="32"/>
-          <w:lang w:eastAsia="zh-CN"/>
-        </w:rPr>
-        <w:t>八</w:t>
-      </w:r>
-      <w:r>
-        <w:rPr>
-          <w:rFonts w:hint="eastAsia" w:ascii="仿宋_GB2312" w:hAnsi="仿宋_GB2312" w:eastAsia="SimHei" w:cs="仿宋_GB2312"/>
-          <w:color w:val="FF0000"/>
-          <w:sz w:val="32"/>
-          <w:szCs w:val="32"/>
-        </w:rPr>
-        <w:t>条  经费管理和监督</w:t>
-      </w:r>
-    </w:p>
-    <w:p>
-      <w:pPr>
-        <w:spacing w:line="620" w:lineRule="exact"/>
-        <w:ind w:firstLine="640" w:firstLineChars="200"/>
+          <w:sz w:val="32"/>
+          <w:szCs w:val="32"/>
+        </w:rPr>
+      </w:pPr>
+      <w:r>
         <w:rPr>
           <w:rFonts w:ascii="仿宋_GB2312" w:hAnsi="仿宋_GB2312" w:eastAsia="仿宋_GB2312" w:cs="仿宋_GB2312"/>
-          <w:color w:val="FF0000"/>
-          <w:sz w:val="32"/>
-          <w:szCs w:val="32"/>
-        </w:rPr>
-      </w:pPr>
-      <w:r>
-        <w:rPr>
-          <w:rFonts w:hint="eastAsia" w:ascii="仿宋_GB2312" w:hAnsi="仿宋_GB2312" w:eastAsia="仿宋_GB2312" w:cs="仿宋_GB2312"/>
-          <w:color w:val="FF0000"/>
-          <w:sz w:val="32"/>
-          <w:szCs w:val="32"/>
-        </w:rPr>
-        <w:t>为了确保业主委员会工作经费的合理使用和有效管理，应建立相应的经费管理制度和监督机制：</w:t>
-      </w:r>
-    </w:p>
-    <w:p>
-      <w:pPr>
-        <w:spacing w:line="620" w:lineRule="exact"/>
-        <w:ind w:firstLine="640" w:firstLineChars="200"/>
+          <w:sz w:val="32"/>
+          <w:szCs w:val="32"/>
+        </w:rPr>
+        <w:t xml:space="preserve">      3.</w:t>
+      </w:r>
+      <w:r>
+        <w:rPr>
+          <w:rFonts w:hint="eastAsia" w:ascii="仿宋_GB2312" w:hAnsi="仿宋_GB2312" w:eastAsia="仿宋_GB2312" w:cs="仿宋_GB2312"/>
+          <w:sz w:val="32"/>
+          <w:szCs w:val="32"/>
+        </w:rPr>
+        <w:t>共有物业、共用设施设备明细</w:t>
+      </w:r>
+    </w:p>
+    <w:bookmarkEnd w:id="14"/>
+    <w:p>
+      <w:pPr>
+        <w:spacing w:line="620" w:lineRule="exact"/>
+        <w:ind w:firstLine="640" w:firstLineChars="200"/>
+        <w:rPr>
+          <w:rFonts w:ascii="仿宋_GB2312" w:hAnsi="仿宋_GB2312" w:eastAsia="仿宋_GB2312" w:cs="Times New Roman"/>
+          <w:sz w:val="32"/>
+          <w:szCs w:val="32"/>
+        </w:rPr>
+      </w:pPr>
+    </w:p>
+    <w:p>
+      <w:pPr>
+        <w:pStyle w:val="2"/>
+        <w:spacing w:line="620" w:lineRule="exact"/>
+        <w:rPr>
+          <w:rFonts w:cs="Times New Roman"/>
+        </w:rPr>
+      </w:pPr>
+    </w:p>
+    <w:p>
+      <w:pPr>
+        <w:spacing w:line="620" w:lineRule="exact"/>
+        <w:ind w:firstLine="640" w:firstLineChars="200"/>
+        <w:rPr>
+          <w:rFonts w:ascii="仿宋_GB2312" w:hAnsi="仿宋_GB2312" w:eastAsia="仿宋_GB2312" w:cs="Times New Roman"/>
+          <w:sz w:val="32"/>
+          <w:szCs w:val="32"/>
+        </w:rPr>
+      </w:pPr>
+    </w:p>
+    <w:p>
+      <w:pPr>
+        <w:spacing w:line="620" w:lineRule="exact"/>
+        <w:ind w:firstLine="5280" w:firstLineChars="1650"/>
+        <w:rPr>
+          <w:rFonts w:ascii="仿宋_GB2312" w:hAnsi="仿宋_GB2312" w:eastAsia="仿宋_GB2312" w:cs="Times New Roman"/>
+          <w:sz w:val="32"/>
+          <w:szCs w:val="32"/>
+        </w:rPr>
+      </w:pPr>
+      <w:r>
+        <w:rPr>
+          <w:rFonts w:hint="eastAsia" w:ascii="仿宋_GB2312" w:hAnsi="仿宋_GB2312" w:eastAsia="仿宋_GB2312" w:cs="仿宋_GB2312"/>
+          <w:sz w:val="32"/>
+          <w:szCs w:val="32"/>
+        </w:rPr>
+        <w:t>业主大会（公章）</w:t>
+      </w:r>
+    </w:p>
+    <w:p>
+      <w:pPr>
+        <w:spacing w:line="620" w:lineRule="exact"/>
+        <w:ind w:firstLine="5440" w:firstLineChars="1700"/>
+        <w:rPr>
+          <w:rFonts w:ascii="仿宋_GB2312" w:hAnsi="仿宋_GB2312" w:eastAsia="仿宋_GB2312" w:cs="Times New Roman"/>
+          <w:sz w:val="32"/>
+          <w:szCs w:val="32"/>
+        </w:rPr>
+      </w:pPr>
+      <w:r>
+        <w:rPr>
+          <w:rFonts w:hint="eastAsia" w:ascii="仿宋_GB2312" w:hAnsi="仿宋_GB2312" w:eastAsia="仿宋_GB2312" w:cs="仿宋_GB2312"/>
+          <w:sz w:val="32"/>
+          <w:szCs w:val="32"/>
+        </w:rPr>
+        <w:t>年</w:t>
+      </w:r>
+      <w:r>
         <w:rPr>
           <w:rFonts w:ascii="仿宋_GB2312" w:hAnsi="仿宋_GB2312" w:eastAsia="仿宋_GB2312" w:cs="仿宋_GB2312"/>
-          <w:color w:val="FF0000"/>
-          <w:sz w:val="32"/>
-          <w:szCs w:val="32"/>
-        </w:rPr>
-      </w:pPr>
-      <w:r>
-        <w:rPr>
-          <w:rFonts w:hint="eastAsia" w:ascii="仿宋_GB2312" w:hAnsi="仿宋_GB2312" w:eastAsia="仿宋_GB2312" w:cs="仿宋_GB2312"/>
-          <w:color w:val="FF0000"/>
-          <w:sz w:val="32"/>
-          <w:szCs w:val="32"/>
-        </w:rPr>
-        <w:t>1、指定专人或委托物业服务企业保管经费，并建立详细的经费使用账目。</w:t>
-      </w:r>
-    </w:p>
-    <w:p>
-      <w:pPr>
-        <w:spacing w:line="620" w:lineRule="exact"/>
-        <w:ind w:firstLine="640" w:firstLineChars="200"/>
+          <w:sz w:val="32"/>
+          <w:szCs w:val="32"/>
+        </w:rPr>
+        <w:t xml:space="preserve">    </w:t>
+      </w:r>
+      <w:r>
+        <w:rPr>
+          <w:rFonts w:hint="eastAsia" w:ascii="仿宋_GB2312" w:hAnsi="仿宋_GB2312" w:eastAsia="仿宋_GB2312" w:cs="仿宋_GB2312"/>
+          <w:sz w:val="32"/>
+          <w:szCs w:val="32"/>
+        </w:rPr>
+        <w:t>月</w:t>
+      </w:r>
+      <w:r>
         <w:rPr>
           <w:rFonts w:ascii="仿宋_GB2312" w:hAnsi="仿宋_GB2312" w:eastAsia="仿宋_GB2312" w:cs="仿宋_GB2312"/>
-          <w:color w:val="FF0000"/>
-          <w:sz w:val="32"/>
-          <w:szCs w:val="32"/>
-        </w:rPr>
-      </w:pPr>
-      <w:r>
-        <w:rPr>
-          <w:rFonts w:hint="eastAsia" w:ascii="仿宋_GB2312" w:hAnsi="仿宋_GB2312" w:eastAsia="仿宋_GB2312" w:cs="仿宋_GB2312"/>
-          <w:color w:val="FF0000"/>
-          <w:sz w:val="32"/>
-          <w:szCs w:val="32"/>
-        </w:rPr>
-        <w:t>2、经费使用应注明使用时间、事项、金额、经办人等详细信息，并经过业主委员会主任、副主任或其指定代表审核签字批准。</w:t>
-      </w:r>
-    </w:p>
-    <w:p>
-      <w:pPr>
-        <w:spacing w:line="620" w:lineRule="exact"/>
-        <w:ind w:firstLine="640" w:firstLineChars="200"/>
-        <w:rPr>
-          <w:rFonts w:ascii="仿宋_GB2312" w:hAnsi="仿宋_GB2312" w:eastAsia="仿宋_GB2312" w:cs="仿宋_GB2312"/>
-          <w:color w:val="FF0000"/>
-          <w:sz w:val="32"/>
-          <w:szCs w:val="32"/>
-        </w:rPr>
-      </w:pPr>
-      <w:r>
-        <w:rPr>
-          <w:rFonts w:hint="eastAsia" w:ascii="仿宋_GB2312" w:hAnsi="仿宋_GB2312" w:eastAsia="仿宋_GB2312" w:cs="仿宋_GB2312"/>
-          <w:color w:val="FF0000"/>
-          <w:sz w:val="32"/>
-          <w:szCs w:val="32"/>
-        </w:rPr>
-        <w:t>3、经费使用明细账应记载完整、工整，以备业主查询。</w:t>
-      </w:r>
-    </w:p>
-    <w:p>
-      <w:pPr>
-        <w:spacing w:line="620" w:lineRule="exact"/>
-        <w:ind w:firstLine="640" w:firstLineChars="200"/>
-        <w:rPr>
-          <w:rFonts w:ascii="仿宋_GB2312" w:hAnsi="仿宋_GB2312" w:eastAsia="仿宋_GB2312" w:cs="仿宋_GB2312"/>
-          <w:color w:val="FF0000"/>
-          <w:sz w:val="32"/>
-          <w:szCs w:val="32"/>
-        </w:rPr>
-      </w:pPr>
-      <w:r>
-        <w:rPr>
-          <w:rFonts w:hint="eastAsia" w:ascii="仿宋_GB2312" w:hAnsi="仿宋_GB2312" w:eastAsia="仿宋_GB2312" w:cs="仿宋_GB2312"/>
-          <w:color w:val="FF0000"/>
-          <w:sz w:val="32"/>
-          <w:szCs w:val="32"/>
-        </w:rPr>
-        <w:t>4、经费使用情况应每年至少向全体业主公布一次，接受业主的监督。</w:t>
-      </w:r>
-    </w:p>
-    <w:p>
-      <w:pPr>
-        <w:spacing w:line="620" w:lineRule="exact"/>
-        <w:rPr>
-          <w:rFonts w:ascii="仿宋_GB2312" w:hAnsi="仿宋_GB2312" w:eastAsia="SimHei" w:cs="仿宋_GB2312"/>
-          <w:color w:val="FF0000"/>
-          <w:sz w:val="32"/>
-          <w:szCs w:val="32"/>
-        </w:rPr>
-      </w:pPr>
-    </w:p>
-    <w:p>
-      <w:pPr>
-        <w:pStyle w:val="15"/>
-        <w:widowControl/>
-        <w:spacing w:beforeAutospacing="0" w:afterAutospacing="0" w:line="450" w:lineRule="atLeast"/>
-        <w:ind w:firstLine="480" w:firstLineChars="200"/>
-        <w:rPr>
-          <w:rFonts w:ascii="Microsoft YaHei" w:hAnsi="Microsoft YaHei" w:eastAsia="Microsoft YaHei" w:cs="Microsoft YaHei"/>
-          <w:color w:val="394351"/>
-        </w:rPr>
-      </w:pPr>
-    </w:p>
-    <w:p>
-      <w:pPr>
-        <w:pStyle w:val="2"/>
-        <w:ind w:firstLine="640" w:firstLineChars="200"/>
-        <w:rPr>
-          <w:rFonts w:ascii="SimHei" w:hAnsi="SimHei" w:eastAsia="SimHei" w:cs="SimHei"/>
-        </w:rPr>
-      </w:pPr>
-    </w:p>
-    <w:p>
-      <w:pPr>
-        <w:adjustRightInd w:val="0"/>
-        <w:snapToGrid w:val="0"/>
-        <w:spacing w:line="620" w:lineRule="exact"/>
-        <w:ind w:firstLine="640" w:firstLineChars="200"/>
-        <w:jc w:val="left"/>
-        <w:rPr>
-          <w:rFonts w:ascii="仿宋_GB2312" w:hAnsi="仿宋_GB2312" w:eastAsia="仿宋_GB2312" w:cs="Times New Roman"/>
-          <w:sz w:val="32"/>
-          <w:szCs w:val="32"/>
-        </w:rPr>
-      </w:pPr>
-    </w:p>
-    <w:p>
-      <w:pPr>
-        <w:adjustRightInd w:val="0"/>
-        <w:snapToGrid w:val="0"/>
-        <w:spacing w:line="620" w:lineRule="exact"/>
-        <w:ind w:firstLine="640" w:firstLineChars="200"/>
-        <w:jc w:val="left"/>
-        <w:rPr>
-          <w:rFonts w:ascii="仿宋_GB2312" w:hAnsi="仿宋_GB2312" w:eastAsia="仿宋_GB2312" w:cs="Times New Roman"/>
-          <w:sz w:val="32"/>
-          <w:szCs w:val="32"/>
-        </w:rPr>
-      </w:pPr>
-      <w:r>
-        <w:rPr>
-          <w:rFonts w:hint="eastAsia" w:ascii="仿宋_GB2312" w:hAnsi="仿宋_GB2312" w:eastAsia="仿宋_GB2312" w:cs="仿宋_GB2312"/>
-          <w:sz w:val="32"/>
-          <w:szCs w:val="32"/>
-        </w:rPr>
-        <w:t>附件：</w:t>
-      </w:r>
-      <w:r>
-        <w:rPr>
-          <w:rFonts w:ascii="仿宋_GB2312" w:hAnsi="仿宋_GB2312" w:eastAsia="仿宋_GB2312" w:cs="仿宋_GB2312"/>
-          <w:sz w:val="32"/>
-          <w:szCs w:val="32"/>
-        </w:rPr>
-        <w:t>1.</w:t>
-      </w:r>
-      <w:r>
-        <w:rPr>
-          <w:rFonts w:hint="eastAsia" w:ascii="仿宋_GB2312" w:hAnsi="仿宋_GB2312" w:eastAsia="仿宋_GB2312" w:cs="仿宋_GB2312"/>
-          <w:sz w:val="32"/>
-          <w:szCs w:val="32"/>
-        </w:rPr>
-        <w:t>规划平面图</w:t>
-      </w:r>
-    </w:p>
-    <w:p>
-      <w:pPr>
-        <w:adjustRightInd w:val="0"/>
-        <w:snapToGrid w:val="0"/>
-        <w:spacing w:line="620" w:lineRule="exact"/>
-        <w:ind w:firstLine="1600" w:firstLineChars="500"/>
-        <w:jc w:val="left"/>
-        <w:rPr>
-          <w:rFonts w:ascii="仿宋_GB2312" w:hAnsi="仿宋_GB2312" w:eastAsia="仿宋_GB2312" w:cs="Times New Roman"/>
-          <w:sz w:val="32"/>
-          <w:szCs w:val="32"/>
-        </w:rPr>
-      </w:pPr>
-      <w:r>
-        <w:rPr>
-          <w:rFonts w:ascii="仿宋_GB2312" w:hAnsi="仿宋_GB2312" w:eastAsia="仿宋_GB2312" w:cs="仿宋_GB2312"/>
-          <w:sz w:val="32"/>
-          <w:szCs w:val="32"/>
-        </w:rPr>
-        <w:t>2.</w:t>
-      </w:r>
-      <w:r>
-        <w:rPr>
-          <w:rFonts w:hint="eastAsia" w:ascii="仿宋_GB2312" w:hAnsi="仿宋_GB2312" w:eastAsia="仿宋_GB2312" w:cs="仿宋_GB2312"/>
-          <w:sz w:val="32"/>
-          <w:szCs w:val="32"/>
-        </w:rPr>
-        <w:t>物业构成明细</w:t>
-      </w:r>
-    </w:p>
-    <w:p>
-      <w:pPr>
-        <w:adjustRightInd w:val="0"/>
-        <w:snapToGrid w:val="0"/>
-        <w:spacing w:line="620" w:lineRule="exact"/>
-        <w:ind w:firstLine="640" w:firstLineChars="200"/>
-        <w:jc w:val="left"/>
-        <w:rPr>
-          <w:rFonts w:ascii="仿宋_GB2312" w:hAnsi="仿宋_GB2312" w:eastAsia="仿宋_GB2312" w:cs="Times New Roman"/>
-          <w:b/>
-          <w:bCs/>
-          <w:sz w:val="32"/>
-          <w:szCs w:val="32"/>
-        </w:rPr>
-      </w:pPr>
-      <w:r>
-        <w:rPr>
-          <w:rFonts w:ascii="仿宋_GB2312" w:hAnsi="仿宋_GB2312" w:eastAsia="仿宋_GB2312" w:cs="仿宋_GB2312"/>
-          <w:sz w:val="32"/>
-          <w:szCs w:val="32"/>
-        </w:rPr>
-        <w:t xml:space="preserve">      3.</w:t>
-      </w:r>
-      <w:r>
-        <w:rPr>
-          <w:rFonts w:hint="eastAsia" w:ascii="仿宋_GB2312" w:hAnsi="仿宋_GB2312" w:eastAsia="仿宋_GB2312" w:cs="仿宋_GB2312"/>
-          <w:sz w:val="32"/>
-          <w:szCs w:val="32"/>
-        </w:rPr>
-        <w:t>共有物业、共用设施设备明细</w:t>
-      </w:r>
-    </w:p>
-    <w:p>
-      <w:pPr>
-        <w:spacing w:line="620" w:lineRule="exact"/>
-        <w:ind w:firstLine="640" w:firstLineChars="200"/>
-        <w:rPr>
-          <w:rFonts w:ascii="仿宋_GB2312" w:hAnsi="仿宋_GB2312" w:eastAsia="仿宋_GB2312" w:cs="Times New Roman"/>
-          <w:sz w:val="32"/>
-          <w:szCs w:val="32"/>
-        </w:rPr>
-      </w:pPr>
-    </w:p>
-    <w:p>
-      <w:pPr>
-        <w:pStyle w:val="2"/>
-        <w:spacing w:line="620" w:lineRule="exact"/>
-        <w:rPr>
-          <w:rFonts w:cs="Times New Roman"/>
-        </w:rPr>
-      </w:pPr>
-    </w:p>
-    <w:p>
-      <w:pPr>
-        <w:spacing w:line="620" w:lineRule="exact"/>
-        <w:ind w:firstLine="640" w:firstLineChars="200"/>
-        <w:rPr>
-          <w:rFonts w:ascii="仿宋_GB2312" w:hAnsi="仿宋_GB2312" w:eastAsia="仿宋_GB2312" w:cs="Times New Roman"/>
-          <w:sz w:val="32"/>
-          <w:szCs w:val="32"/>
-        </w:rPr>
-      </w:pPr>
-    </w:p>
-    <w:p>
-      <w:pPr>
-        <w:spacing w:line="620" w:lineRule="exact"/>
-        <w:ind w:firstLine="5280" w:firstLineChars="1650"/>
-        <w:rPr>
-          <w:rFonts w:ascii="仿宋_GB2312" w:hAnsi="仿宋_GB2312" w:eastAsia="仿宋_GB2312" w:cs="Times New Roman"/>
-          <w:sz w:val="32"/>
-          <w:szCs w:val="32"/>
-        </w:rPr>
-      </w:pPr>
-      <w:r>
-        <w:rPr>
-          <w:rFonts w:hint="eastAsia" w:ascii="仿宋_GB2312" w:hAnsi="仿宋_GB2312" w:eastAsia="仿宋_GB2312" w:cs="仿宋_GB2312"/>
-          <w:sz w:val="32"/>
-          <w:szCs w:val="32"/>
-        </w:rPr>
-        <w:t>业主大会（公章）</w:t>
-      </w:r>
-    </w:p>
-    <w:p>
-      <w:pPr>
-        <w:spacing w:line="620" w:lineRule="exact"/>
-        <w:ind w:firstLine="5440" w:firstLineChars="1700"/>
-        <w:rPr>
-          <w:rFonts w:ascii="仿宋_GB2312" w:hAnsi="仿宋_GB2312" w:eastAsia="仿宋_GB2312" w:cs="Times New Roman"/>
-          <w:sz w:val="32"/>
-          <w:szCs w:val="32"/>
-        </w:rPr>
-      </w:pPr>
-      <w:r>
-        <w:rPr>
-          <w:rFonts w:hint="eastAsia" w:ascii="仿宋_GB2312" w:hAnsi="仿宋_GB2312" w:eastAsia="仿宋_GB2312" w:cs="仿宋_GB2312"/>
-          <w:sz w:val="32"/>
-          <w:szCs w:val="32"/>
-        </w:rPr>
-        <w:t>年</w:t>
-      </w:r>
-      <w:r>
-        <w:rPr>
-          <w:rFonts w:ascii="仿宋_GB2312" w:hAnsi="仿宋_GB2312" w:eastAsia="仿宋_GB2312" w:cs="仿宋_GB2312"/>
           <w:sz w:val="32"/>
           <w:szCs w:val="32"/>
         </w:rPr>
@@ -5914,22 +4620,6 @@
           <w:sz w:val="32"/>
           <w:szCs w:val="32"/>
         </w:rPr>
-        <w:t>月</w:t>
-      </w:r>
-      <w:r>
-        <w:rPr>
-          <w:rFonts w:ascii="仿宋_GB2312" w:hAnsi="仿宋_GB2312" w:eastAsia="仿宋_GB2312" w:cs="仿宋_GB2312"/>
-          <w:sz w:val="32"/>
-          <w:szCs w:val="32"/>
-        </w:rPr>
-        <w:t xml:space="preserve">    </w:t>
-      </w:r>
-      <w:r>
-        <w:rPr>
-          <w:rFonts w:hint="eastAsia" w:ascii="仿宋_GB2312" w:hAnsi="仿宋_GB2312" w:eastAsia="仿宋_GB2312" w:cs="仿宋_GB2312"/>
-          <w:sz w:val="32"/>
-          <w:szCs w:val="32"/>
-        </w:rPr>
         <w:t>日</w:t>
       </w:r>
     </w:p>
@@ -5937,14 +4627,14 @@
       <w:pPr>
         <w:spacing w:before="156" w:beforeLines="50" w:after="156" w:afterLines="50" w:line="580" w:lineRule="exact"/>
         <w:rPr>
-          <w:rFonts w:ascii="SimHei" w:hAnsi="SimHei" w:eastAsia="SimHei" w:cs="SimHei"/>
-          <w:sz w:val="32"/>
-          <w:szCs w:val="32"/>
-        </w:rPr>
-      </w:pPr>
-      <w:r>
-        <w:rPr>
-          <w:rFonts w:hint="eastAsia" w:ascii="SimHei" w:hAnsi="SimHei" w:eastAsia="SimHei" w:cs="SimHei"/>
+          <w:rFonts w:ascii="黑体" w:hAnsi="黑体" w:eastAsia="黑体" w:cs="黑体"/>
+          <w:sz w:val="32"/>
+          <w:szCs w:val="32"/>
+        </w:rPr>
+      </w:pPr>
+      <w:r>
+        <w:rPr>
+          <w:rFonts w:hint="eastAsia" w:ascii="黑体" w:hAnsi="黑体" w:eastAsia="黑体" w:cs="黑体"/>
           <w:sz w:val="32"/>
           <w:szCs w:val="32"/>
         </w:rPr>
@@ -5952,7 +4642,7 @@
       </w:r>
       <w:r>
         <w:rPr>
-          <w:rFonts w:hint="eastAsia" w:ascii="SimHei" w:hAnsi="SimHei" w:eastAsia="SimHei" w:cs="SimHei"/>
+          <w:rFonts w:hint="eastAsia" w:ascii="黑体" w:hAnsi="黑体" w:eastAsia="黑体" w:cs="黑体"/>
           <w:sz w:val="32"/>
           <w:szCs w:val="32"/>
         </w:rPr>
@@ -5960,7 +4650,7 @@
       </w:r>
       <w:r>
         <w:rPr>
-          <w:rFonts w:ascii="SimHei" w:hAnsi="SimHei" w:eastAsia="SimHei" w:cs="SimHei"/>
+          <w:rFonts w:ascii="黑体" w:hAnsi="黑体" w:eastAsia="黑体" w:cs="黑体"/>
           <w:sz w:val="32"/>
           <w:szCs w:val="32"/>
         </w:rPr>
@@ -6164,7 +4854,7 @@
         <w:spacing w:before="156" w:beforeLines="50" w:after="156" w:afterLines="50" w:line="580" w:lineRule="exact"/>
         <w:ind w:left="1"/>
         <w:rPr>
-          <w:rFonts w:ascii="SimHei" w:hAnsi="SimHei" w:eastAsia="SimHei" w:cs="SimHei"/>
+          <w:rFonts w:ascii="黑体" w:hAnsi="黑体" w:eastAsia="黑体" w:cs="黑体"/>
           <w:sz w:val="32"/>
           <w:szCs w:val="32"/>
         </w:rPr>
@@ -6179,7 +4869,7 @@
       </w:r>
       <w:r>
         <w:rPr>
-          <w:rFonts w:hint="eastAsia" w:ascii="SimHei" w:hAnsi="SimHei" w:eastAsia="SimHei" w:cs="SimHei"/>
+          <w:rFonts w:hint="eastAsia" w:ascii="黑体" w:hAnsi="黑体" w:eastAsia="黑体" w:cs="黑体"/>
           <w:sz w:val="32"/>
           <w:szCs w:val="32"/>
         </w:rPr>
@@ -6187,7 +4877,7 @@
       </w:r>
       <w:r>
         <w:rPr>
-          <w:rFonts w:ascii="SimHei" w:hAnsi="SimHei" w:eastAsia="SimHei" w:cs="SimHei"/>
+          <w:rFonts w:ascii="黑体" w:hAnsi="黑体" w:eastAsia="黑体" w:cs="黑体"/>
           <w:sz w:val="32"/>
           <w:szCs w:val="32"/>
         </w:rPr>
@@ -6217,7 +4907,7 @@
     </w:p>
     <w:tbl>
       <w:tblPr>
-        <w:tblStyle w:val="5"/>
+        <w:tblStyle w:val="12"/>
         <w:tblW w:w="8928" w:type="dxa"/>
         <w:tblInd w:w="-106" w:type="dxa"/>
         <w:tblBorders>
@@ -6243,6 +4933,22 @@
         <w:gridCol w:w="2790"/>
       </w:tblGrid>
       <w:tr>
+        <w:tblPrEx>
+          <w:tblBorders>
+            <w:top w:val="single" w:color="auto" w:sz="8" w:space="0"/>
+            <w:left w:val="single" w:color="auto" w:sz="8" w:space="0"/>
+            <w:bottom w:val="single" w:color="auto" w:sz="8" w:space="0"/>
+            <w:right w:val="single" w:color="auto" w:sz="8" w:space="0"/>
+            <w:insideH w:val="single" w:color="auto" w:sz="4" w:space="0"/>
+            <w:insideV w:val="single" w:color="auto" w:sz="4" w:space="0"/>
+          </w:tblBorders>
+          <w:tblCellMar>
+            <w:top w:w="0" w:type="dxa"/>
+            <w:left w:w="108" w:type="dxa"/>
+            <w:bottom w:w="0" w:type="dxa"/>
+            <w:right w:w="108" w:type="dxa"/>
+          </w:tblCellMar>
+        </w:tblPrEx>
         <w:trPr>
           <w:trHeight w:val="800" w:hRule="exact"/>
         </w:trPr>
@@ -6360,6 +5066,22 @@
         </w:tc>
       </w:tr>
       <w:tr>
+        <w:tblPrEx>
+          <w:tblBorders>
+            <w:top w:val="single" w:color="auto" w:sz="8" w:space="0"/>
+            <w:left w:val="single" w:color="auto" w:sz="8" w:space="0"/>
+            <w:bottom w:val="single" w:color="auto" w:sz="8" w:space="0"/>
+            <w:right w:val="single" w:color="auto" w:sz="8" w:space="0"/>
+            <w:insideH w:val="single" w:color="auto" w:sz="4" w:space="0"/>
+            <w:insideV w:val="single" w:color="auto" w:sz="4" w:space="0"/>
+          </w:tblBorders>
+          <w:tblCellMar>
+            <w:top w:w="0" w:type="dxa"/>
+            <w:left w:w="108" w:type="dxa"/>
+            <w:bottom w:w="0" w:type="dxa"/>
+            <w:right w:w="108" w:type="dxa"/>
+          </w:tblCellMar>
+        </w:tblPrEx>
         <w:trPr>
           <w:trHeight w:val="717" w:hRule="exact"/>
         </w:trPr>
@@ -6441,6 +5163,22 @@
         </w:tc>
       </w:tr>
       <w:tr>
+        <w:tblPrEx>
+          <w:tblBorders>
+            <w:top w:val="single" w:color="auto" w:sz="8" w:space="0"/>
+            <w:left w:val="single" w:color="auto" w:sz="8" w:space="0"/>
+            <w:bottom w:val="single" w:color="auto" w:sz="8" w:space="0"/>
+            <w:right w:val="single" w:color="auto" w:sz="8" w:space="0"/>
+            <w:insideH w:val="single" w:color="auto" w:sz="4" w:space="0"/>
+            <w:insideV w:val="single" w:color="auto" w:sz="4" w:space="0"/>
+          </w:tblBorders>
+          <w:tblCellMar>
+            <w:top w:w="0" w:type="dxa"/>
+            <w:left w:w="108" w:type="dxa"/>
+            <w:bottom w:w="0" w:type="dxa"/>
+            <w:right w:w="108" w:type="dxa"/>
+          </w:tblCellMar>
+        </w:tblPrEx>
         <w:trPr>
           <w:trHeight w:val="717" w:hRule="exact"/>
         </w:trPr>
@@ -6522,6 +5260,22 @@
         </w:tc>
       </w:tr>
       <w:tr>
+        <w:tblPrEx>
+          <w:tblBorders>
+            <w:top w:val="single" w:color="auto" w:sz="8" w:space="0"/>
+            <w:left w:val="single" w:color="auto" w:sz="8" w:space="0"/>
+            <w:bottom w:val="single" w:color="auto" w:sz="8" w:space="0"/>
+            <w:right w:val="single" w:color="auto" w:sz="8" w:space="0"/>
+            <w:insideH w:val="single" w:color="auto" w:sz="4" w:space="0"/>
+            <w:insideV w:val="single" w:color="auto" w:sz="4" w:space="0"/>
+          </w:tblBorders>
+          <w:tblCellMar>
+            <w:top w:w="0" w:type="dxa"/>
+            <w:left w:w="108" w:type="dxa"/>
+            <w:bottom w:w="0" w:type="dxa"/>
+            <w:right w:w="108" w:type="dxa"/>
+          </w:tblCellMar>
+        </w:tblPrEx>
         <w:trPr>
           <w:trHeight w:val="717" w:hRule="exact"/>
         </w:trPr>
@@ -6635,6 +5389,22 @@
         </w:tc>
       </w:tr>
       <w:tr>
+        <w:tblPrEx>
+          <w:tblBorders>
+            <w:top w:val="single" w:color="auto" w:sz="8" w:space="0"/>
+            <w:left w:val="single" w:color="auto" w:sz="8" w:space="0"/>
+            <w:bottom w:val="single" w:color="auto" w:sz="8" w:space="0"/>
+            <w:right w:val="single" w:color="auto" w:sz="8" w:space="0"/>
+            <w:insideH w:val="single" w:color="auto" w:sz="4" w:space="0"/>
+            <w:insideV w:val="single" w:color="auto" w:sz="4" w:space="0"/>
+          </w:tblBorders>
+          <w:tblCellMar>
+            <w:top w:w="0" w:type="dxa"/>
+            <w:left w:w="108" w:type="dxa"/>
+            <w:bottom w:w="0" w:type="dxa"/>
+            <w:right w:w="108" w:type="dxa"/>
+          </w:tblCellMar>
+        </w:tblPrEx>
         <w:trPr>
           <w:trHeight w:val="717" w:hRule="exact"/>
         </w:trPr>
@@ -6716,6 +5486,22 @@
         </w:tc>
       </w:tr>
       <w:tr>
+        <w:tblPrEx>
+          <w:tblBorders>
+            <w:top w:val="single" w:color="auto" w:sz="8" w:space="0"/>
+            <w:left w:val="single" w:color="auto" w:sz="8" w:space="0"/>
+            <w:bottom w:val="single" w:color="auto" w:sz="8" w:space="0"/>
+            <w:right w:val="single" w:color="auto" w:sz="8" w:space="0"/>
+            <w:insideH w:val="single" w:color="auto" w:sz="4" w:space="0"/>
+            <w:insideV w:val="single" w:color="auto" w:sz="4" w:space="0"/>
+          </w:tblBorders>
+          <w:tblCellMar>
+            <w:top w:w="0" w:type="dxa"/>
+            <w:left w:w="108" w:type="dxa"/>
+            <w:bottom w:w="0" w:type="dxa"/>
+            <w:right w:w="108" w:type="dxa"/>
+          </w:tblCellMar>
+        </w:tblPrEx>
         <w:trPr>
           <w:trHeight w:val="717" w:hRule="exact"/>
         </w:trPr>
@@ -6797,6 +5583,22 @@
         </w:tc>
       </w:tr>
       <w:tr>
+        <w:tblPrEx>
+          <w:tblBorders>
+            <w:top w:val="single" w:color="auto" w:sz="8" w:space="0"/>
+            <w:left w:val="single" w:color="auto" w:sz="8" w:space="0"/>
+            <w:bottom w:val="single" w:color="auto" w:sz="8" w:space="0"/>
+            <w:right w:val="single" w:color="auto" w:sz="8" w:space="0"/>
+            <w:insideH w:val="single" w:color="auto" w:sz="4" w:space="0"/>
+            <w:insideV w:val="single" w:color="auto" w:sz="4" w:space="0"/>
+          </w:tblBorders>
+          <w:tblCellMar>
+            <w:top w:w="0" w:type="dxa"/>
+            <w:left w:w="108" w:type="dxa"/>
+            <w:bottom w:w="0" w:type="dxa"/>
+            <w:right w:w="108" w:type="dxa"/>
+          </w:tblCellMar>
+        </w:tblPrEx>
         <w:trPr>
           <w:trHeight w:val="717" w:hRule="exact"/>
         </w:trPr>
@@ -6878,6 +5680,22 @@
         </w:tc>
       </w:tr>
       <w:tr>
+        <w:tblPrEx>
+          <w:tblBorders>
+            <w:top w:val="single" w:color="auto" w:sz="8" w:space="0"/>
+            <w:left w:val="single" w:color="auto" w:sz="8" w:space="0"/>
+            <w:bottom w:val="single" w:color="auto" w:sz="8" w:space="0"/>
+            <w:right w:val="single" w:color="auto" w:sz="8" w:space="0"/>
+            <w:insideH w:val="single" w:color="auto" w:sz="4" w:space="0"/>
+            <w:insideV w:val="single" w:color="auto" w:sz="4" w:space="0"/>
+          </w:tblBorders>
+          <w:tblCellMar>
+            <w:top w:w="0" w:type="dxa"/>
+            <w:left w:w="108" w:type="dxa"/>
+            <w:bottom w:w="0" w:type="dxa"/>
+            <w:right w:w="108" w:type="dxa"/>
+          </w:tblCellMar>
+        </w:tblPrEx>
         <w:trPr>
           <w:trHeight w:val="717" w:hRule="exact"/>
         </w:trPr>
@@ -6991,6 +5809,22 @@
         </w:tc>
       </w:tr>
       <w:tr>
+        <w:tblPrEx>
+          <w:tblBorders>
+            <w:top w:val="single" w:color="auto" w:sz="8" w:space="0"/>
+            <w:left w:val="single" w:color="auto" w:sz="8" w:space="0"/>
+            <w:bottom w:val="single" w:color="auto" w:sz="8" w:space="0"/>
+            <w:right w:val="single" w:color="auto" w:sz="8" w:space="0"/>
+            <w:insideH w:val="single" w:color="auto" w:sz="4" w:space="0"/>
+            <w:insideV w:val="single" w:color="auto" w:sz="4" w:space="0"/>
+          </w:tblBorders>
+          <w:tblCellMar>
+            <w:top w:w="0" w:type="dxa"/>
+            <w:left w:w="108" w:type="dxa"/>
+            <w:bottom w:w="0" w:type="dxa"/>
+            <w:right w:w="108" w:type="dxa"/>
+          </w:tblCellMar>
+        </w:tblPrEx>
         <w:trPr>
           <w:trHeight w:val="717" w:hRule="exact"/>
         </w:trPr>
@@ -7104,6 +5938,22 @@
         </w:tc>
       </w:tr>
       <w:tr>
+        <w:tblPrEx>
+          <w:tblBorders>
+            <w:top w:val="single" w:color="auto" w:sz="8" w:space="0"/>
+            <w:left w:val="single" w:color="auto" w:sz="8" w:space="0"/>
+            <w:bottom w:val="single" w:color="auto" w:sz="8" w:space="0"/>
+            <w:right w:val="single" w:color="auto" w:sz="8" w:space="0"/>
+            <w:insideH w:val="single" w:color="auto" w:sz="4" w:space="0"/>
+            <w:insideV w:val="single" w:color="auto" w:sz="4" w:space="0"/>
+          </w:tblBorders>
+          <w:tblCellMar>
+            <w:top w:w="0" w:type="dxa"/>
+            <w:left w:w="108" w:type="dxa"/>
+            <w:bottom w:w="0" w:type="dxa"/>
+            <w:right w:w="108" w:type="dxa"/>
+          </w:tblCellMar>
+        </w:tblPrEx>
         <w:trPr>
           <w:trHeight w:val="717" w:hRule="exact"/>
         </w:trPr>
@@ -7201,6 +6051,22 @@
         </w:tc>
       </w:tr>
       <w:tr>
+        <w:tblPrEx>
+          <w:tblBorders>
+            <w:top w:val="single" w:color="auto" w:sz="8" w:space="0"/>
+            <w:left w:val="single" w:color="auto" w:sz="8" w:space="0"/>
+            <w:bottom w:val="single" w:color="auto" w:sz="8" w:space="0"/>
+            <w:right w:val="single" w:color="auto" w:sz="8" w:space="0"/>
+            <w:insideH w:val="single" w:color="auto" w:sz="4" w:space="0"/>
+            <w:insideV w:val="single" w:color="auto" w:sz="4" w:space="0"/>
+          </w:tblBorders>
+          <w:tblCellMar>
+            <w:top w:w="0" w:type="dxa"/>
+            <w:left w:w="108" w:type="dxa"/>
+            <w:bottom w:w="0" w:type="dxa"/>
+            <w:right w:w="108" w:type="dxa"/>
+          </w:tblCellMar>
+        </w:tblPrEx>
         <w:trPr>
           <w:trHeight w:val="717" w:hRule="exact"/>
         </w:trPr>
@@ -7282,6 +6148,22 @@
         </w:tc>
       </w:tr>
       <w:tr>
+        <w:tblPrEx>
+          <w:tblBorders>
+            <w:top w:val="single" w:color="auto" w:sz="8" w:space="0"/>
+            <w:left w:val="single" w:color="auto" w:sz="8" w:space="0"/>
+            <w:bottom w:val="single" w:color="auto" w:sz="8" w:space="0"/>
+            <w:right w:val="single" w:color="auto" w:sz="8" w:space="0"/>
+            <w:insideH w:val="single" w:color="auto" w:sz="4" w:space="0"/>
+            <w:insideV w:val="single" w:color="auto" w:sz="4" w:space="0"/>
+          </w:tblBorders>
+          <w:tblCellMar>
+            <w:top w:w="0" w:type="dxa"/>
+            <w:left w:w="108" w:type="dxa"/>
+            <w:bottom w:w="0" w:type="dxa"/>
+            <w:right w:w="108" w:type="dxa"/>
+          </w:tblCellMar>
+        </w:tblPrEx>
         <w:trPr>
           <w:trHeight w:val="717" w:hRule="exact"/>
         </w:trPr>
@@ -7363,6 +6245,22 @@
         </w:tc>
       </w:tr>
       <w:tr>
+        <w:tblPrEx>
+          <w:tblBorders>
+            <w:top w:val="single" w:color="auto" w:sz="8" w:space="0"/>
+            <w:left w:val="single" w:color="auto" w:sz="8" w:space="0"/>
+            <w:bottom w:val="single" w:color="auto" w:sz="8" w:space="0"/>
+            <w:right w:val="single" w:color="auto" w:sz="8" w:space="0"/>
+            <w:insideH w:val="single" w:color="auto" w:sz="4" w:space="0"/>
+            <w:insideV w:val="single" w:color="auto" w:sz="4" w:space="0"/>
+          </w:tblBorders>
+          <w:tblCellMar>
+            <w:top w:w="0" w:type="dxa"/>
+            <w:left w:w="108" w:type="dxa"/>
+            <w:bottom w:w="0" w:type="dxa"/>
+            <w:right w:w="108" w:type="dxa"/>
+          </w:tblCellMar>
+        </w:tblPrEx>
         <w:trPr>
           <w:trHeight w:val="717" w:hRule="exact"/>
         </w:trPr>
@@ -7437,6 +6335,22 @@
         </w:tc>
       </w:tr>
       <w:tr>
+        <w:tblPrEx>
+          <w:tblBorders>
+            <w:top w:val="single" w:color="auto" w:sz="8" w:space="0"/>
+            <w:left w:val="single" w:color="auto" w:sz="8" w:space="0"/>
+            <w:bottom w:val="single" w:color="auto" w:sz="8" w:space="0"/>
+            <w:right w:val="single" w:color="auto" w:sz="8" w:space="0"/>
+            <w:insideH w:val="single" w:color="auto" w:sz="4" w:space="0"/>
+            <w:insideV w:val="single" w:color="auto" w:sz="4" w:space="0"/>
+          </w:tblBorders>
+          <w:tblCellMar>
+            <w:top w:w="0" w:type="dxa"/>
+            <w:left w:w="108" w:type="dxa"/>
+            <w:bottom w:w="0" w:type="dxa"/>
+            <w:right w:w="108" w:type="dxa"/>
+          </w:tblCellMar>
+        </w:tblPrEx>
         <w:trPr>
           <w:trHeight w:val="717" w:hRule="exact"/>
         </w:trPr>
@@ -7534,6 +6448,22 @@
         </w:tc>
       </w:tr>
       <w:tr>
+        <w:tblPrEx>
+          <w:tblBorders>
+            <w:top w:val="single" w:color="auto" w:sz="8" w:space="0"/>
+            <w:left w:val="single" w:color="auto" w:sz="8" w:space="0"/>
+            <w:bottom w:val="single" w:color="auto" w:sz="8" w:space="0"/>
+            <w:right w:val="single" w:color="auto" w:sz="8" w:space="0"/>
+            <w:insideH w:val="single" w:color="auto" w:sz="4" w:space="0"/>
+            <w:insideV w:val="single" w:color="auto" w:sz="4" w:space="0"/>
+          </w:tblBorders>
+          <w:tblCellMar>
+            <w:top w:w="0" w:type="dxa"/>
+            <w:left w:w="108" w:type="dxa"/>
+            <w:bottom w:w="0" w:type="dxa"/>
+            <w:right w:w="108" w:type="dxa"/>
+          </w:tblCellMar>
+        </w:tblPrEx>
         <w:trPr>
           <w:trHeight w:val="717" w:hRule="exact"/>
         </w:trPr>
@@ -7647,7 +6577,7 @@
       <w:pPr>
         <w:spacing w:before="156" w:beforeLines="50" w:after="156" w:afterLines="50" w:line="580" w:lineRule="exact"/>
         <w:rPr>
-          <w:rFonts w:ascii="SimHei" w:hAnsi="SimHei" w:eastAsia="SimHei" w:cs="SimHei"/>
+          <w:rFonts w:ascii="黑体" w:hAnsi="黑体" w:eastAsia="黑体" w:cs="黑体"/>
           <w:sz w:val="32"/>
           <w:szCs w:val="32"/>
         </w:rPr>
@@ -7662,7 +6592,7 @@
       </w:r>
       <w:r>
         <w:rPr>
-          <w:rFonts w:hint="eastAsia" w:ascii="SimHei" w:hAnsi="SimHei" w:eastAsia="SimHei" w:cs="SimHei"/>
+          <w:rFonts w:hint="eastAsia" w:ascii="黑体" w:hAnsi="黑体" w:eastAsia="黑体" w:cs="黑体"/>
           <w:sz w:val="32"/>
           <w:szCs w:val="32"/>
         </w:rPr>
@@ -7670,7 +6600,7 @@
       </w:r>
       <w:r>
         <w:rPr>
-          <w:rFonts w:ascii="SimHei" w:hAnsi="SimHei" w:eastAsia="SimHei" w:cs="SimHei"/>
+          <w:rFonts w:ascii="黑体" w:hAnsi="黑体" w:eastAsia="黑体" w:cs="黑体"/>
           <w:sz w:val="32"/>
           <w:szCs w:val="32"/>
         </w:rPr>
@@ -7698,7 +6628,7 @@
     </w:p>
     <w:tbl>
       <w:tblPr>
-        <w:tblStyle w:val="5"/>
+        <w:tblStyle w:val="12"/>
         <w:tblW w:w="9429" w:type="dxa"/>
         <w:jc w:val="center"/>
         <w:tblBorders>
@@ -7730,6 +6660,22 @@
         <w:gridCol w:w="1066"/>
       </w:tblGrid>
       <w:tr>
+        <w:tblPrEx>
+          <w:tblBorders>
+            <w:top w:val="single" w:color="auto" w:sz="18" w:space="0"/>
+            <w:left w:val="single" w:color="auto" w:sz="18" w:space="0"/>
+            <w:bottom w:val="single" w:color="auto" w:sz="18" w:space="0"/>
+            <w:right w:val="single" w:color="auto" w:sz="18" w:space="0"/>
+            <w:insideH w:val="double" w:color="auto" w:sz="4" w:space="0"/>
+            <w:insideV w:val="double" w:color="auto" w:sz="4" w:space="0"/>
+          </w:tblBorders>
+          <w:tblCellMar>
+            <w:top w:w="0" w:type="dxa"/>
+            <w:left w:w="108" w:type="dxa"/>
+            <w:bottom w:w="0" w:type="dxa"/>
+            <w:right w:w="108" w:type="dxa"/>
+          </w:tblCellMar>
+        </w:tblPrEx>
         <w:trPr>
           <w:cantSplit/>
           <w:trHeight w:val="510" w:hRule="atLeast"/>
@@ -7916,6 +6862,22 @@
         </w:tc>
       </w:tr>
       <w:tr>
+        <w:tblPrEx>
+          <w:tblBorders>
+            <w:top w:val="single" w:color="auto" w:sz="18" w:space="0"/>
+            <w:left w:val="single" w:color="auto" w:sz="18" w:space="0"/>
+            <w:bottom w:val="single" w:color="auto" w:sz="18" w:space="0"/>
+            <w:right w:val="single" w:color="auto" w:sz="18" w:space="0"/>
+            <w:insideH w:val="double" w:color="auto" w:sz="4" w:space="0"/>
+            <w:insideV w:val="double" w:color="auto" w:sz="4" w:space="0"/>
+          </w:tblBorders>
+          <w:tblCellMar>
+            <w:top w:w="0" w:type="dxa"/>
+            <w:left w:w="108" w:type="dxa"/>
+            <w:bottom w:w="0" w:type="dxa"/>
+            <w:right w:w="108" w:type="dxa"/>
+          </w:tblCellMar>
+        </w:tblPrEx>
         <w:trPr>
           <w:cantSplit/>
           <w:trHeight w:val="510" w:hRule="atLeast"/>
@@ -8075,6 +7037,22 @@
         </w:tc>
       </w:tr>
       <w:tr>
+        <w:tblPrEx>
+          <w:tblBorders>
+            <w:top w:val="single" w:color="auto" w:sz="18" w:space="0"/>
+            <w:left w:val="single" w:color="auto" w:sz="18" w:space="0"/>
+            <w:bottom w:val="single" w:color="auto" w:sz="18" w:space="0"/>
+            <w:right w:val="single" w:color="auto" w:sz="18" w:space="0"/>
+            <w:insideH w:val="double" w:color="auto" w:sz="4" w:space="0"/>
+            <w:insideV w:val="double" w:color="auto" w:sz="4" w:space="0"/>
+          </w:tblBorders>
+          <w:tblCellMar>
+            <w:top w:w="0" w:type="dxa"/>
+            <w:left w:w="108" w:type="dxa"/>
+            <w:bottom w:w="0" w:type="dxa"/>
+            <w:right w:w="108" w:type="dxa"/>
+          </w:tblCellMar>
+        </w:tblPrEx>
         <w:trPr>
           <w:cantSplit/>
           <w:trHeight w:val="510" w:hRule="atLeast"/>
@@ -8234,6 +7212,22 @@
         </w:tc>
       </w:tr>
       <w:tr>
+        <w:tblPrEx>
+          <w:tblBorders>
+            <w:top w:val="single" w:color="auto" w:sz="18" w:space="0"/>
+            <w:left w:val="single" w:color="auto" w:sz="18" w:space="0"/>
+            <w:bottom w:val="single" w:color="auto" w:sz="18" w:space="0"/>
+            <w:right w:val="single" w:color="auto" w:sz="18" w:space="0"/>
+            <w:insideH w:val="double" w:color="auto" w:sz="4" w:space="0"/>
+            <w:insideV w:val="double" w:color="auto" w:sz="4" w:space="0"/>
+          </w:tblBorders>
+          <w:tblCellMar>
+            <w:top w:w="0" w:type="dxa"/>
+            <w:left w:w="108" w:type="dxa"/>
+            <w:bottom w:w="0" w:type="dxa"/>
+            <w:right w:w="108" w:type="dxa"/>
+          </w:tblCellMar>
+        </w:tblPrEx>
         <w:trPr>
           <w:cantSplit/>
           <w:trHeight w:val="510" w:hRule="atLeast"/>
@@ -8393,6 +7387,22 @@
         </w:tc>
       </w:tr>
       <w:tr>
+        <w:tblPrEx>
+          <w:tblBorders>
+            <w:top w:val="single" w:color="auto" w:sz="18" w:space="0"/>
+            <w:left w:val="single" w:color="auto" w:sz="18" w:space="0"/>
+            <w:bottom w:val="single" w:color="auto" w:sz="18" w:space="0"/>
+            <w:right w:val="single" w:color="auto" w:sz="18" w:space="0"/>
+            <w:insideH w:val="double" w:color="auto" w:sz="4" w:space="0"/>
+            <w:insideV w:val="double" w:color="auto" w:sz="4" w:space="0"/>
+          </w:tblBorders>
+          <w:tblCellMar>
+            <w:top w:w="0" w:type="dxa"/>
+            <w:left w:w="108" w:type="dxa"/>
+            <w:bottom w:w="0" w:type="dxa"/>
+            <w:right w:w="108" w:type="dxa"/>
+          </w:tblCellMar>
+        </w:tblPrEx>
         <w:trPr>
           <w:cantSplit/>
           <w:trHeight w:val="510" w:hRule="atLeast"/>
@@ -8552,6 +7562,22 @@
         </w:tc>
       </w:tr>
       <w:tr>
+        <w:tblPrEx>
+          <w:tblBorders>
+            <w:top w:val="single" w:color="auto" w:sz="18" w:space="0"/>
+            <w:left w:val="single" w:color="auto" w:sz="18" w:space="0"/>
+            <w:bottom w:val="single" w:color="auto" w:sz="18" w:space="0"/>
+            <w:right w:val="single" w:color="auto" w:sz="18" w:space="0"/>
+            <w:insideH w:val="double" w:color="auto" w:sz="4" w:space="0"/>
+            <w:insideV w:val="double" w:color="auto" w:sz="4" w:space="0"/>
+          </w:tblBorders>
+          <w:tblCellMar>
+            <w:top w:w="0" w:type="dxa"/>
+            <w:left w:w="108" w:type="dxa"/>
+            <w:bottom w:w="0" w:type="dxa"/>
+            <w:right w:w="108" w:type="dxa"/>
+          </w:tblCellMar>
+        </w:tblPrEx>
         <w:trPr>
           <w:cantSplit/>
           <w:trHeight w:val="510" w:hRule="atLeast"/>
@@ -8711,6 +7737,22 @@
         </w:tc>
       </w:tr>
       <w:tr>
+        <w:tblPrEx>
+          <w:tblBorders>
+            <w:top w:val="single" w:color="auto" w:sz="18" w:space="0"/>
+            <w:left w:val="single" w:color="auto" w:sz="18" w:space="0"/>
+            <w:bottom w:val="single" w:color="auto" w:sz="18" w:space="0"/>
+            <w:right w:val="single" w:color="auto" w:sz="18" w:space="0"/>
+            <w:insideH w:val="double" w:color="auto" w:sz="4" w:space="0"/>
+            <w:insideV w:val="double" w:color="auto" w:sz="4" w:space="0"/>
+          </w:tblBorders>
+          <w:tblCellMar>
+            <w:top w:w="0" w:type="dxa"/>
+            <w:left w:w="108" w:type="dxa"/>
+            <w:bottom w:w="0" w:type="dxa"/>
+            <w:right w:w="108" w:type="dxa"/>
+          </w:tblCellMar>
+        </w:tblPrEx>
         <w:trPr>
           <w:cantSplit/>
           <w:trHeight w:val="510" w:hRule="atLeast"/>
@@ -8870,6 +7912,22 @@
         </w:tc>
       </w:tr>
       <w:tr>
+        <w:tblPrEx>
+          <w:tblBorders>
+            <w:top w:val="single" w:color="auto" w:sz="18" w:space="0"/>
+            <w:left w:val="single" w:color="auto" w:sz="18" w:space="0"/>
+            <w:bottom w:val="single" w:color="auto" w:sz="18" w:space="0"/>
+            <w:right w:val="single" w:color="auto" w:sz="18" w:space="0"/>
+            <w:insideH w:val="double" w:color="auto" w:sz="4" w:space="0"/>
+            <w:insideV w:val="double" w:color="auto" w:sz="4" w:space="0"/>
+          </w:tblBorders>
+          <w:tblCellMar>
+            <w:top w:w="0" w:type="dxa"/>
+            <w:left w:w="108" w:type="dxa"/>
+            <w:bottom w:w="0" w:type="dxa"/>
+            <w:right w:w="108" w:type="dxa"/>
+          </w:tblCellMar>
+        </w:tblPrEx>
         <w:trPr>
           <w:cantSplit/>
           <w:trHeight w:val="510" w:hRule="atLeast"/>
@@ -9029,6 +8087,22 @@
         </w:tc>
       </w:tr>
       <w:tr>
+        <w:tblPrEx>
+          <w:tblBorders>
+            <w:top w:val="single" w:color="auto" w:sz="18" w:space="0"/>
+            <w:left w:val="single" w:color="auto" w:sz="18" w:space="0"/>
+            <w:bottom w:val="single" w:color="auto" w:sz="18" w:space="0"/>
+            <w:right w:val="single" w:color="auto" w:sz="18" w:space="0"/>
+            <w:insideH w:val="double" w:color="auto" w:sz="4" w:space="0"/>
+            <w:insideV w:val="double" w:color="auto" w:sz="4" w:space="0"/>
+          </w:tblBorders>
+          <w:tblCellMar>
+            <w:top w:w="0" w:type="dxa"/>
+            <w:left w:w="108" w:type="dxa"/>
+            <w:bottom w:w="0" w:type="dxa"/>
+            <w:right w:w="108" w:type="dxa"/>
+          </w:tblCellMar>
+        </w:tblPrEx>
         <w:trPr>
           <w:cantSplit/>
           <w:trHeight w:val="510" w:hRule="atLeast"/>
@@ -9188,6 +8262,22 @@
         </w:tc>
       </w:tr>
       <w:tr>
+        <w:tblPrEx>
+          <w:tblBorders>
+            <w:top w:val="single" w:color="auto" w:sz="18" w:space="0"/>
+            <w:left w:val="single" w:color="auto" w:sz="18" w:space="0"/>
+            <w:bottom w:val="single" w:color="auto" w:sz="18" w:space="0"/>
+            <w:right w:val="single" w:color="auto" w:sz="18" w:space="0"/>
+            <w:insideH w:val="double" w:color="auto" w:sz="4" w:space="0"/>
+            <w:insideV w:val="double" w:color="auto" w:sz="4" w:space="0"/>
+          </w:tblBorders>
+          <w:tblCellMar>
+            <w:top w:w="0" w:type="dxa"/>
+            <w:left w:w="108" w:type="dxa"/>
+            <w:bottom w:w="0" w:type="dxa"/>
+            <w:right w:w="108" w:type="dxa"/>
+          </w:tblCellMar>
+        </w:tblPrEx>
         <w:trPr>
           <w:cantSplit/>
           <w:trHeight w:val="510" w:hRule="atLeast"/>
@@ -9276,6 +8366,22 @@
         </w:tc>
       </w:tr>
       <w:tr>
+        <w:tblPrEx>
+          <w:tblBorders>
+            <w:top w:val="single" w:color="auto" w:sz="18" w:space="0"/>
+            <w:left w:val="single" w:color="auto" w:sz="18" w:space="0"/>
+            <w:bottom w:val="single" w:color="auto" w:sz="18" w:space="0"/>
+            <w:right w:val="single" w:color="auto" w:sz="18" w:space="0"/>
+            <w:insideH w:val="double" w:color="auto" w:sz="4" w:space="0"/>
+            <w:insideV w:val="double" w:color="auto" w:sz="4" w:space="0"/>
+          </w:tblBorders>
+          <w:tblCellMar>
+            <w:top w:w="0" w:type="dxa"/>
+            <w:left w:w="108" w:type="dxa"/>
+            <w:bottom w:w="0" w:type="dxa"/>
+            <w:right w:w="108" w:type="dxa"/>
+          </w:tblCellMar>
+        </w:tblPrEx>
         <w:trPr>
           <w:cantSplit/>
           <w:trHeight w:val="510" w:hRule="atLeast"/>
@@ -9364,6 +8470,22 @@
         </w:tc>
       </w:tr>
       <w:tr>
+        <w:tblPrEx>
+          <w:tblBorders>
+            <w:top w:val="single" w:color="auto" w:sz="18" w:space="0"/>
+            <w:left w:val="single" w:color="auto" w:sz="18" w:space="0"/>
+            <w:bottom w:val="single" w:color="auto" w:sz="18" w:space="0"/>
+            <w:right w:val="single" w:color="auto" w:sz="18" w:space="0"/>
+            <w:insideH w:val="double" w:color="auto" w:sz="4" w:space="0"/>
+            <w:insideV w:val="double" w:color="auto" w:sz="4" w:space="0"/>
+          </w:tblBorders>
+          <w:tblCellMar>
+            <w:top w:w="0" w:type="dxa"/>
+            <w:left w:w="108" w:type="dxa"/>
+            <w:bottom w:w="0" w:type="dxa"/>
+            <w:right w:w="108" w:type="dxa"/>
+          </w:tblCellMar>
+        </w:tblPrEx>
         <w:trPr>
           <w:cantSplit/>
           <w:trHeight w:val="510" w:hRule="atLeast"/>
@@ -9452,6 +8574,22 @@
         </w:tc>
       </w:tr>
       <w:tr>
+        <w:tblPrEx>
+          <w:tblBorders>
+            <w:top w:val="single" w:color="auto" w:sz="18" w:space="0"/>
+            <w:left w:val="single" w:color="auto" w:sz="18" w:space="0"/>
+            <w:bottom w:val="single" w:color="auto" w:sz="18" w:space="0"/>
+            <w:right w:val="single" w:color="auto" w:sz="18" w:space="0"/>
+            <w:insideH w:val="double" w:color="auto" w:sz="4" w:space="0"/>
+            <w:insideV w:val="double" w:color="auto" w:sz="4" w:space="0"/>
+          </w:tblBorders>
+          <w:tblCellMar>
+            <w:top w:w="0" w:type="dxa"/>
+            <w:left w:w="108" w:type="dxa"/>
+            <w:bottom w:w="0" w:type="dxa"/>
+            <w:right w:w="108" w:type="dxa"/>
+          </w:tblCellMar>
+        </w:tblPrEx>
         <w:trPr>
           <w:cantSplit/>
           <w:trHeight w:val="510" w:hRule="atLeast"/>
@@ -9651,6 +8789,22 @@
         </w:tc>
       </w:tr>
       <w:tr>
+        <w:tblPrEx>
+          <w:tblBorders>
+            <w:top w:val="single" w:color="auto" w:sz="18" w:space="0"/>
+            <w:left w:val="single" w:color="auto" w:sz="18" w:space="0"/>
+            <w:bottom w:val="single" w:color="auto" w:sz="18" w:space="0"/>
+            <w:right w:val="single" w:color="auto" w:sz="18" w:space="0"/>
+            <w:insideH w:val="double" w:color="auto" w:sz="4" w:space="0"/>
+            <w:insideV w:val="double" w:color="auto" w:sz="4" w:space="0"/>
+          </w:tblBorders>
+          <w:tblCellMar>
+            <w:top w:w="0" w:type="dxa"/>
+            <w:left w:w="108" w:type="dxa"/>
+            <w:bottom w:w="0" w:type="dxa"/>
+            <w:right w:w="108" w:type="dxa"/>
+          </w:tblCellMar>
+        </w:tblPrEx>
         <w:trPr>
           <w:cantSplit/>
           <w:trHeight w:val="510" w:hRule="atLeast"/>
@@ -9819,6 +8973,22 @@
         </w:tc>
       </w:tr>
       <w:tr>
+        <w:tblPrEx>
+          <w:tblBorders>
+            <w:top w:val="single" w:color="auto" w:sz="18" w:space="0"/>
+            <w:left w:val="single" w:color="auto" w:sz="18" w:space="0"/>
+            <w:bottom w:val="single" w:color="auto" w:sz="18" w:space="0"/>
+            <w:right w:val="single" w:color="auto" w:sz="18" w:space="0"/>
+            <w:insideH w:val="double" w:color="auto" w:sz="4" w:space="0"/>
+            <w:insideV w:val="double" w:color="auto" w:sz="4" w:space="0"/>
+          </w:tblBorders>
+          <w:tblCellMar>
+            <w:top w:w="0" w:type="dxa"/>
+            <w:left w:w="108" w:type="dxa"/>
+            <w:bottom w:w="0" w:type="dxa"/>
+            <w:right w:w="108" w:type="dxa"/>
+          </w:tblCellMar>
+        </w:tblPrEx>
         <w:trPr>
           <w:cantSplit/>
           <w:trHeight w:val="510" w:hRule="atLeast"/>
@@ -10029,6 +9199,22 @@
         </w:tc>
       </w:tr>
       <w:tr>
+        <w:tblPrEx>
+          <w:tblBorders>
+            <w:top w:val="single" w:color="auto" w:sz="18" w:space="0"/>
+            <w:left w:val="single" w:color="auto" w:sz="18" w:space="0"/>
+            <w:bottom w:val="single" w:color="auto" w:sz="18" w:space="0"/>
+            <w:right w:val="single" w:color="auto" w:sz="18" w:space="0"/>
+            <w:insideH w:val="double" w:color="auto" w:sz="4" w:space="0"/>
+            <w:insideV w:val="double" w:color="auto" w:sz="4" w:space="0"/>
+          </w:tblBorders>
+          <w:tblCellMar>
+            <w:top w:w="0" w:type="dxa"/>
+            <w:left w:w="108" w:type="dxa"/>
+            <w:bottom w:w="0" w:type="dxa"/>
+            <w:right w:w="108" w:type="dxa"/>
+          </w:tblCellMar>
+        </w:tblPrEx>
         <w:trPr>
           <w:cantSplit/>
           <w:trHeight w:val="510" w:hRule="atLeast"/>
@@ -10205,6 +9391,22 @@
         </w:tc>
       </w:tr>
       <w:tr>
+        <w:tblPrEx>
+          <w:tblBorders>
+            <w:top w:val="single" w:color="auto" w:sz="18" w:space="0"/>
+            <w:left w:val="single" w:color="auto" w:sz="18" w:space="0"/>
+            <w:bottom w:val="single" w:color="auto" w:sz="18" w:space="0"/>
+            <w:right w:val="single" w:color="auto" w:sz="18" w:space="0"/>
+            <w:insideH w:val="double" w:color="auto" w:sz="4" w:space="0"/>
+            <w:insideV w:val="double" w:color="auto" w:sz="4" w:space="0"/>
+          </w:tblBorders>
+          <w:tblCellMar>
+            <w:top w:w="0" w:type="dxa"/>
+            <w:left w:w="108" w:type="dxa"/>
+            <w:bottom w:w="0" w:type="dxa"/>
+            <w:right w:w="108" w:type="dxa"/>
+          </w:tblCellMar>
+        </w:tblPrEx>
         <w:trPr>
           <w:cantSplit/>
           <w:trHeight w:val="510" w:hRule="atLeast"/>
@@ -10380,6 +9582,22 @@
         </w:tc>
       </w:tr>
       <w:tr>
+        <w:tblPrEx>
+          <w:tblBorders>
+            <w:top w:val="single" w:color="auto" w:sz="18" w:space="0"/>
+            <w:left w:val="single" w:color="auto" w:sz="18" w:space="0"/>
+            <w:bottom w:val="single" w:color="auto" w:sz="18" w:space="0"/>
+            <w:right w:val="single" w:color="auto" w:sz="18" w:space="0"/>
+            <w:insideH w:val="double" w:color="auto" w:sz="4" w:space="0"/>
+            <w:insideV w:val="double" w:color="auto" w:sz="4" w:space="0"/>
+          </w:tblBorders>
+          <w:tblCellMar>
+            <w:top w:w="0" w:type="dxa"/>
+            <w:left w:w="108" w:type="dxa"/>
+            <w:bottom w:w="0" w:type="dxa"/>
+            <w:right w:w="108" w:type="dxa"/>
+          </w:tblCellMar>
+        </w:tblPrEx>
         <w:trPr>
           <w:cantSplit/>
           <w:trHeight w:val="510" w:hRule="atLeast"/>
@@ -10492,6 +9710,22 @@
         </w:tc>
       </w:tr>
       <w:tr>
+        <w:tblPrEx>
+          <w:tblBorders>
+            <w:top w:val="single" w:color="auto" w:sz="18" w:space="0"/>
+            <w:left w:val="single" w:color="auto" w:sz="18" w:space="0"/>
+            <w:bottom w:val="single" w:color="auto" w:sz="18" w:space="0"/>
+            <w:right w:val="single" w:color="auto" w:sz="18" w:space="0"/>
+            <w:insideH w:val="double" w:color="auto" w:sz="4" w:space="0"/>
+            <w:insideV w:val="double" w:color="auto" w:sz="4" w:space="0"/>
+          </w:tblBorders>
+          <w:tblCellMar>
+            <w:top w:w="0" w:type="dxa"/>
+            <w:left w:w="108" w:type="dxa"/>
+            <w:bottom w:w="0" w:type="dxa"/>
+            <w:right w:w="108" w:type="dxa"/>
+          </w:tblCellMar>
+        </w:tblPrEx>
         <w:trPr>
           <w:cantSplit/>
           <w:trHeight w:val="510" w:hRule="atLeast"/>
@@ -10689,6 +9923,22 @@
         </w:tc>
       </w:tr>
       <w:tr>
+        <w:tblPrEx>
+          <w:tblBorders>
+            <w:top w:val="single" w:color="auto" w:sz="18" w:space="0"/>
+            <w:left w:val="single" w:color="auto" w:sz="18" w:space="0"/>
+            <w:bottom w:val="single" w:color="auto" w:sz="18" w:space="0"/>
+            <w:right w:val="single" w:color="auto" w:sz="18" w:space="0"/>
+            <w:insideH w:val="double" w:color="auto" w:sz="4" w:space="0"/>
+            <w:insideV w:val="double" w:color="auto" w:sz="4" w:space="0"/>
+          </w:tblBorders>
+          <w:tblCellMar>
+            <w:top w:w="0" w:type="dxa"/>
+            <w:left w:w="108" w:type="dxa"/>
+            <w:bottom w:w="0" w:type="dxa"/>
+            <w:right w:w="108" w:type="dxa"/>
+          </w:tblCellMar>
+        </w:tblPrEx>
         <w:trPr>
           <w:cantSplit/>
           <w:trHeight w:val="510" w:hRule="atLeast"/>
@@ -10886,6 +10136,22 @@
         </w:tc>
       </w:tr>
       <w:tr>
+        <w:tblPrEx>
+          <w:tblBorders>
+            <w:top w:val="single" w:color="auto" w:sz="18" w:space="0"/>
+            <w:left w:val="single" w:color="auto" w:sz="18" w:space="0"/>
+            <w:bottom w:val="single" w:color="auto" w:sz="18" w:space="0"/>
+            <w:right w:val="single" w:color="auto" w:sz="18" w:space="0"/>
+            <w:insideH w:val="double" w:color="auto" w:sz="4" w:space="0"/>
+            <w:insideV w:val="double" w:color="auto" w:sz="4" w:space="0"/>
+          </w:tblBorders>
+          <w:tblCellMar>
+            <w:top w:w="0" w:type="dxa"/>
+            <w:left w:w="108" w:type="dxa"/>
+            <w:bottom w:w="0" w:type="dxa"/>
+            <w:right w:w="108" w:type="dxa"/>
+          </w:tblCellMar>
+        </w:tblPrEx>
         <w:trPr>
           <w:cantSplit/>
           <w:trHeight w:val="510" w:hRule="atLeast"/>
@@ -11083,6 +10349,22 @@
         </w:tc>
       </w:tr>
       <w:tr>
+        <w:tblPrEx>
+          <w:tblBorders>
+            <w:top w:val="single" w:color="auto" w:sz="18" w:space="0"/>
+            <w:left w:val="single" w:color="auto" w:sz="18" w:space="0"/>
+            <w:bottom w:val="single" w:color="auto" w:sz="18" w:space="0"/>
+            <w:right w:val="single" w:color="auto" w:sz="18" w:space="0"/>
+            <w:insideH w:val="double" w:color="auto" w:sz="4" w:space="0"/>
+            <w:insideV w:val="double" w:color="auto" w:sz="4" w:space="0"/>
+          </w:tblBorders>
+          <w:tblCellMar>
+            <w:top w:w="0" w:type="dxa"/>
+            <w:left w:w="108" w:type="dxa"/>
+            <w:bottom w:w="0" w:type="dxa"/>
+            <w:right w:w="108" w:type="dxa"/>
+          </w:tblCellMar>
+        </w:tblPrEx>
         <w:trPr>
           <w:cantSplit/>
           <w:trHeight w:val="510" w:hRule="atLeast"/>
@@ -11280,6 +10562,22 @@
         </w:tc>
       </w:tr>
       <w:tr>
+        <w:tblPrEx>
+          <w:tblBorders>
+            <w:top w:val="single" w:color="auto" w:sz="18" w:space="0"/>
+            <w:left w:val="single" w:color="auto" w:sz="18" w:space="0"/>
+            <w:bottom w:val="single" w:color="auto" w:sz="18" w:space="0"/>
+            <w:right w:val="single" w:color="auto" w:sz="18" w:space="0"/>
+            <w:insideH w:val="double" w:color="auto" w:sz="4" w:space="0"/>
+            <w:insideV w:val="double" w:color="auto" w:sz="4" w:space="0"/>
+          </w:tblBorders>
+          <w:tblCellMar>
+            <w:top w:w="0" w:type="dxa"/>
+            <w:left w:w="108" w:type="dxa"/>
+            <w:bottom w:w="0" w:type="dxa"/>
+            <w:right w:w="108" w:type="dxa"/>
+          </w:tblCellMar>
+        </w:tblPrEx>
         <w:trPr>
           <w:cantSplit/>
           <w:trHeight w:val="510" w:hRule="atLeast"/>
@@ -11367,6 +10665,22 @@
         </w:tc>
       </w:tr>
       <w:tr>
+        <w:tblPrEx>
+          <w:tblBorders>
+            <w:top w:val="single" w:color="auto" w:sz="18" w:space="0"/>
+            <w:left w:val="single" w:color="auto" w:sz="18" w:space="0"/>
+            <w:bottom w:val="single" w:color="auto" w:sz="18" w:space="0"/>
+            <w:right w:val="single" w:color="auto" w:sz="18" w:space="0"/>
+            <w:insideH w:val="double" w:color="auto" w:sz="4" w:space="0"/>
+            <w:insideV w:val="double" w:color="auto" w:sz="4" w:space="0"/>
+          </w:tblBorders>
+          <w:tblCellMar>
+            <w:top w:w="0" w:type="dxa"/>
+            <w:left w:w="108" w:type="dxa"/>
+            <w:bottom w:w="0" w:type="dxa"/>
+            <w:right w:w="108" w:type="dxa"/>
+          </w:tblCellMar>
+        </w:tblPrEx>
         <w:trPr>
           <w:cantSplit/>
           <w:trHeight w:val="510" w:hRule="atLeast"/>
@@ -11454,6 +10768,22 @@
         </w:tc>
       </w:tr>
       <w:tr>
+        <w:tblPrEx>
+          <w:tblBorders>
+            <w:top w:val="single" w:color="auto" w:sz="18" w:space="0"/>
+            <w:left w:val="single" w:color="auto" w:sz="18" w:space="0"/>
+            <w:bottom w:val="single" w:color="auto" w:sz="18" w:space="0"/>
+            <w:right w:val="single" w:color="auto" w:sz="18" w:space="0"/>
+            <w:insideH w:val="double" w:color="auto" w:sz="4" w:space="0"/>
+            <w:insideV w:val="double" w:color="auto" w:sz="4" w:space="0"/>
+          </w:tblBorders>
+          <w:tblCellMar>
+            <w:top w:w="0" w:type="dxa"/>
+            <w:left w:w="108" w:type="dxa"/>
+            <w:bottom w:w="0" w:type="dxa"/>
+            <w:right w:w="108" w:type="dxa"/>
+          </w:tblCellMar>
+        </w:tblPrEx>
         <w:trPr>
           <w:cantSplit/>
           <w:trHeight w:val="510" w:hRule="atLeast"/>
@@ -11541,6 +10871,22 @@
         </w:tc>
       </w:tr>
       <w:tr>
+        <w:tblPrEx>
+          <w:tblBorders>
+            <w:top w:val="single" w:color="auto" w:sz="18" w:space="0"/>
+            <w:left w:val="single" w:color="auto" w:sz="18" w:space="0"/>
+            <w:bottom w:val="single" w:color="auto" w:sz="18" w:space="0"/>
+            <w:right w:val="single" w:color="auto" w:sz="18" w:space="0"/>
+            <w:insideH w:val="double" w:color="auto" w:sz="4" w:space="0"/>
+            <w:insideV w:val="double" w:color="auto" w:sz="4" w:space="0"/>
+          </w:tblBorders>
+          <w:tblCellMar>
+            <w:top w:w="0" w:type="dxa"/>
+            <w:left w:w="108" w:type="dxa"/>
+            <w:bottom w:w="0" w:type="dxa"/>
+            <w:right w:w="108" w:type="dxa"/>
+          </w:tblCellMar>
+        </w:tblPrEx>
         <w:trPr>
           <w:cantSplit/>
           <w:trHeight w:val="669" w:hRule="atLeast"/>
@@ -11653,6 +10999,22 @@
         </w:tc>
       </w:tr>
       <w:tr>
+        <w:tblPrEx>
+          <w:tblBorders>
+            <w:top w:val="single" w:color="auto" w:sz="18" w:space="0"/>
+            <w:left w:val="single" w:color="auto" w:sz="18" w:space="0"/>
+            <w:bottom w:val="single" w:color="auto" w:sz="18" w:space="0"/>
+            <w:right w:val="single" w:color="auto" w:sz="18" w:space="0"/>
+            <w:insideH w:val="double" w:color="auto" w:sz="4" w:space="0"/>
+            <w:insideV w:val="double" w:color="auto" w:sz="4" w:space="0"/>
+          </w:tblBorders>
+          <w:tblCellMar>
+            <w:top w:w="0" w:type="dxa"/>
+            <w:left w:w="108" w:type="dxa"/>
+            <w:bottom w:w="0" w:type="dxa"/>
+            <w:right w:w="108" w:type="dxa"/>
+          </w:tblCellMar>
+        </w:tblPrEx>
         <w:trPr>
           <w:cantSplit/>
           <w:trHeight w:val="510" w:hRule="atLeast"/>
@@ -11764,6 +11126,22 @@
         </w:tc>
       </w:tr>
       <w:tr>
+        <w:tblPrEx>
+          <w:tblBorders>
+            <w:top w:val="single" w:color="auto" w:sz="18" w:space="0"/>
+            <w:left w:val="single" w:color="auto" w:sz="18" w:space="0"/>
+            <w:bottom w:val="single" w:color="auto" w:sz="18" w:space="0"/>
+            <w:right w:val="single" w:color="auto" w:sz="18" w:space="0"/>
+            <w:insideH w:val="double" w:color="auto" w:sz="4" w:space="0"/>
+            <w:insideV w:val="double" w:color="auto" w:sz="4" w:space="0"/>
+          </w:tblBorders>
+          <w:tblCellMar>
+            <w:top w:w="0" w:type="dxa"/>
+            <w:left w:w="108" w:type="dxa"/>
+            <w:bottom w:w="0" w:type="dxa"/>
+            <w:right w:w="108" w:type="dxa"/>
+          </w:tblCellMar>
+        </w:tblPrEx>
         <w:trPr>
           <w:cantSplit/>
           <w:trHeight w:val="510" w:hRule="atLeast"/>
@@ -12029,7 +11407,7 @@
 <w:ftr xmlns:wpc="http://schemas.microsoft.com/office/word/2010/wordprocessingCanvas" xmlns:mc="http://schemas.openxmlformats.org/markup-compatibility/2006" xmlns:o="urn:schemas-microsoft-com:office:office" xmlns:r="http://schemas.openxmlformats.org/officeDocument/2006/relationships" xmlns:m="http://schemas.openxmlformats.org/officeDocument/2006/math" xmlns:v="urn:schemas-microsoft-com:vml" xmlns:wp14="http://schemas.microsoft.com/office/word/2010/wordprocessingDrawing" xmlns:wp="http://schemas.openxmlformats.org/drawingml/2006/wordprocessingDrawing" xmlns:w10="urn:schemas-microsoft-com:office:word" xmlns:w="http://schemas.openxmlformats.org/wordprocessingml/2006/main" xmlns:w14="http://schemas.microsoft.com/office/word/2010/wordml" xmlns:w15="http://schemas.microsoft.com/office/word/2012/wordml" xmlns:wpg="http://schemas.microsoft.com/office/word/2010/wordprocessingGroup" xmlns:wpi="http://schemas.microsoft.com/office/word/2010/wordprocessingInk" xmlns:wne="http://schemas.microsoft.com/office/word/2006/wordml" xmlns:wps="http://schemas.microsoft.com/office/word/2010/wordprocessingShape" xmlns:wpsCustomData="http://www.wps.cn/officeDocument/2013/wpsCustomData" mc:Ignorable="w14 w15 wp14">
   <w:p>
     <w:pPr>
-      <w:pStyle w:val="11"/>
+      <w:pStyle w:val="7"/>
       <w:jc w:val="center"/>
       <w:rPr>
         <w:rFonts w:cs="Times New Roman"/>
@@ -12168,7 +11546,7 @@
   <w:docDefaults>
     <w:rPrDefault>
       <w:rPr>
-        <w:rFonts w:ascii="Times New Roman" w:hAnsi="Times New Roman" w:eastAsia="SimSun" w:cs="Times New Roman"/>
+        <w:rFonts w:ascii="Times New Roman" w:hAnsi="Times New Roman" w:eastAsia="宋体" w:cs="Times New Roman"/>
       </w:rPr>
     </w:rPrDefault>
     <w:pPrDefault/>
@@ -12434,20 +11812,20 @@
       <w:jc w:val="both"/>
     </w:pPr>
     <w:rPr>
-      <w:rFonts w:ascii="Calibri" w:hAnsi="Calibri" w:eastAsia="SimSun" w:cs="Calibri"/>
+      <w:rFonts w:ascii="Calibri" w:hAnsi="Calibri" w:eastAsia="宋体" w:cs="Calibri"/>
       <w:kern w:val="2"/>
       <w:sz w:val="21"/>
       <w:szCs w:val="21"/>
       <w:lang w:val="en-US" w:eastAsia="zh-CN" w:bidi="ar-SA"/>
     </w:rPr>
   </w:style>
-  <w:style w:type="character" w:default="1" w:styleId="4">
+  <w:style w:type="character" w:default="1" w:styleId="13">
     <w:name w:val="Default Paragraph Font"/>
     <w:semiHidden/>
     <w:unhideWhenUsed/>
     <w:uiPriority w:val="1"/>
   </w:style>
-  <w:style w:type="table" w:default="1" w:styleId="5">
+  <w:style w:type="table" w:default="1" w:styleId="12">
     <w:name w:val="Normal Table"/>
     <w:semiHidden/>
     <w:unhideWhenUsed/>
@@ -12488,6 +11866,30 @@
       <w:szCs w:val="32"/>
     </w:rPr>
   </w:style>
+  <w:style w:type="paragraph" w:styleId="4">
+    <w:name w:val="annotation text"/>
+    <w:basedOn w:val="1"/>
+    <w:link w:val="19"/>
+    <w:autoRedefine/>
+    <w:semiHidden/>
+    <w:qFormat/>
+    <w:uiPriority w:val="99"/>
+    <w:pPr>
+      <w:jc w:val="left"/>
+    </w:pPr>
+  </w:style>
+  <w:style w:type="paragraph" w:styleId="5">
+    <w:name w:val="Body Text"/>
+    <w:basedOn w:val="1"/>
+    <w:link w:val="20"/>
+    <w:autoRedefine/>
+    <w:qFormat/>
+    <w:uiPriority w:val="99"/>
+    <w:rPr>
+      <w:rFonts w:ascii="宋体" w:hAnsi="宋体" w:cs="宋体"/>
+      <w:lang w:val="zh-CN"/>
+    </w:rPr>
+  </w:style>
   <w:style w:type="paragraph" w:styleId="6">
     <w:name w:val="Balloon Text"/>
     <w:basedOn w:val="1"/>
@@ -12505,56 +11907,6 @@
     </w:rPr>
   </w:style>
   <w:style w:type="paragraph" w:styleId="7">
-    <w:name w:val="Body Text"/>
-    <w:basedOn w:val="1"/>
-    <w:link w:val="20"/>
-    <w:autoRedefine/>
-    <w:qFormat/>
-    <w:uiPriority w:val="99"/>
-    <w:rPr>
-      <w:rFonts w:ascii="SimSun" w:hAnsi="SimSun" w:cs="SimSun"/>
-      <w:lang w:val="zh-CN"/>
-    </w:rPr>
-  </w:style>
-  <w:style w:type="character" w:styleId="8">
-    <w:name w:val="annotation reference"/>
-    <w:basedOn w:val="4"/>
-    <w:autoRedefine/>
-    <w:semiHidden/>
-    <w:qFormat/>
-    <w:uiPriority w:val="99"/>
-    <w:rPr>
-      <w:sz w:val="21"/>
-      <w:szCs w:val="21"/>
-    </w:rPr>
-  </w:style>
-  <w:style w:type="paragraph" w:styleId="9">
-    <w:name w:val="annotation text"/>
-    <w:basedOn w:val="1"/>
-    <w:link w:val="19"/>
-    <w:autoRedefine/>
-    <w:semiHidden/>
-    <w:qFormat/>
-    <w:uiPriority w:val="99"/>
-    <w:pPr>
-      <w:jc w:val="left"/>
-    </w:pPr>
-  </w:style>
-  <w:style w:type="paragraph" w:styleId="10">
-    <w:name w:val="annotation subject"/>
-    <w:basedOn w:val="9"/>
-    <w:next w:val="9"/>
-    <w:link w:val="25"/>
-    <w:autoRedefine/>
-    <w:semiHidden/>
-    <w:qFormat/>
-    <w:uiPriority w:val="99"/>
-    <w:rPr>
-      <w:b/>
-      <w:bCs/>
-    </w:rPr>
-  </w:style>
-  <w:style w:type="paragraph" w:styleId="11">
     <w:name w:val="footer"/>
     <w:basedOn w:val="1"/>
     <w:link w:val="22"/>
@@ -12575,35 +11927,7 @@
       <w:szCs w:val="18"/>
     </w:rPr>
   </w:style>
-  <w:style w:type="character" w:styleId="12">
-    <w:name w:val="footnote reference"/>
-    <w:basedOn w:val="4"/>
-    <w:autoRedefine/>
-    <w:semiHidden/>
-    <w:qFormat/>
-    <w:uiPriority w:val="99"/>
-    <w:rPr>
-      <w:vertAlign w:val="superscript"/>
-    </w:rPr>
-  </w:style>
-  <w:style w:type="paragraph" w:styleId="13">
-    <w:name w:val="footnote text"/>
-    <w:basedOn w:val="1"/>
-    <w:link w:val="24"/>
-    <w:autoRedefine/>
-    <w:semiHidden/>
-    <w:qFormat/>
-    <w:uiPriority w:val="99"/>
-    <w:pPr>
-      <w:snapToGrid w:val="0"/>
-      <w:jc w:val="left"/>
-    </w:pPr>
-    <w:rPr>
-      <w:sz w:val="18"/>
-      <w:szCs w:val="18"/>
-    </w:rPr>
-  </w:style>
-  <w:style w:type="paragraph" w:styleId="14">
+  <w:style w:type="paragraph" w:styleId="8">
     <w:name w:val="header"/>
     <w:basedOn w:val="1"/>
     <w:link w:val="23"/>
@@ -12627,7 +11951,24 @@
       <w:szCs w:val="18"/>
     </w:rPr>
   </w:style>
-  <w:style w:type="paragraph" w:styleId="15">
+  <w:style w:type="paragraph" w:styleId="9">
+    <w:name w:val="footnote text"/>
+    <w:basedOn w:val="1"/>
+    <w:link w:val="24"/>
+    <w:autoRedefine/>
+    <w:semiHidden/>
+    <w:qFormat/>
+    <w:uiPriority w:val="99"/>
+    <w:pPr>
+      <w:snapToGrid w:val="0"/>
+      <w:jc w:val="left"/>
+    </w:pPr>
+    <w:rPr>
+      <w:sz w:val="18"/>
+      <w:szCs w:val="18"/>
+    </w:rPr>
+  </w:style>
+  <w:style w:type="paragraph" w:styleId="10">
     <w:name w:val="Normal (Web)"/>
     <w:basedOn w:val="1"/>
     <w:autoRedefine/>
@@ -12643,17 +11984,54 @@
       <w:szCs w:val="24"/>
     </w:rPr>
   </w:style>
-  <w:style w:type="character" w:styleId="16">
+  <w:style w:type="paragraph" w:styleId="11">
+    <w:name w:val="annotation subject"/>
+    <w:basedOn w:val="4"/>
+    <w:next w:val="4"/>
+    <w:link w:val="25"/>
+    <w:autoRedefine/>
+    <w:semiHidden/>
+    <w:qFormat/>
+    <w:uiPriority w:val="99"/>
+    <w:rPr>
+      <w:b/>
+      <w:bCs/>
+    </w:rPr>
+  </w:style>
+  <w:style w:type="character" w:styleId="14">
     <w:name w:val="page number"/>
-    <w:basedOn w:val="4"/>
+    <w:basedOn w:val="13"/>
     <w:autoRedefine/>
     <w:semiHidden/>
     <w:qFormat/>
     <w:uiPriority w:val="99"/>
   </w:style>
+  <w:style w:type="character" w:styleId="15">
+    <w:name w:val="annotation reference"/>
+    <w:basedOn w:val="13"/>
+    <w:autoRedefine/>
+    <w:semiHidden/>
+    <w:qFormat/>
+    <w:uiPriority w:val="99"/>
+    <w:rPr>
+      <w:sz w:val="21"/>
+      <w:szCs w:val="21"/>
+    </w:rPr>
+  </w:style>
+  <w:style w:type="character" w:styleId="16">
+    <w:name w:val="footnote reference"/>
+    <w:basedOn w:val="13"/>
+    <w:autoRedefine/>
+    <w:semiHidden/>
+    <w:qFormat/>
+    <w:uiPriority w:val="99"/>
+    <w:rPr>
+      <w:vertAlign w:val="superscript"/>
+    </w:rPr>
+  </w:style>
   <w:style w:type="character" w:customStyle="1" w:styleId="17">
     <w:name w:val="正文文本缩进 字符"/>
-    <w:basedOn w:val="4"/>
+    <w:basedOn w:val="13"/>
     <w:link w:val="3"/>
     <w:autoRedefine/>
     <w:semiHidden/>
@@ -12683,15 +12061,15 @@
   </w:style>
   <w:style w:type="character" w:customStyle="1" w:styleId="19">
     <w:name w:val="批注文字 字符"/>
-    <w:basedOn w:val="4"/>
-    <w:link w:val="9"/>
+    <w:basedOn w:val="13"/>
+    <w:link w:val="4"/>
     <w:autoRedefine/>
     <w:semiHidden/>
     <w:qFormat/>
     <w:locked/>
     <w:uiPriority w:val="99"/>
     <w:rPr>
-      <w:rFonts w:ascii="Calibri" w:hAnsi="Calibri" w:eastAsia="SimSun" w:cs="Calibri"/>
+      <w:rFonts w:ascii="Calibri" w:hAnsi="Calibri" w:eastAsia="宋体" w:cs="Calibri"/>
       <w:kern w:val="2"/>
       <w:sz w:val="22"/>
       <w:szCs w:val="22"/>
@@ -12699,8 +12077,8 @@
   </w:style>
   <w:style w:type="character" w:customStyle="1" w:styleId="20">
     <w:name w:val="正文文本 字符"/>
-    <w:basedOn w:val="4"/>
-    <w:link w:val="7"/>
+    <w:basedOn w:val="13"/>
+    <w:link w:val="5"/>
     <w:autoRedefine/>
     <w:semiHidden/>
     <w:qFormat/>
@@ -12714,7 +12092,7 @@
   </w:style>
   <w:style w:type="character" w:customStyle="1" w:styleId="21">
     <w:name w:val="批注框文本 字符"/>
-    <w:basedOn w:val="4"/>
+    <w:basedOn w:val="13"/>
     <w:link w:val="6"/>
     <w:autoRedefine/>
     <w:semiHidden/>
@@ -12728,8 +12106,8 @@
   </w:style>
   <w:style w:type="character" w:customStyle="1" w:styleId="22">
     <w:name w:val="页脚 字符"/>
-    <w:basedOn w:val="4"/>
-    <w:link w:val="11"/>
+    <w:basedOn w:val="13"/>
+    <w:link w:val="7"/>
     <w:autoRedefine/>
     <w:qFormat/>
     <w:locked/>
@@ -12741,8 +12119,8 @@
   </w:style>
   <w:style w:type="character" w:customStyle="1" w:styleId="23">
     <w:name w:val="页眉 字符"/>
-    <w:basedOn w:val="4"/>
-    <w:link w:val="14"/>
+    <w:basedOn w:val="13"/>
+    <w:link w:val="8"/>
     <w:autoRedefine/>
     <w:qFormat/>
     <w:locked/>
@@ -12754,8 +12132,8 @@
   </w:style>
   <w:style w:type="character" w:customStyle="1" w:styleId="24">
     <w:name w:val="脚注文本 字符"/>
-    <w:basedOn w:val="4"/>
-    <w:link w:val="13"/>
+    <w:basedOn w:val="13"/>
+    <w:link w:val="9"/>
     <w:autoRedefine/>
     <w:semiHidden/>
     <w:qFormat/>
@@ -12770,13 +12148,13 @@
   <w:style w:type="character" w:customStyle="1" w:styleId="25">
     <w:name w:val="批注主题 字符"/>
     <w:basedOn w:val="19"/>
-    <w:link w:val="10"/>
+    <w:link w:val="11"/>
     <w:autoRedefine/>
     <w:qFormat/>
     <w:locked/>
     <w:uiPriority w:val="99"/>
     <w:rPr>
-      <w:rFonts w:ascii="Calibri" w:hAnsi="Calibri" w:eastAsia="SimSun" w:cs="Calibri"/>
+      <w:rFonts w:ascii="Calibri" w:hAnsi="Calibri" w:eastAsia="宋体" w:cs="Calibri"/>
       <w:kern w:val="2"/>
       <w:sz w:val="22"/>
       <w:szCs w:val="22"/>
@@ -12794,7 +12172,7 @@
       <w:jc w:val="left"/>
     </w:pPr>
     <w:rPr>
-      <w:rFonts w:ascii="SimSun" w:hAnsi="SimSun" w:cs="SimSun"/>
+      <w:rFonts w:ascii="宋体" w:hAnsi="宋体" w:cs="宋体"/>
       <w:kern w:val="0"/>
       <w:sz w:val="24"/>
       <w:szCs w:val="24"/>
